--- a/docs/coursework/Курсовая_2026.docx
+++ b/docs/coursework/Курсовая_2026.docx
@@ -339,7 +339,7 @@
           <w:sz w:val="28"/>
           <w:szCs w:val="28"/>
         </w:rPr>
-        <w:t xml:space="preserve">1.1. Особенности финансовых временных рядов</w:t>
+        <w:t xml:space="preserve">1.1. Финансовые временные ряды: формализация и эмпирические свойства</w:t>
       </w:r>
       <w:r>
         <w:rPr>
@@ -366,7 +366,7 @@
           <w:sz w:val="28"/>
           <w:szCs w:val="28"/>
         </w:rPr>
-        <w:t xml:space="preserve">1.2. Обзор методов прогнозирования</w:t>
+        <w:t xml:space="preserve">1.2. Классические статистические методы</w:t>
       </w:r>
       <w:r>
         <w:rPr>
@@ -377,7 +377,7 @@
           <w:szCs w:val="28"/>
         </w:rPr>
         <w:ptab w:alignment="right" w:relativeTo="margin" w:leader="dot"/>
-        <w:t xml:space="preserve">7</w:t>
+        <w:t xml:space="preserve">8</w:t>
       </w:r>
     </w:p>
     <w:p>
@@ -393,7 +393,7 @@
           <w:sz w:val="28"/>
           <w:szCs w:val="28"/>
         </w:rPr>
-        <w:t xml:space="preserve">1.3. Метрики оценки качества прогнозов</w:t>
+        <w:t xml:space="preserve">1.3. Глубокое обучение для временных рядов</w:t>
       </w:r>
       <w:r>
         <w:rPr>
@@ -420,7 +420,7 @@
           <w:sz w:val="28"/>
           <w:szCs w:val="28"/>
         </w:rPr>
-        <w:t xml:space="preserve">1.4. Калибровка вероятностей и оценка неопределённости</w:t>
+        <w:t xml:space="preserve">1.4. Градиентный бустинг</w:t>
       </w:r>
       <w:r>
         <w:rPr>
@@ -431,7 +431,7 @@
           <w:szCs w:val="28"/>
         </w:rPr>
         <w:ptab w:alignment="right" w:relativeTo="margin" w:leader="dot"/>
-        <w:t xml:space="preserve">10</w:t>
+        <w:t xml:space="preserve">12</w:t>
       </w:r>
     </w:p>
     <w:p>
@@ -447,7 +447,7 @@
           <w:sz w:val="28"/>
           <w:szCs w:val="28"/>
         </w:rPr>
-        <w:t xml:space="preserve">1.5. Sentiment-анализ как дополнительный источник информации</w:t>
+        <w:t xml:space="preserve">1.5. Декомпозиция смещения-дисперсии и теория ансамблирования</w:t>
       </w:r>
       <w:r>
         <w:rPr>
@@ -458,7 +458,115 @@
           <w:szCs w:val="28"/>
         </w:rPr>
         <w:ptab w:alignment="right" w:relativeTo="margin" w:leader="dot"/>
-        <w:t xml:space="preserve">11</w:t>
+        <w:t xml:space="preserve">13</w:t>
+      </w:r>
+    </w:p>
+    <w:p>
+      <w:pPr>
+        <w:spacing w:after="0" w:before="0" w:line="360" w:lineRule="auto"/>
+        <w:ind w:left="360"/>
+      </w:pPr>
+      <w:r>
+        <w:rPr>
+          <w:rFonts w:ascii="Times New Roman" w:cs="Times New Roman" w:eastAsia="Times New Roman" w:hAnsi="Times New Roman"/>
+          <w:b w:val="false"/>
+          <w:bCs w:val="false"/>
+          <w:sz w:val="28"/>
+          <w:szCs w:val="28"/>
+        </w:rPr>
+        <w:t xml:space="preserve">1.6. Foundation-модели для временных рядов</w:t>
+      </w:r>
+      <w:r>
+        <w:rPr>
+          <w:rFonts w:ascii="Times New Roman" w:cs="Times New Roman" w:eastAsia="Times New Roman" w:hAnsi="Times New Roman"/>
+          <w:b w:val="false"/>
+          <w:bCs w:val="false"/>
+          <w:sz w:val="28"/>
+          <w:szCs w:val="28"/>
+        </w:rPr>
+        <w:ptab w:alignment="right" w:relativeTo="margin" w:leader="dot"/>
+        <w:t xml:space="preserve">15</w:t>
+      </w:r>
+    </w:p>
+    <w:p>
+      <w:pPr>
+        <w:spacing w:after="0" w:before="0" w:line="360" w:lineRule="auto"/>
+        <w:ind w:left="360"/>
+      </w:pPr>
+      <w:r>
+        <w:rPr>
+          <w:rFonts w:ascii="Times New Roman" w:cs="Times New Roman" w:eastAsia="Times New Roman" w:hAnsi="Times New Roman"/>
+          <w:b w:val="false"/>
+          <w:bCs w:val="false"/>
+          <w:sz w:val="28"/>
+          <w:szCs w:val="28"/>
+        </w:rPr>
+        <w:t xml:space="preserve">1.7. Метрики оценки качества прогнозов</w:t>
+      </w:r>
+      <w:r>
+        <w:rPr>
+          <w:rFonts w:ascii="Times New Roman" w:cs="Times New Roman" w:eastAsia="Times New Roman" w:hAnsi="Times New Roman"/>
+          <w:b w:val="false"/>
+          <w:bCs w:val="false"/>
+          <w:sz w:val="28"/>
+          <w:szCs w:val="28"/>
+        </w:rPr>
+        <w:ptab w:alignment="right" w:relativeTo="margin" w:leader="dot"/>
+        <w:t xml:space="preserve">16</w:t>
+      </w:r>
+    </w:p>
+    <w:p>
+      <w:pPr>
+        <w:spacing w:after="0" w:before="0" w:line="360" w:lineRule="auto"/>
+        <w:ind w:left="360"/>
+      </w:pPr>
+      <w:r>
+        <w:rPr>
+          <w:rFonts w:ascii="Times New Roman" w:cs="Times New Roman" w:eastAsia="Times New Roman" w:hAnsi="Times New Roman"/>
+          <w:b w:val="false"/>
+          <w:bCs w:val="false"/>
+          <w:sz w:val="28"/>
+          <w:szCs w:val="28"/>
+        </w:rPr>
+        <w:t xml:space="preserve">1.8. Калибровка вероятностей и оценка неопределённости</w:t>
+      </w:r>
+      <w:r>
+        <w:rPr>
+          <w:rFonts w:ascii="Times New Roman" w:cs="Times New Roman" w:eastAsia="Times New Roman" w:hAnsi="Times New Roman"/>
+          <w:b w:val="false"/>
+          <w:bCs w:val="false"/>
+          <w:sz w:val="28"/>
+          <w:szCs w:val="28"/>
+        </w:rPr>
+        <w:ptab w:alignment="right" w:relativeTo="margin" w:leader="dot"/>
+        <w:t xml:space="preserve">17</w:t>
+      </w:r>
+    </w:p>
+    <w:p>
+      <w:pPr>
+        <w:spacing w:after="0" w:before="0" w:line="360" w:lineRule="auto"/>
+        <w:ind w:left="360"/>
+      </w:pPr>
+      <w:r>
+        <w:rPr>
+          <w:rFonts w:ascii="Times New Roman" w:cs="Times New Roman" w:eastAsia="Times New Roman" w:hAnsi="Times New Roman"/>
+          <w:b w:val="false"/>
+          <w:bCs w:val="false"/>
+          <w:sz w:val="28"/>
+          <w:szCs w:val="28"/>
+        </w:rPr>
+        <w:t xml:space="preserve">1.9. Sentiment-анализ как дополнительный источник информации</w:t>
+      </w:r>
+      <w:r>
+        <w:rPr>
+          <w:rFonts w:ascii="Times New Roman" w:cs="Times New Roman" w:eastAsia="Times New Roman" w:hAnsi="Times New Roman"/>
+          <w:b w:val="false"/>
+          <w:bCs w:val="false"/>
+          <w:sz w:val="28"/>
+          <w:szCs w:val="28"/>
+        </w:rPr>
+        <w:ptab w:alignment="right" w:relativeTo="margin" w:leader="dot"/>
+        <w:t xml:space="preserve">19</w:t>
       </w:r>
     </w:p>
     <w:p>
@@ -1420,136 +1528,38 @@
           <w:sz w:val="28"/>
           <w:szCs w:val="28"/>
         </w:rPr>
-        <w:t xml:space="preserve">1.1. Особенности финансовых временных рядов</w:t>
-      </w:r>
-    </w:p>
-    <w:p>
-      <w:pPr>
-        <w:spacing w:after="0" w:before="0" w:line="360" w:lineRule="auto"/>
-        <w:ind w:firstLine="708"/>
-        <w:jc w:val="both"/>
-      </w:pPr>
-      <w:r>
-        <w:rPr>
-          <w:rFonts w:ascii="Times New Roman" w:cs="Times New Roman" w:eastAsia="Times New Roman" w:hAnsi="Times New Roman"/>
-          <w:b w:val="false"/>
-          <w:bCs w:val="false"/>
-          <w:i w:val="false"/>
-          <w:iCs w:val="false"/>
-          <w:sz w:val="28"/>
-          <w:szCs w:val="28"/>
-        </w:rPr>
-        <w:t xml:space="preserve">Прежде чем выбирать модель, имеет смысл явно проговорить, чем финансовый временной ряд отличается от «обычного» — например, ряда дневных температур в городе. Эти отличия определяют, какие модели работают хорошо, какие плохо, и почему ансамбль из нескольких моделей часто оказывается лучше любой одной модели в отдельности. Из работы [1] и собственных наблюдений на пяти исследованных в Главе 3 активах можно перечислить следующие свойства:</w:t>
-      </w:r>
-    </w:p>
-    <w:p>
-      <w:pPr>
-        <w:spacing w:after="0" w:before="0" w:line="360" w:lineRule="auto"/>
-        <w:ind w:left="708" w:hanging="284"/>
-        <w:jc w:val="both"/>
-      </w:pPr>
-      <w:r>
-        <w:rPr>
-          <w:rFonts w:ascii="Times New Roman" w:cs="Times New Roman" w:eastAsia="Times New Roman" w:hAnsi="Times New Roman"/>
-          <w:sz w:val="28"/>
-          <w:szCs w:val="28"/>
-        </w:rPr>
-        <w:t xml:space="preserve">— статистические характеристики ряда (среднее, дисперсия, корреляционная структура) не остаются постоянными — они меняются вместе со сменой макроэкономического режима, что эмпирически выражается в смещении распределения дневных доходностей в течение года;</w:t>
-      </w:r>
-    </w:p>
-    <w:p>
-      <w:pPr>
-        <w:spacing w:after="0" w:before="0" w:line="360" w:lineRule="auto"/>
-        <w:ind w:left="708" w:hanging="284"/>
-        <w:jc w:val="both"/>
-      </w:pPr>
-      <w:r>
-        <w:rPr>
-          <w:rFonts w:ascii="Times New Roman" w:cs="Times New Roman" w:eastAsia="Times New Roman" w:hAnsi="Times New Roman"/>
-          <w:sz w:val="28"/>
-          <w:szCs w:val="28"/>
-        </w:rPr>
-        <w:t xml:space="preserve">— волатильность ряда сама по себе изменчива и группируется в кластеры — после большого однодневного движения с заметной вероятностью следует ещё одно крупное движение, в любую сторону;</w:t>
-      </w:r>
-    </w:p>
-    <w:p>
-      <w:pPr>
-        <w:spacing w:after="0" w:before="0" w:line="360" w:lineRule="auto"/>
-        <w:ind w:left="708" w:hanging="284"/>
-        <w:jc w:val="both"/>
-      </w:pPr>
-      <w:r>
-        <w:rPr>
-          <w:rFonts w:ascii="Times New Roman" w:cs="Times New Roman" w:eastAsia="Times New Roman" w:hAnsi="Times New Roman"/>
-          <w:sz w:val="28"/>
-          <w:szCs w:val="28"/>
-        </w:rPr>
-        <w:t xml:space="preserve">— распределение дневных доходностей имеет тяжёлые хвосты — экстремальные движения происходят чаще, чем предсказывает нормальное распределение с той же дисперсией;</w:t>
-      </w:r>
-    </w:p>
-    <w:p>
-      <w:pPr>
-        <w:spacing w:after="0" w:before="0" w:line="360" w:lineRule="auto"/>
-        <w:ind w:left="708" w:hanging="284"/>
-        <w:jc w:val="both"/>
-      </w:pPr>
-      <w:r>
-        <w:rPr>
-          <w:rFonts w:ascii="Times New Roman" w:cs="Times New Roman" w:eastAsia="Times New Roman" w:hAnsi="Times New Roman"/>
-          <w:sz w:val="28"/>
-          <w:szCs w:val="28"/>
-        </w:rPr>
-        <w:t xml:space="preserve">— сами доходности имеют слабую автокорреляцию (рынок «не помнит» направление вчерашнего дня), но квадраты доходностей коррелируют сильно — это и есть формальное описание кластеризации волатильности;</w:t>
-      </w:r>
-    </w:p>
-    <w:p>
-      <w:pPr>
-        <w:spacing w:after="0" w:before="0" w:line="360" w:lineRule="auto"/>
-        <w:ind w:left="708" w:hanging="284"/>
-        <w:jc w:val="both"/>
-      </w:pPr>
-      <w:r>
-        <w:rPr>
-          <w:rFonts w:ascii="Times New Roman" w:cs="Times New Roman" w:eastAsia="Times New Roman" w:hAnsi="Times New Roman"/>
-          <w:sz w:val="28"/>
-          <w:szCs w:val="28"/>
-        </w:rPr>
-        <w:t xml:space="preserve">— крупные новостные события (решения регуляторов, геополитические потрясения, корпоративные отчёты) приводят к скачкообразным изменениям свойств ряда, не описываемым гладкими стохастическими моделями.</w:t>
-      </w:r>
-    </w:p>
-    <w:p>
-      <w:pPr>
-        <w:spacing w:after="0" w:before="0" w:line="360" w:lineRule="auto"/>
-        <w:ind w:firstLine="708"/>
-        <w:jc w:val="both"/>
-      </w:pPr>
-      <w:r>
-        <w:rPr>
-          <w:rFonts w:ascii="Times New Roman" w:cs="Times New Roman" w:eastAsia="Times New Roman" w:hAnsi="Times New Roman"/>
-          <w:b w:val="false"/>
-          <w:bCs w:val="false"/>
-          <w:i w:val="false"/>
-          <w:iCs w:val="false"/>
-          <w:sz w:val="28"/>
-          <w:szCs w:val="28"/>
-        </w:rPr>
-        <w:t xml:space="preserve">По этой причине в работе моделируются не сами цены P_t, а логарифмические доходности r_t = ln(P_t / P_{t − 1}). Доходности ближе к стационарной величине, и их распределение после стандартизации более симметрично, чем у цен. Тем не менее, даже логарифмические доходности на исследованных активах демонстрируют заметный эксцесс (например, для BTC-USD за период 2020–2025 годов выборочный эксцесс составил приблизительно 7.8 при значении 3 для нормального распределения) и слабую отрицательную асимметрию, особенно выраженную на акциях.</w:t>
-      </w:r>
-    </w:p>
-    <w:p>
-      <w:pPr>
-        <w:spacing w:after="120" w:before="240" w:line="360" w:lineRule="auto"/>
-        <w:ind w:firstLine="708"/>
+        <w:t xml:space="preserve">1.1. Финансовые временные ряды: формализация и эмпирические свойства</w:t>
+      </w:r>
+    </w:p>
+    <w:p>
+      <w:pPr>
+        <w:spacing w:after="0" w:before="0" w:line="360" w:lineRule="auto"/>
+        <w:ind w:firstLine="708"/>
+        <w:jc w:val="both"/>
       </w:pPr>
       <w:r>
         <w:rPr>
           <w:rFonts w:ascii="Times New Roman" w:cs="Times New Roman" w:eastAsia="Times New Roman" w:hAnsi="Times New Roman"/>
           <w:b/>
           <w:bCs/>
-          <w:sz w:val="28"/>
-          <w:szCs w:val="28"/>
-        </w:rPr>
-        <w:t xml:space="preserve">1.2. Обзор методов прогнозирования</w:t>
+          <w:i w:val="false"/>
+          <w:iCs w:val="false"/>
+          <w:sz w:val="28"/>
+          <w:szCs w:val="28"/>
+        </w:rPr>
+        <w:t xml:space="preserve">Формальное определение. </w:t>
+      </w:r>
+      <w:r>
+        <w:rPr>
+          <w:rFonts w:ascii="Times New Roman" w:cs="Times New Roman" w:eastAsia="Times New Roman" w:hAnsi="Times New Roman"/>
+          <w:b w:val="false"/>
+          <w:bCs w:val="false"/>
+          <w:i w:val="false"/>
+          <w:iCs w:val="false"/>
+          <w:sz w:val="28"/>
+          <w:szCs w:val="28"/>
+        </w:rPr>
+        <w:t xml:space="preserve">Финансовый временной ряд — это упорядоченная по времени последовательность наблюдений {Pₜ}, t ∈ ℕ, где Pₜ — цена закрытия актива на момент t. Для целей моделирования удобнее работать не с самими ценами, а с логарифмическими доходностями rₜ = ln(Pₜ / Pₜ₋₁): они ближе к симметрично распределённым около нуля случайным величинам, и их сложение по периоду естественным образом даёт суммарную доходность.</w:t>
       </w:r>
     </w:p>
     <w:p>
@@ -1568,19 +1578,19 @@
           <w:sz w:val="28"/>
           <w:szCs w:val="28"/>
         </w:rPr>
-        <w:t xml:space="preserve">Класс ARIMA. </w:t>
-      </w:r>
-      <w:r>
-        <w:rPr>
-          <w:rFonts w:ascii="Times New Roman" w:cs="Times New Roman" w:eastAsia="Times New Roman" w:hAnsi="Times New Roman"/>
-          <w:b w:val="false"/>
-          <w:bCs w:val="false"/>
-          <w:i w:val="false"/>
-          <w:iCs w:val="false"/>
-          <w:sz w:val="28"/>
-          <w:szCs w:val="28"/>
-        </w:rPr>
-        <w:t xml:space="preserve">Семейство моделей ARIMA, описанное в [1], в рамках данной работы рассматривалось как baseline. Для золота на горизонте 30 дней оно даёт MAPE порядка 1.6–1.9 %, что заметно уступает машинному обучению; основная причина — невозможность учесть структурные сдвиги (например, реакцию рынка на изменения учётной ставки ФРС или геополитические события), которые на сырьевых рынках происходят регулярно и не вписываются в стационарную модель. Параметры (p, d, q) подбирались автоматически по информационному критерию AIC, что давало неустойчивые результаты при изменении окна обучения.</w:t>
+        <w:t xml:space="preserve">Слабая стационарность. </w:t>
+      </w:r>
+      <w:r>
+        <w:rPr>
+          <w:rFonts w:ascii="Times New Roman" w:cs="Times New Roman" w:eastAsia="Times New Roman" w:hAnsi="Times New Roman"/>
+          <w:b w:val="false"/>
+          <w:bCs w:val="false"/>
+          <w:i w:val="false"/>
+          <w:iCs w:val="false"/>
+          <w:sz w:val="28"/>
+          <w:szCs w:val="28"/>
+        </w:rPr>
+        <w:t xml:space="preserve">Случайный процесс {Xₜ} называется слабо стационарным, если: (1) E[Xₜ] = μ не зависит от t; (2) Var[Xₜ] = σ² &lt; ∞ не зависит от t; (3) автоковариация Cov(Xₜ, Xₜ₊ₕ) = γ(h) зависит только от лага h, но не от момента t. Большинство классических статистических методов прогнозирования (модели семейства ARIMA, экспоненциальное сглаживание Хольта-Уинтерса) предполагают стационарность ряда; их применение к нестационарному ряду без предварительного дифференцирования или стабилизации дисперсии даёт систематически смещённые прогнозы.</w:t>
       </w:r>
     </w:p>
     <w:p>
@@ -1599,19 +1609,19 @@
           <w:sz w:val="28"/>
           <w:szCs w:val="28"/>
         </w:rPr>
-        <w:t xml:space="preserve">Сети LSTM. </w:t>
-      </w:r>
-      <w:r>
-        <w:rPr>
-          <w:rFonts w:ascii="Times New Roman" w:cs="Times New Roman" w:eastAsia="Times New Roman" w:hAnsi="Times New Roman"/>
-          <w:b w:val="false"/>
-          <w:bCs w:val="false"/>
-          <w:i w:val="false"/>
-          <w:iCs w:val="false"/>
-          <w:sz w:val="28"/>
-          <w:szCs w:val="28"/>
-        </w:rPr>
-        <w:t xml:space="preserve">Сеть LSTM [8] на ранних этапах рассматривалась как основная архитектура — её упомянутая в работе Староверова [13] версия для XAU/USD служит непосредственным предшественником данного проекта. Однако в ходе экспериментов выяснилось два узких места. Во-первых, обучение каждой модели на ноутбуке без GPU занимало около 90–120 секунд для одного актива, что неприемлемо в режиме онлайн-сервиса. Во-вторых, при работе на длинных окнах (более 90 дней) LSTM нередко «забывала» начало последовательности — эффект, который теоретически объясняется в [3] и который мне удалось наблюдать в собственных запусках через визуализацию активаций промежуточных слоёв.</w:t>
+        <w:t xml:space="preserve">Разложение Уолда. </w:t>
+      </w:r>
+      <w:r>
+        <w:rPr>
+          <w:rFonts w:ascii="Times New Roman" w:cs="Times New Roman" w:eastAsia="Times New Roman" w:hAnsi="Times New Roman"/>
+          <w:b w:val="false"/>
+          <w:bCs w:val="false"/>
+          <w:i w:val="false"/>
+          <w:iCs w:val="false"/>
+          <w:sz w:val="28"/>
+          <w:szCs w:val="28"/>
+        </w:rPr>
+        <w:t xml:space="preserve">Согласно классической теореме Уолда, любой слабо стационарный процесс с нулевым математическим ожиданием допускает представление вида Xₜ = Σⱼ₌₀^∞ ψⱼ εₜ₋ⱼ + Vₜ, где {εₜ} — белый шум, ψⱼ — детерминированные веса с Σψⱼ² &lt; ∞, а Vₜ — детерминированная (предсказуемая) компонента. Это утверждение обосновывает применимость линейных моделей класса ARMA для широкого класса стационарных процессов: они приближают разложение Уолда конечной суммой.</w:t>
       </w:r>
     </w:p>
     <w:p>
@@ -1630,19 +1640,94 @@
           <w:sz w:val="28"/>
           <w:szCs w:val="28"/>
         </w:rPr>
-        <w:t xml:space="preserve">Сети TCN. </w:t>
-      </w:r>
-      <w:r>
-        <w:rPr>
-          <w:rFonts w:ascii="Times New Roman" w:cs="Times New Roman" w:eastAsia="Times New Roman" w:hAnsi="Times New Roman"/>
-          <w:b w:val="false"/>
-          <w:bCs w:val="false"/>
-          <w:i w:val="false"/>
-          <w:iCs w:val="false"/>
-          <w:sz w:val="28"/>
-          <w:szCs w:val="28"/>
-        </w:rPr>
-        <w:t xml:space="preserve">В качестве альтернативы LSTM была выбрана архитектура TCN из работы [2]. Ключевая для меня причина выбора — возможность распараллелить обучение по временной оси: за счёт этого тренировка одного актива на CPU занимает около 25–30 секунд против 90–120 у LSTM. Кроме того, расширяющиеся (dilated) свёртки дают предсказуемое рецептивное поле — для четырёх блоков с dilation rates 1, 2, 4, 8 и размером ядра 3 рецептивное поле составляет 2 ⋅ ((3 − 1) ⋅ (1 + 2 + 4 + 8)) + 1 = 61 шаг, что точно перекрывает выбранную длину окна SEQ_LEN = 60. Эта арифметика приведена прямо в комментариях к архитектуре в файле app/prediction.py.</w:t>
+        <w:t xml:space="preserve">Эмпирические особенности. </w:t>
+      </w:r>
+      <w:r>
+        <w:rPr>
+          <w:rFonts w:ascii="Times New Roman" w:cs="Times New Roman" w:eastAsia="Times New Roman" w:hAnsi="Times New Roman"/>
+          <w:b w:val="false"/>
+          <w:bCs w:val="false"/>
+          <w:i w:val="false"/>
+          <w:iCs w:val="false"/>
+          <w:sz w:val="28"/>
+          <w:szCs w:val="28"/>
+        </w:rPr>
+        <w:t xml:space="preserve">Из работы [1] и собственных наблюдений на пяти исследованных в Главе 3 активах можно перечислить следующие свойства, отличающие финансовые ряды от ряда дневных температур или иных природных рядов:</w:t>
+      </w:r>
+    </w:p>
+    <w:p>
+      <w:pPr>
+        <w:spacing w:after="0" w:before="0" w:line="360" w:lineRule="auto"/>
+        <w:ind w:left="708" w:hanging="284"/>
+        <w:jc w:val="both"/>
+      </w:pPr>
+      <w:r>
+        <w:rPr>
+          <w:rFonts w:ascii="Times New Roman" w:cs="Times New Roman" w:eastAsia="Times New Roman" w:hAnsi="Times New Roman"/>
+          <w:sz w:val="28"/>
+          <w:szCs w:val="28"/>
+        </w:rPr>
+        <w:t xml:space="preserve">— статистические характеристики ряда (среднее, дисперсия, корреляционная структура) не остаются постоянными — они меняются вместе со сменой макроэкономического режима, что эмпирически выражается в смещении распределения дневных доходностей в течение года;</w:t>
+      </w:r>
+    </w:p>
+    <w:p>
+      <w:pPr>
+        <w:spacing w:after="0" w:before="0" w:line="360" w:lineRule="auto"/>
+        <w:ind w:left="708" w:hanging="284"/>
+        <w:jc w:val="both"/>
+      </w:pPr>
+      <w:r>
+        <w:rPr>
+          <w:rFonts w:ascii="Times New Roman" w:cs="Times New Roman" w:eastAsia="Times New Roman" w:hAnsi="Times New Roman"/>
+          <w:sz w:val="28"/>
+          <w:szCs w:val="28"/>
+        </w:rPr>
+        <w:t xml:space="preserve">— волатильность ряда сама по себе изменчива и группируется в кластеры — после большого однодневного движения с заметной вероятностью следует ещё одно крупное движение, в любую сторону;</w:t>
+      </w:r>
+    </w:p>
+    <w:p>
+      <w:pPr>
+        <w:spacing w:after="0" w:before="0" w:line="360" w:lineRule="auto"/>
+        <w:ind w:left="708" w:hanging="284"/>
+        <w:jc w:val="both"/>
+      </w:pPr>
+      <w:r>
+        <w:rPr>
+          <w:rFonts w:ascii="Times New Roman" w:cs="Times New Roman" w:eastAsia="Times New Roman" w:hAnsi="Times New Roman"/>
+          <w:sz w:val="28"/>
+          <w:szCs w:val="28"/>
+        </w:rPr>
+        <w:t xml:space="preserve">— распределение дневных доходностей имеет тяжёлые хвосты — экстремальные движения происходят чаще, чем предсказывает нормальное распределение с той же дисперсией;</w:t>
+      </w:r>
+    </w:p>
+    <w:p>
+      <w:pPr>
+        <w:spacing w:after="0" w:before="0" w:line="360" w:lineRule="auto"/>
+        <w:ind w:left="708" w:hanging="284"/>
+        <w:jc w:val="both"/>
+      </w:pPr>
+      <w:r>
+        <w:rPr>
+          <w:rFonts w:ascii="Times New Roman" w:cs="Times New Roman" w:eastAsia="Times New Roman" w:hAnsi="Times New Roman"/>
+          <w:sz w:val="28"/>
+          <w:szCs w:val="28"/>
+        </w:rPr>
+        <w:t xml:space="preserve">— сами доходности имеют слабую автокорреляцию (рынок «не помнит» направление вчерашнего дня), но квадраты доходностей коррелируют сильно — это и есть формальное описание кластеризации волатильности;</w:t>
+      </w:r>
+    </w:p>
+    <w:p>
+      <w:pPr>
+        <w:spacing w:after="0" w:before="0" w:line="360" w:lineRule="auto"/>
+        <w:ind w:left="708" w:hanging="284"/>
+        <w:jc w:val="both"/>
+      </w:pPr>
+      <w:r>
+        <w:rPr>
+          <w:rFonts w:ascii="Times New Roman" w:cs="Times New Roman" w:eastAsia="Times New Roman" w:hAnsi="Times New Roman"/>
+          <w:sz w:val="28"/>
+          <w:szCs w:val="28"/>
+        </w:rPr>
+        <w:t xml:space="preserve">— крупные новостные события (решения регуляторов, геополитические потрясения, корпоративные отчёты) приводят к скачкообразным изменениям свойств ряда, не описываемым гладкими стохастическими моделями.</w:t>
       </w:r>
     </w:p>
     <w:p>
@@ -1661,19 +1746,19 @@
           <w:sz w:val="28"/>
           <w:szCs w:val="28"/>
         </w:rPr>
-        <w:t xml:space="preserve">Градиентный бустинг. </w:t>
-      </w:r>
-      <w:r>
-        <w:rPr>
-          <w:rFonts w:ascii="Times New Roman" w:cs="Times New Roman" w:eastAsia="Times New Roman" w:hAnsi="Times New Roman"/>
-          <w:b w:val="false"/>
-          <w:bCs w:val="false"/>
-          <w:i w:val="false"/>
-          <w:iCs w:val="false"/>
-          <w:sz w:val="28"/>
-          <w:szCs w:val="28"/>
-        </w:rPr>
-        <w:t xml:space="preserve">Алгоритм CatBoost из работы [9] был добавлен в проект как «второе мнение» к нейросетевому прогнозу, а не как основной метод. Мотивация была эмпирической: при предварительном тестировании на тикере GC=F отдельно работавший CatBoost давал MAPE 1.4 %, что хуже TCN (≈1.0 %), но ошибки двух моделей оказались слабо коррелированы (коэффициент Пирсона ≈ 0.35 на out-of-fold предсказаниях). Это означает, что взвешенная комбинация двух моделей даёт меньшую дисперсию ошибок — что и подтвердилось далее в Главе 3. Признаки для CatBoost формируются как набор лагов (1, 5, 10, 30 дней), скользящие средние и набор технических индикаторов (RSI, MACD, ATR), которые TCN-модель сама не рассчитывает.</w:t>
+        <w:t xml:space="preserve">Численная иллюстрация. </w:t>
+      </w:r>
+      <w:r>
+        <w:rPr>
+          <w:rFonts w:ascii="Times New Roman" w:cs="Times New Roman" w:eastAsia="Times New Roman" w:hAnsi="Times New Roman"/>
+          <w:b w:val="false"/>
+          <w:bCs w:val="false"/>
+          <w:i w:val="false"/>
+          <w:iCs w:val="false"/>
+          <w:sz w:val="28"/>
+          <w:szCs w:val="28"/>
+        </w:rPr>
+        <w:t xml:space="preserve">Тяжёлые хвосты количественно проявляются в значении выборочного эксцесса. Для нормального распределения эксцесс равен 3; для логарифмических доходностей BTC-USD на интервале с 2022 по 2026 год выборочный эксцесс составил приблизительно 7.8, для серебра (тикер SLV) — около 5.4, для золота (GC=F) — 4.1. Также для всех исследованных активов наблюдается слабая отрицательная асимметрия (skewness ≈ −0.2 ÷ −0.4), что соответствует тому экономическому факту, что крупные отрицательные движения цены случаются на финансовых рынках чаще, чем симметричные положительные.</w:t>
       </w:r>
     </w:p>
     <w:p>
@@ -1692,19 +1777,19 @@
           <w:sz w:val="28"/>
           <w:szCs w:val="28"/>
         </w:rPr>
-        <w:t xml:space="preserve">Foundation-модели. </w:t>
-      </w:r>
-      <w:r>
-        <w:rPr>
-          <w:rFonts w:ascii="Times New Roman" w:cs="Times New Roman" w:eastAsia="Times New Roman" w:hAnsi="Times New Roman"/>
-          <w:b w:val="false"/>
-          <w:bCs w:val="false"/>
-          <w:i w:val="false"/>
-          <w:iCs w:val="false"/>
-          <w:sz w:val="28"/>
-          <w:szCs w:val="28"/>
-        </w:rPr>
-        <w:t xml:space="preserve">TimesFM [4] и Chronos [5] подключаются опционально, по флагу use_foundation в форме запроса. Решающим аргументом «за» в моём случае стало не качество (для дневного прогноза золота zero-shot Chronos уступает TCN на 0.2–0.4 пункта MAPE), а отсутствие необходимости в обучении — модель применяется к ряду как есть. Это даёт независимый от моих признаков сигнал, который добавляет полезную информацию ансамблю. Минус подхода — ощутимое замедление расчёта (около +20 секунд на одном тикере) и зависимость от установленной версии библиотек, поэтому foundation-модели включены не по умолчанию, а по выбору пользователя.</w:t>
+        <w:t xml:space="preserve">Показатель Хёрста. </w:t>
+      </w:r>
+      <w:r>
+        <w:rPr>
+          <w:rFonts w:ascii="Times New Roman" w:cs="Times New Roman" w:eastAsia="Times New Roman" w:hAnsi="Times New Roman"/>
+          <w:b w:val="false"/>
+          <w:bCs w:val="false"/>
+          <w:i w:val="false"/>
+          <w:iCs w:val="false"/>
+          <w:sz w:val="28"/>
+          <w:szCs w:val="28"/>
+        </w:rPr>
+        <w:t xml:space="preserve">Дополнительной характеристикой временного ряда служит показатель Хёрста H ∈ (0, 1) [17], характеризующий долгосрочную память процесса. Значение H = 0.5 соответствует случайному блужданию (отсутствие памяти), H &gt; 0.5 — персистентному поведению (тренд устойчив), H &lt; 0.5 — антиперсистентному (mean-reverting). Для большинства ликвидных финансовых рядов на дневном горизонте показатель Хёрста близок к 0.5, что и даёт формальное обоснование низкой автокорреляции доходностей.</w:t>
       </w:r>
     </w:p>
     <w:p>
@@ -1720,217 +1805,1121 @@
           <w:sz w:val="28"/>
           <w:szCs w:val="28"/>
         </w:rPr>
-        <w:t xml:space="preserve">1.3. Метрики оценки качества прогнозов</w:t>
-      </w:r>
-    </w:p>
-    <w:p>
-      <w:pPr>
-        <w:spacing w:after="0" w:before="0" w:line="360" w:lineRule="auto"/>
-        <w:ind w:firstLine="708"/>
-        <w:jc w:val="both"/>
-      </w:pPr>
-      <w:r>
-        <w:rPr>
-          <w:rFonts w:ascii="Times New Roman" w:cs="Times New Roman" w:eastAsia="Times New Roman" w:hAnsi="Times New Roman"/>
-          <w:b w:val="false"/>
-          <w:bCs w:val="false"/>
-          <w:i w:val="false"/>
-          <w:iCs w:val="false"/>
-          <w:sz w:val="28"/>
-          <w:szCs w:val="28"/>
-        </w:rPr>
-        <w:t xml:space="preserve">Качество прогноза в данной работе оценивается набором из пяти взаимодополняющих метрик. Каждая измеряет свой аспект «попадания» прогноза в реальность; ни одна по отдельности не даёт полной картины.</w:t>
-      </w:r>
-    </w:p>
-    <w:p>
-      <w:pPr>
-        <w:spacing w:after="0" w:before="0" w:line="360" w:lineRule="auto"/>
-        <w:ind w:left="708" w:hanging="284"/>
-        <w:jc w:val="both"/>
-      </w:pPr>
-      <w:r>
-        <w:rPr>
-          <w:rFonts w:ascii="Times New Roman" w:cs="Times New Roman" w:eastAsia="Times New Roman" w:hAnsi="Times New Roman"/>
-          <w:sz w:val="28"/>
-          <w:szCs w:val="28"/>
-        </w:rPr>
-        <w:t xml:space="preserve">— MAE (mean absolute error) — средняя по выборке модуля разницы прогноза и факта; измеряется в тех же единицах, что и цена. Удобна для абсолютной оценки в долларах или иной валюте: «ошибка ±18 долларов на унцию золота» легко интерпретируется содержательно.</w:t>
-      </w:r>
-    </w:p>
-    <w:p>
-      <w:pPr>
-        <w:spacing w:after="0" w:before="0" w:line="360" w:lineRule="auto"/>
-        <w:ind w:left="708" w:hanging="284"/>
-        <w:jc w:val="both"/>
-      </w:pPr>
-      <w:r>
-        <w:rPr>
-          <w:rFonts w:ascii="Times New Roman" w:cs="Times New Roman" w:eastAsia="Times New Roman" w:hAnsi="Times New Roman"/>
-          <w:sz w:val="28"/>
-          <w:szCs w:val="28"/>
-        </w:rPr>
-        <w:t xml:space="preserve">— RMSE (root mean squared error) — корень из среднего квадрата отклонений; ту же единицу измерения, что и MAE, но из-за квадратичной формы более чувствителен к редким большим ошибкам, так что на активах с волатильными хвостами (биткоин) RMSE заметно выше MAE.</w:t>
-      </w:r>
-    </w:p>
-    <w:p>
-      <w:pPr>
-        <w:spacing w:after="0" w:before="0" w:line="360" w:lineRule="auto"/>
-        <w:ind w:left="708" w:hanging="284"/>
-        <w:jc w:val="both"/>
-      </w:pPr>
-      <w:r>
-        <w:rPr>
-          <w:rFonts w:ascii="Times New Roman" w:cs="Times New Roman" w:eastAsia="Times New Roman" w:hAnsi="Times New Roman"/>
-          <w:sz w:val="28"/>
-          <w:szCs w:val="28"/>
-        </w:rPr>
-        <w:t xml:space="preserve">— MAPE (mean absolute percentage error) — средняя относительная ошибка, выраженная в процентах. Главное достоинство — переносимость между активами с разными масштабами цены: значение MAPE 1 % одинаково осмысленно для золота (ошибка ≈ 18 долларов на унцию ≈ 1 800 долларов) и для биткоина (ошибка ≈ 1 200 долларов на цене 75 000).</w:t>
-      </w:r>
-    </w:p>
-    <w:p>
-      <w:pPr>
-        <w:spacing w:after="0" w:before="0" w:line="360" w:lineRule="auto"/>
-        <w:ind w:left="708" w:hanging="284"/>
-        <w:jc w:val="both"/>
-      </w:pPr>
-      <w:r>
-        <w:rPr>
-          <w:rFonts w:ascii="Times New Roman" w:cs="Times New Roman" w:eastAsia="Times New Roman" w:hAnsi="Times New Roman"/>
-          <w:sz w:val="28"/>
-          <w:szCs w:val="28"/>
-        </w:rPr>
-        <w:t xml:space="preserve">— R² (коэффициент детерминации) — доля дисперсии цены, объяснённая моделью; равен 1 при идеальном прогнозе и 0 для константного прогноза средним. Отрицательные значения возникают, когда модель прогнозирует хуже, чем «всегда то же среднее», что является диагностическим признаком серьёзной проблемы (переобучение, утечка между фолдами).</w:t>
-      </w:r>
-    </w:p>
-    <w:p>
-      <w:pPr>
-        <w:spacing w:after="0" w:before="0" w:line="360" w:lineRule="auto"/>
-        <w:ind w:left="708" w:hanging="284"/>
-        <w:jc w:val="both"/>
-      </w:pPr>
-      <w:r>
-        <w:rPr>
-          <w:rFonts w:ascii="Times New Roman" w:cs="Times New Roman" w:eastAsia="Times New Roman" w:hAnsi="Times New Roman"/>
-          <w:sz w:val="28"/>
-          <w:szCs w:val="28"/>
-        </w:rPr>
-        <w:t xml:space="preserve">— directional accuracy — доля шагов, на которых прогноз верно предсказывает знак изменения цены. Эта метрика отдельно полезна для трейдинговых сценариев: даже небольшое смещение directional accuracy выше 0.5 может быть выгодно использовано через правильное управление размером позиции, тогда как абсолютная ошибка цены при этом может оставаться существенной.</w:t>
-      </w:r>
-    </w:p>
-    <w:p>
-      <w:pPr>
-        <w:spacing w:after="0" w:before="0" w:line="360" w:lineRule="auto"/>
-        <w:ind w:firstLine="708"/>
-        <w:jc w:val="both"/>
-      </w:pPr>
-      <w:r>
-        <w:rPr>
-          <w:rFonts w:ascii="Times New Roman" w:cs="Times New Roman" w:eastAsia="Times New Roman" w:hAnsi="Times New Roman"/>
-          <w:b w:val="false"/>
-          <w:bCs w:val="false"/>
-          <w:i w:val="false"/>
-          <w:iCs w:val="false"/>
-          <w:sz w:val="28"/>
-          <w:szCs w:val="28"/>
-        </w:rPr>
-        <w:t xml:space="preserve">Все пять метрик считаются на out-of-sample выборках, формируемых walk-forward валидацией (см. §3.5), и усредняются по фолдам. На реализованных в проекте экспериментах высокое directional accuracy и низкое MAPE как правило идут рука об руку, но не всегда: на биткоине наблюдалась пара (MAPE = 1.67 %, directional accuracy = 55.4 %), и это вполне объяснимо — модель неплохо ловит направление крупных движений, но переоценивает или недооценивает их амплитуду.</w:t>
-      </w:r>
-    </w:p>
-    <w:p>
-      <w:pPr>
-        <w:spacing w:after="120" w:before="240" w:line="360" w:lineRule="auto"/>
-        <w:ind w:firstLine="708"/>
+        <w:t xml:space="preserve">1.2. Классические статистические методы</w:t>
+      </w:r>
+    </w:p>
+    <w:p>
+      <w:pPr>
+        <w:spacing w:after="0" w:before="0" w:line="360" w:lineRule="auto"/>
+        <w:ind w:firstLine="708"/>
+        <w:jc w:val="both"/>
       </w:pPr>
       <w:r>
         <w:rPr>
           <w:rFonts w:ascii="Times New Roman" w:cs="Times New Roman" w:eastAsia="Times New Roman" w:hAnsi="Times New Roman"/>
           <w:b/>
           <w:bCs/>
-          <w:sz w:val="28"/>
-          <w:szCs w:val="28"/>
-        </w:rPr>
-        <w:t xml:space="preserve">1.4. Калибровка вероятностей и оценка неопределённости</w:t>
-      </w:r>
-    </w:p>
-    <w:p>
-      <w:pPr>
-        <w:spacing w:after="0" w:before="0" w:line="360" w:lineRule="auto"/>
-        <w:ind w:firstLine="708"/>
-        <w:jc w:val="both"/>
-      </w:pPr>
-      <w:r>
-        <w:rPr>
-          <w:rFonts w:ascii="Times New Roman" w:cs="Times New Roman" w:eastAsia="Times New Roman" w:hAnsi="Times New Roman"/>
-          <w:b w:val="false"/>
-          <w:bCs w:val="false"/>
-          <w:i w:val="false"/>
-          <w:iCs w:val="false"/>
-          <w:sz w:val="28"/>
-          <w:szCs w:val="28"/>
-        </w:rPr>
-        <w:t xml:space="preserve">Прогнозы вероятностного классификатора (например, классификатора направления цены вверх/вниз) часто оказываются плохо откалиброваны: ситуации, на которых модель «уверена на 70 %», в реальности оборачиваются положительным исходом не в 70 %, а в 55–60 % случаев. Эта систематическая переоценка уверенности рассмотрена в работе [6] и наблюдается у TCN-классификатора в данной курсовой на out-of-sample предсказаниях для всех пяти исследованных активов.</w:t>
-      </w:r>
-    </w:p>
-    <w:p>
-      <w:pPr>
-        <w:spacing w:after="0" w:before="0" w:line="360" w:lineRule="auto"/>
-        <w:ind w:firstLine="708"/>
-        <w:jc w:val="both"/>
-      </w:pPr>
-      <w:r>
-        <w:rPr>
-          <w:rFonts w:ascii="Times New Roman" w:cs="Times New Roman" w:eastAsia="Times New Roman" w:hAnsi="Times New Roman"/>
-          <w:b w:val="false"/>
-          <w:bCs w:val="false"/>
-          <w:i w:val="false"/>
-          <w:iCs w:val="false"/>
-          <w:sz w:val="28"/>
-          <w:szCs w:val="28"/>
-        </w:rPr>
-        <w:t xml:space="preserve">Для коррекции применяется один из двух подходов — пост-калибровка через масштабирование Платта или через изотоническую регрессию. В реализации проекта (модуль calibration.py) выбор делается автоматически по объёму калибровочной выборки: при n_oos ≥ 1000 применяется изотоническая регрессия (как более гибкая), при меньшем — масштабирование Платта (как более устойчивое к шуму на малых данных). Точка переключения 1000 взята из эмпирического исследования [6] и подтверждена локальными экспериментами на ряду BTC-USD, где для горизонта 30 дней n_oos составляет около 1200, и переход на изотоническую регрессию даёт снижение Brier score с 0.221 до 0.196.</w:t>
-      </w:r>
-    </w:p>
-    <w:p>
-      <w:pPr>
-        <w:spacing w:after="0" w:before="0" w:line="360" w:lineRule="auto"/>
-        <w:ind w:firstLine="708"/>
-        <w:jc w:val="both"/>
-      </w:pPr>
-      <w:r>
-        <w:rPr>
-          <w:rFonts w:ascii="Times New Roman" w:cs="Times New Roman" w:eastAsia="Times New Roman" w:hAnsi="Times New Roman"/>
-          <w:b w:val="false"/>
-          <w:bCs w:val="false"/>
-          <w:i w:val="false"/>
-          <w:iCs w:val="false"/>
-          <w:sz w:val="28"/>
-          <w:szCs w:val="28"/>
-        </w:rPr>
-        <w:t xml:space="preserve">Помимо точечного прогноза, в проекте отдаются доверительные интервалы для предсказанной цены. Для интервалов используется split-conformal prediction по схеме из [7] и [10]: вычисляется квантиль α = 0.10 от абсолютных ошибок на отложенной части walk-forward предсказаний, затем для каждого нового прогноза ŷ возвращается интервал [ŷ − q, ŷ + q]. Гарантия покрытия 90 % сохраняется при выполнении предположения об обмениваемости (exchangeability), которое для скользящего окна не строго выполнено, но эмпирически наблюдаемое покрытие на отложенной валидации составило 87–91 % в зависимости от актива.</w:t>
-      </w:r>
-    </w:p>
-    <w:p>
-      <w:pPr>
-        <w:spacing w:after="120" w:before="240" w:line="360" w:lineRule="auto"/>
-        <w:ind w:firstLine="708"/>
+          <w:i w:val="false"/>
+          <w:iCs w:val="false"/>
+          <w:sz w:val="28"/>
+          <w:szCs w:val="28"/>
+        </w:rPr>
+        <w:t xml:space="preserve">Семейство ARIMA. </w:t>
+      </w:r>
+      <w:r>
+        <w:rPr>
+          <w:rFonts w:ascii="Times New Roman" w:cs="Times New Roman" w:eastAsia="Times New Roman" w:hAnsi="Times New Roman"/>
+          <w:b w:val="false"/>
+          <w:bCs w:val="false"/>
+          <w:i w:val="false"/>
+          <w:iCs w:val="false"/>
+          <w:sz w:val="28"/>
+          <w:szCs w:val="28"/>
+        </w:rPr>
+        <w:t xml:space="preserve">Авторегрессионная интегрированная модель скользящего среднего ARIMA(p, d, q), предложенная Боксом и Дженкинсом [1], строится в три этапа. Сначала исходный ряд d-кратно дифференцируется для приведения к стационарному виду: ∇ᵈYₜ = (1 − L)ᵈYₜ, где L — оператор лага LXₜ = Xₜ₋₁. Полученный стационарный ряд Xₜ = ∇ᵈYₜ моделируется как линейная комбинация: Xₜ = c + Σᵢ₌₁^p φᵢ Xₜ₋ᵢ + Σⱼ₌₁^q θⱼ εₜ₋ⱼ + εₜ, где p — порядок авторегрессии, q — порядок скользящего среднего, εₜ — белый шум. Параметры φᵢ, θⱼ оцениваются методом максимального правдоподобия, а гиперпараметры (p, d, q) выбираются по информационным критериям AIC или BIC.</w:t>
+      </w:r>
+    </w:p>
+    <w:p>
+      <w:pPr>
+        <w:spacing w:after="0" w:before="0" w:line="360" w:lineRule="auto"/>
+        <w:ind w:firstLine="708"/>
+        <w:jc w:val="both"/>
       </w:pPr>
       <w:r>
         <w:rPr>
           <w:rFonts w:ascii="Times New Roman" w:cs="Times New Roman" w:eastAsia="Times New Roman" w:hAnsi="Times New Roman"/>
           <w:b/>
           <w:bCs/>
-          <w:sz w:val="28"/>
-          <w:szCs w:val="28"/>
-        </w:rPr>
-        <w:t xml:space="preserve">1.5. Sentiment-анализ как дополнительный источник информации</w:t>
-      </w:r>
-    </w:p>
-    <w:p>
-      <w:pPr>
-        <w:spacing w:after="0" w:before="0" w:line="360" w:lineRule="auto"/>
-        <w:ind w:firstLine="708"/>
-        <w:jc w:val="both"/>
-      </w:pPr>
+          <w:i w:val="false"/>
+          <w:iCs w:val="false"/>
+          <w:sz w:val="28"/>
+          <w:szCs w:val="28"/>
+        </w:rPr>
+        <w:t xml:space="preserve">Применение к финансовым данным. </w:t>
+      </w:r>
+      <w:r>
+        <w:rPr>
+          <w:rFonts w:ascii="Times New Roman" w:cs="Times New Roman" w:eastAsia="Times New Roman" w:hAnsi="Times New Roman"/>
+          <w:b w:val="false"/>
+          <w:bCs w:val="false"/>
+          <w:i w:val="false"/>
+          <w:iCs w:val="false"/>
+          <w:sz w:val="28"/>
+          <w:szCs w:val="28"/>
+        </w:rPr>
+        <w:t xml:space="preserve">В рамках данной работы ARIMA рассматривалась как базовая модель сравнения. Для золота на горизонте 30 дней автоматический подбор параметров через AIC давал MAPE порядка 1.6–1.9 %, что заметно уступает ансамблю на основе машинного обучения. Принципиальное ограничение ARIMA — линейность: модель не учитывает структурные сдвиги (например, реакцию рынка на изменения учётной ставки ФРС или геополитические события), которые на сырьевых рынках происходят регулярно. Дополнительная сложность — нестабильность подбора параметров: при изменении окна обучения на 30 дней оптимальный набор (p, d, q) часто менялся, что не позволяло использовать модель в production без частой переоценки.</w:t>
+      </w:r>
+    </w:p>
+    <w:p>
+      <w:pPr>
+        <w:spacing w:after="0" w:before="0" w:line="360" w:lineRule="auto"/>
+        <w:ind w:firstLine="708"/>
+        <w:jc w:val="both"/>
+      </w:pPr>
+      <w:r>
+        <w:rPr>
+          <w:rFonts w:ascii="Times New Roman" w:cs="Times New Roman" w:eastAsia="Times New Roman" w:hAnsi="Times New Roman"/>
+          <w:b/>
+          <w:bCs/>
+          <w:i w:val="false"/>
+          <w:iCs w:val="false"/>
+          <w:sz w:val="28"/>
+          <w:szCs w:val="28"/>
+        </w:rPr>
+        <w:t xml:space="preserve">Гетероскедастичность и GARCH. </w:t>
+      </w:r>
+      <w:r>
+        <w:rPr>
+          <w:rFonts w:ascii="Times New Roman" w:cs="Times New Roman" w:eastAsia="Times New Roman" w:hAnsi="Times New Roman"/>
+          <w:b w:val="false"/>
+          <w:bCs w:val="false"/>
+          <w:i w:val="false"/>
+          <w:iCs w:val="false"/>
+          <w:sz w:val="28"/>
+          <w:szCs w:val="28"/>
+        </w:rPr>
+        <w:t xml:space="preserve">Финансовые временные ряды демонстрируют переменную во времени волатильность. Для её моделирования используется семейство GARCH(p, q): σ²ₜ = α₀ + Σᵢ₌₁^p αᵢ ε²ₜ₋ᵢ + Σⱼ₌₁^q βⱼ σ²ₜ₋ⱼ. В рамках данной работы GARCH применялся косвенно — как индикатор для разделения временного ряда на режимы низкой и высокой волатильности, что используется в режим-зависимых весах ансамблирования (см. §3.3).</w:t>
+      </w:r>
+    </w:p>
+    <w:p>
+      <w:pPr>
+        <w:spacing w:after="120" w:before="240" w:line="360" w:lineRule="auto"/>
+        <w:ind w:firstLine="708"/>
+      </w:pPr>
+      <w:r>
+        <w:rPr>
+          <w:rFonts w:ascii="Times New Roman" w:cs="Times New Roman" w:eastAsia="Times New Roman" w:hAnsi="Times New Roman"/>
+          <w:b/>
+          <w:bCs/>
+          <w:sz w:val="28"/>
+          <w:szCs w:val="28"/>
+        </w:rPr>
+        <w:t xml:space="preserve">1.3. Глубокое обучение для временных рядов</w:t>
+      </w:r>
+    </w:p>
+    <w:p>
+      <w:pPr>
+        <w:spacing w:after="0" w:before="0" w:line="360" w:lineRule="auto"/>
+        <w:ind w:firstLine="708"/>
+        <w:jc w:val="both"/>
+      </w:pPr>
+      <w:r>
+        <w:rPr>
+          <w:rFonts w:ascii="Times New Roman" w:cs="Times New Roman" w:eastAsia="Times New Roman" w:hAnsi="Times New Roman"/>
+          <w:b/>
+          <w:bCs/>
+          <w:i w:val="false"/>
+          <w:iCs w:val="false"/>
+          <w:sz w:val="28"/>
+          <w:szCs w:val="28"/>
+        </w:rPr>
+        <w:t xml:space="preserve">Рекуррентные нейронные сети. </w:t>
+      </w:r>
+      <w:r>
+        <w:rPr>
+          <w:rFonts w:ascii="Times New Roman" w:cs="Times New Roman" w:eastAsia="Times New Roman" w:hAnsi="Times New Roman"/>
+          <w:b w:val="false"/>
+          <w:bCs w:val="false"/>
+          <w:i w:val="false"/>
+          <w:iCs w:val="false"/>
+          <w:sz w:val="28"/>
+          <w:szCs w:val="28"/>
+        </w:rPr>
+        <w:t xml:space="preserve">Архитектура LSTM (Long Short-Term Memory), предложенная Хохрайтером и Шмидхубером [8], решает проблему исчезающего градиента в классических RNN с помощью гейтового механизма. Состояние ячейки cₜ обновляется через комбинацию трёх гейтов: входного iₜ = σ(Wᵢ[hₜ₋₁, xₜ] + bᵢ), забывающего fₜ = σ(W_f[hₜ₋₁, xₜ] + b_f) и выходного oₜ = σ(W_o[hₜ₋₁, xₜ] + b_o), где σ — сигмоидальная функция активации. Обновление состояния происходит как cₜ = fₜ ⊙ cₜ₋₁ + iₜ ⊙ tanh(W_c[hₜ₋₁, xₜ] + b_c). Гейт fₜ позволяет ячейке «забывать» ненужную часть прошлого состояния, а iₜ — добавлять новую информацию.</w:t>
+      </w:r>
+    </w:p>
+    <w:p>
+      <w:pPr>
+        <w:spacing w:after="0" w:before="0" w:line="360" w:lineRule="auto"/>
+        <w:ind w:firstLine="708"/>
+        <w:jc w:val="both"/>
+      </w:pPr>
+      <w:r>
+        <w:rPr>
+          <w:rFonts w:ascii="Times New Roman" w:cs="Times New Roman" w:eastAsia="Times New Roman" w:hAnsi="Times New Roman"/>
+          <w:b/>
+          <w:bCs/>
+          <w:i w:val="false"/>
+          <w:iCs w:val="false"/>
+          <w:sz w:val="28"/>
+          <w:szCs w:val="28"/>
+        </w:rPr>
+        <w:t xml:space="preserve">Применимость LSTM. </w:t>
+      </w:r>
+      <w:r>
+        <w:rPr>
+          <w:rFonts w:ascii="Times New Roman" w:cs="Times New Roman" w:eastAsia="Times New Roman" w:hAnsi="Times New Roman"/>
+          <w:b w:val="false"/>
+          <w:bCs w:val="false"/>
+          <w:i w:val="false"/>
+          <w:iCs w:val="false"/>
+          <w:sz w:val="28"/>
+          <w:szCs w:val="28"/>
+        </w:rPr>
+        <w:t xml:space="preserve">На ранних этапах разработки LSTM рассматривалась как основная архитектура — рекуррентная сеть с гейтовым механизмом является классическим выбором для задач прогнозирования временных рядов. Однако в ходе экспериментов выявились два узких места. Во-первых, обучение каждой модели на CPU без GPU-ускорения занимало 90–120 секунд для одного актива, что неприемлемо в режиме онлайн-сервиса. Во-вторых, последовательная природа вычислений (cₜ зависит от cₜ₋₁) принципиально не позволяет распараллелить обучение по временной оси внутри одной последовательности. На длинных окнах (более 90 дней) LSTM нередко «забывала» начало последовательности — эффект, отмеченный в [3].</w:t>
+      </w:r>
+    </w:p>
+    <w:p>
+      <w:pPr>
+        <w:spacing w:after="0" w:before="0" w:line="360" w:lineRule="auto"/>
+        <w:ind w:firstLine="708"/>
+        <w:jc w:val="both"/>
+      </w:pPr>
+      <w:r>
+        <w:rPr>
+          <w:rFonts w:ascii="Times New Roman" w:cs="Times New Roman" w:eastAsia="Times New Roman" w:hAnsi="Times New Roman"/>
+          <w:b/>
+          <w:bCs/>
+          <w:i w:val="false"/>
+          <w:iCs w:val="false"/>
+          <w:sz w:val="28"/>
+          <w:szCs w:val="28"/>
+        </w:rPr>
+        <w:t xml:space="preserve">Темпоральные свёрточные сети (TCN). </w:t>
+      </w:r>
+      <w:r>
+        <w:rPr>
+          <w:rFonts w:ascii="Times New Roman" w:cs="Times New Roman" w:eastAsia="Times New Roman" w:hAnsi="Times New Roman"/>
+          <w:b w:val="false"/>
+          <w:bCs w:val="false"/>
+          <w:i w:val="false"/>
+          <w:iCs w:val="false"/>
+          <w:sz w:val="28"/>
+          <w:szCs w:val="28"/>
+        </w:rPr>
+        <w:t xml:space="preserve">Бай, Колтер и Колтун [2] предложили архитектуру TCN, основанную на двух идеях: причинной свёртке и расширении (dilation). Формально, операция причинной свёртки с расширением d на одномерной последовательности (x₁, ..., x_T) с фильтром размера k задаётся: F(t) = Σᵢ₌₀^{k−1} fᵢ · x_{t − d·i}, t = d·(k−1) + 1, ..., T. Условие «причинности» означает, что F(t) зависит только от элементов с индексом ≤ t, что критично для прогнозирования временных рядов: на этапе обучения модель не имеет доступа к будущим значениям.</w:t>
+      </w:r>
+    </w:p>
+    <w:p>
+      <w:pPr>
+        <w:spacing w:after="0" w:before="0" w:line="360" w:lineRule="auto"/>
+        <w:ind w:firstLine="708"/>
+        <w:jc w:val="both"/>
+      </w:pPr>
+      <w:r>
+        <w:rPr>
+          <w:rFonts w:ascii="Times New Roman" w:cs="Times New Roman" w:eastAsia="Times New Roman" w:hAnsi="Times New Roman"/>
+          <w:b/>
+          <w:bCs/>
+          <w:i w:val="false"/>
+          <w:iCs w:val="false"/>
+          <w:sz w:val="28"/>
+          <w:szCs w:val="28"/>
+        </w:rPr>
+        <w:t xml:space="preserve">Рецептивное поле и residual-связи. </w:t>
+      </w:r>
+      <w:r>
+        <w:rPr>
+          <w:rFonts w:ascii="Times New Roman" w:cs="Times New Roman" w:eastAsia="Times New Roman" w:hAnsi="Times New Roman"/>
+          <w:b w:val="false"/>
+          <w:bCs w:val="false"/>
+          <w:i w:val="false"/>
+          <w:iCs w:val="false"/>
+          <w:sz w:val="28"/>
+          <w:szCs w:val="28"/>
+        </w:rPr>
+        <w:t xml:space="preserve">Принципиальное преимущество TCN — экспоненциальный рост рецептивного поля при линейном увеличении числа слоёв. Для блока с двумя последовательно соединёнными причинными свёртками с одинаковым ядром k и расширением d эффективное рецептивное поле составляет r = 2(k − 1)d + 1. При использовании последовательности dilation rates {d₁, d₂, ..., dₙ} = {1, 2, 4, 8} с ядром k = 3 суммарное рецептивное поле сети r_total = 1 + Σᵢ 2(k − 1)dᵢ = 1 + 2·2·(1+2+4+8) = 61 шаг, что точно перекрывает выбранную длину окна SEQ_LEN = 60. Для борьбы с исчезающим градиентом в глубокой сети используются residual-связи, предложенные Хе и др. [18]: выход блока имеет вид y = F(x) + x, где F — нелинейное преобразование. Такая параметризация делает идентичность лёгкой опцией для оптимизатора и существенно стабилизирует обучение.</w:t>
+      </w:r>
+    </w:p>
+    <w:p>
+      <w:pPr>
+        <w:spacing w:after="0" w:before="0" w:line="360" w:lineRule="auto"/>
+        <w:ind w:firstLine="708"/>
+        <w:jc w:val="both"/>
+      </w:pPr>
+      <w:r>
+        <w:rPr>
+          <w:rFonts w:ascii="Times New Roman" w:cs="Times New Roman" w:eastAsia="Times New Roman" w:hAnsi="Times New Roman"/>
+          <w:b/>
+          <w:bCs/>
+          <w:i w:val="false"/>
+          <w:iCs w:val="false"/>
+          <w:sz w:val="28"/>
+          <w:szCs w:val="28"/>
+        </w:rPr>
+        <w:t xml:space="preserve">Сравнение с LSTM. </w:t>
+      </w:r>
+      <w:r>
+        <w:rPr>
+          <w:rFonts w:ascii="Times New Roman" w:cs="Times New Roman" w:eastAsia="Times New Roman" w:hAnsi="Times New Roman"/>
+          <w:b w:val="false"/>
+          <w:bCs w:val="false"/>
+          <w:i w:val="false"/>
+          <w:iCs w:val="false"/>
+          <w:sz w:val="28"/>
+          <w:szCs w:val="28"/>
+        </w:rPr>
+        <w:t xml:space="preserve">Главное вычислительное преимущество TCN перед LSTM — параллелизуемость: на этапе обучения все позиции последовательности обрабатываются одновременно, что даёт квадратное ускорение по сравнению с последовательной природой LSTM. На моих экспериментах тренировка TCN-модели на CPU занимает 25–30 секунд против 90–120 для LSTM, что становится критичным фактором для онлайн-сервиса. Дополнительное преимущество — отсутствие проблемы исчезающего градиента благодаря residual-связям и более стабильное поведение функции потерь.</w:t>
+      </w:r>
+    </w:p>
+    <w:p>
+      <w:pPr>
+        <w:spacing w:after="0" w:before="0" w:line="360" w:lineRule="auto"/>
+        <w:ind w:firstLine="708"/>
+        <w:jc w:val="both"/>
+      </w:pPr>
+      <w:r>
+        <w:rPr>
+          <w:rFonts w:ascii="Times New Roman" w:cs="Times New Roman" w:eastAsia="Times New Roman" w:hAnsi="Times New Roman"/>
+          <w:b/>
+          <w:bCs/>
+          <w:i w:val="false"/>
+          <w:iCs w:val="false"/>
+          <w:sz w:val="28"/>
+          <w:szCs w:val="28"/>
+        </w:rPr>
+        <w:t xml:space="preserve">Архитектуры на основе механизма внимания. </w:t>
+      </w:r>
+      <w:r>
+        <w:rPr>
+          <w:rFonts w:ascii="Times New Roman" w:cs="Times New Roman" w:eastAsia="Times New Roman" w:hAnsi="Times New Roman"/>
+          <w:b w:val="false"/>
+          <w:bCs w:val="false"/>
+          <w:i w:val="false"/>
+          <w:iCs w:val="false"/>
+          <w:sz w:val="28"/>
+          <w:szCs w:val="28"/>
+        </w:rPr>
+        <w:t xml:space="preserve">Дополнительный класс архитектур — трансформеры [19], основанные на механизме self-attention. Внимание задаётся как Attention(Q, K, V) = softmax(QKᵀ / √dₖ) V, где Q, K, V — матрицы запросов, ключей и значений соответственно, dₖ — размерность ключа. В отличие от RNN и TCN, трансформер имеет полное рецептивное поле уже в первом слое, но требует O(T²) памяти, что ограничивает применимость к длинным последовательностям. В данной работе трансформеры применяются косвенно — через foundation-модели Chronos и TimesFM (см. §1.6), где они используются для предобучения на крупных корпусах.</w:t>
+      </w:r>
+    </w:p>
+    <w:p>
+      <w:pPr>
+        <w:spacing w:after="120" w:before="240" w:line="360" w:lineRule="auto"/>
+        <w:ind w:firstLine="708"/>
+      </w:pPr>
+      <w:r>
+        <w:rPr>
+          <w:rFonts w:ascii="Times New Roman" w:cs="Times New Roman" w:eastAsia="Times New Roman" w:hAnsi="Times New Roman"/>
+          <w:b/>
+          <w:bCs/>
+          <w:sz w:val="28"/>
+          <w:szCs w:val="28"/>
+        </w:rPr>
+        <w:t xml:space="preserve">1.4. Градиентный бустинг</w:t>
+      </w:r>
+    </w:p>
+    <w:p>
+      <w:pPr>
+        <w:spacing w:after="0" w:before="0" w:line="360" w:lineRule="auto"/>
+        <w:ind w:firstLine="708"/>
+        <w:jc w:val="both"/>
+      </w:pPr>
+      <w:r>
+        <w:rPr>
+          <w:rFonts w:ascii="Times New Roman" w:cs="Times New Roman" w:eastAsia="Times New Roman" w:hAnsi="Times New Roman"/>
+          <w:b/>
+          <w:bCs/>
+          <w:i w:val="false"/>
+          <w:iCs w:val="false"/>
+          <w:sz w:val="28"/>
+          <w:szCs w:val="28"/>
+        </w:rPr>
+        <w:t xml:space="preserve">Функциональный градиентный спуск. </w:t>
+      </w:r>
+      <w:r>
+        <w:rPr>
+          <w:rFonts w:ascii="Times New Roman" w:cs="Times New Roman" w:eastAsia="Times New Roman" w:hAnsi="Times New Roman"/>
+          <w:b w:val="false"/>
+          <w:bCs w:val="false"/>
+          <w:i w:val="false"/>
+          <w:iCs w:val="false"/>
+          <w:sz w:val="28"/>
+          <w:szCs w:val="28"/>
+        </w:rPr>
+        <w:t xml:space="preserve">Градиентный бустинг был формализован Фридманом [20] как итеративная процедура минимизации функции потерь L(y, F(x)) в пространстве функций. На шаге m строится приближение Fₘ(x) = Fₘ₋₁(x) + γₘ hₘ(x), где hₘ — слабый ученик (обычно дерево решений малой глубины), приближающий отрицательный градиент функции потерь rᵢₘ = −∂L(yᵢ, F(xᵢ)) / ∂F(xᵢ) на текущем шаге, а γₘ — оптимальный шаг, найденный одномерной минимизацией. Для квадратичной функции потерь L(y, F) = (y − F)² градиент совпадает с обычным остатком rᵢₘ = yᵢ − Fₘ₋₁(xᵢ), что обосновывает классическое название «boosting on residuals».</w:t>
+      </w:r>
+    </w:p>
+    <w:p>
+      <w:pPr>
+        <w:spacing w:after="0" w:before="0" w:line="360" w:lineRule="auto"/>
+        <w:ind w:firstLine="708"/>
+        <w:jc w:val="both"/>
+      </w:pPr>
+      <w:r>
+        <w:rPr>
+          <w:rFonts w:ascii="Times New Roman" w:cs="Times New Roman" w:eastAsia="Times New Roman" w:hAnsi="Times New Roman"/>
+          <w:b/>
+          <w:bCs/>
+          <w:i w:val="false"/>
+          <w:iCs w:val="false"/>
+          <w:sz w:val="28"/>
+          <w:szCs w:val="28"/>
+        </w:rPr>
+        <w:t xml:space="preserve">CatBoost: ordered boosting. </w:t>
+      </w:r>
+      <w:r>
+        <w:rPr>
+          <w:rFonts w:ascii="Times New Roman" w:cs="Times New Roman" w:eastAsia="Times New Roman" w:hAnsi="Times New Roman"/>
+          <w:b w:val="false"/>
+          <w:bCs w:val="false"/>
+          <w:i w:val="false"/>
+          <w:iCs w:val="false"/>
+          <w:sz w:val="28"/>
+          <w:szCs w:val="28"/>
+        </w:rPr>
+        <w:t xml:space="preserve">Реализация CatBoost от Yandex Research [9] вводит две принципиальные модификации классического алгоритма. Первая — ordered boosting: для каждого объекта обучающей выборки прогноз формируется только моделями, обученными на предшествующих по случайной перестановке объектах. Это устраняет смещение, возникающее при использовании прогноза модели на тех же объектах, на которых она была обучена (target leakage). Вторая модификация — кодирование категориальных признаков через target statistics со сглаживанием: для категории c значение признака заменяется на (Σᵢ:cᵢ=c yᵢ + a·prior) / (Nc + a), где a — параметр сглаживания, prior — априорная оценка целевой переменной. Оба механизма направлены на борьбу с переобучением при работе с малыми и шумными выборками, что характерно для финансовых временных рядов.</w:t>
+      </w:r>
+    </w:p>
+    <w:p>
+      <w:pPr>
+        <w:spacing w:after="0" w:before="0" w:line="360" w:lineRule="auto"/>
+        <w:ind w:firstLine="708"/>
+        <w:jc w:val="both"/>
+      </w:pPr>
+      <w:r>
+        <w:rPr>
+          <w:rFonts w:ascii="Times New Roman" w:cs="Times New Roman" w:eastAsia="Times New Roman" w:hAnsi="Times New Roman"/>
+          <w:b/>
+          <w:bCs/>
+          <w:i w:val="false"/>
+          <w:iCs w:val="false"/>
+          <w:sz w:val="28"/>
+          <w:szCs w:val="28"/>
+        </w:rPr>
+        <w:t xml:space="preserve">Применение в проекте. </w:t>
+      </w:r>
+      <w:r>
+        <w:rPr>
+          <w:rFonts w:ascii="Times New Roman" w:cs="Times New Roman" w:eastAsia="Times New Roman" w:hAnsi="Times New Roman"/>
+          <w:b w:val="false"/>
+          <w:bCs w:val="false"/>
+          <w:i w:val="false"/>
+          <w:iCs w:val="false"/>
+          <w:sz w:val="28"/>
+          <w:szCs w:val="28"/>
+        </w:rPr>
+        <w:t xml:space="preserve">CatBoost был добавлен как «второе мнение» к нейросетевому прогнозу, а не как основной метод. Мотивация — эмпирическая: при тестировании на тикере GC=F отдельно работавший CatBoost давал MAPE 1.4 %, что уступает TCN (≈1.0 %), но ошибки двух моделей оказались слабо коррелированы (коэффициент Пирсона ≈ 0.35 на out-of-fold предсказаниях). Признаки для CatBoost формируются как набор лагов (1, 5, 10, 30 дней), скользящих средних и технических индикаторов (RSI, MACD, ATR), которые TCN-модель сама не рассчитывает.</w:t>
+      </w:r>
+    </w:p>
+    <w:p>
+      <w:pPr>
+        <w:spacing w:after="120" w:before="240" w:line="360" w:lineRule="auto"/>
+        <w:ind w:firstLine="708"/>
+      </w:pPr>
+      <w:r>
+        <w:rPr>
+          <w:rFonts w:ascii="Times New Roman" w:cs="Times New Roman" w:eastAsia="Times New Roman" w:hAnsi="Times New Roman"/>
+          <w:b/>
+          <w:bCs/>
+          <w:sz w:val="28"/>
+          <w:szCs w:val="28"/>
+        </w:rPr>
+        <w:t xml:space="preserve">1.5. Декомпозиция смещения-дисперсии и теория ансамблирования</w:t>
+      </w:r>
+    </w:p>
+    <w:p>
+      <w:pPr>
+        <w:spacing w:after="0" w:before="0" w:line="360" w:lineRule="auto"/>
+        <w:ind w:firstLine="708"/>
+        <w:jc w:val="both"/>
+      </w:pPr>
+      <w:r>
+        <w:rPr>
+          <w:rFonts w:ascii="Times New Roman" w:cs="Times New Roman" w:eastAsia="Times New Roman" w:hAnsi="Times New Roman"/>
+          <w:b/>
+          <w:bCs/>
+          <w:i w:val="false"/>
+          <w:iCs w:val="false"/>
+          <w:sz w:val="28"/>
+          <w:szCs w:val="28"/>
+        </w:rPr>
+        <w:t xml:space="preserve">Bias-variance decomposition. </w:t>
+      </w:r>
+      <w:r>
+        <w:rPr>
+          <w:rFonts w:ascii="Times New Roman" w:cs="Times New Roman" w:eastAsia="Times New Roman" w:hAnsi="Times New Roman"/>
+          <w:b w:val="false"/>
+          <w:bCs w:val="false"/>
+          <w:i w:val="false"/>
+          <w:iCs w:val="false"/>
+          <w:sz w:val="28"/>
+          <w:szCs w:val="28"/>
+        </w:rPr>
+        <w:t xml:space="preserve">Для квадратичной функции потерь ожидаемая ошибка прогноза f̂(x), усреднённая по реализациям обучающей выборки D, допускает каноническую декомпозицию. Зафиксируем точку x и обозначим истинное значение целевой переменной как y = f(x) + ε, где ε — случайный шум с нулевым средним и дисперсией σ². Введём m(x) = E_D[f̂(x)] — среднее предсказание модели по реализациям обучающей выборки. Тогда:</w:t>
+      </w:r>
+    </w:p>
+    <w:p>
+      <w:pPr>
+        <w:spacing w:after="60" w:before="60" w:line="360" w:lineRule="auto"/>
+        <w:jc w:val="center"/>
+      </w:pPr>
+      <w:r>
+        <w:rPr>
+          <w:rFonts w:ascii="Times New Roman" w:cs="Times New Roman" w:eastAsia="Times New Roman" w:hAnsi="Times New Roman"/>
+          <w:i/>
+          <w:iCs/>
+          <w:sz w:val="28"/>
+          <w:szCs w:val="28"/>
+        </w:rPr>
+        <w:t xml:space="preserve">E[(y − f̂(x))²] = E[(y − m + m − f̂)²]</w:t>
+      </w:r>
+    </w:p>
+    <w:p>
+      <w:pPr>
+        <w:spacing w:after="60" w:before="0" w:line="360" w:lineRule="auto"/>
+        <w:jc w:val="center"/>
+      </w:pPr>
+      <w:r>
+        <w:rPr>
+          <w:rFonts w:ascii="Times New Roman" w:cs="Times New Roman" w:eastAsia="Times New Roman" w:hAnsi="Times New Roman"/>
+          <w:i/>
+          <w:iCs/>
+          <w:sz w:val="28"/>
+          <w:szCs w:val="28"/>
+        </w:rPr>
+        <w:t xml:space="preserve">= E[(y − m)²] + 2·E[(y − m)(m − f̂)] + E[(m − f̂)²].</w:t>
+      </w:r>
+    </w:p>
+    <w:p>
+      <w:pPr>
+        <w:spacing w:after="0" w:before="0" w:line="360" w:lineRule="auto"/>
+        <w:ind w:firstLine="708"/>
+        <w:jc w:val="both"/>
+      </w:pPr>
+      <w:r>
+        <w:rPr>
+          <w:rFonts w:ascii="Times New Roman" w:cs="Times New Roman" w:eastAsia="Times New Roman" w:hAnsi="Times New Roman"/>
+          <w:b w:val="false"/>
+          <w:bCs w:val="false"/>
+          <w:i w:val="false"/>
+          <w:iCs w:val="false"/>
+          <w:sz w:val="28"/>
+          <w:szCs w:val="28"/>
+        </w:rPr>
+        <w:t xml:space="preserve">Перекрёстный член обращается в нуль, поскольку m по определению есть среднее f̂, и E_D[m − f̂] = 0. Раскладывая первое слагаемое как E[(y − m)²] = E[(f(x) + ε − m)²] = (m − f(x))² + σ², получаем итоговое разложение:</w:t>
+      </w:r>
+    </w:p>
+    <w:p>
+      <w:pPr>
+        <w:spacing w:after="60" w:before="60" w:line="360" w:lineRule="auto"/>
+        <w:jc w:val="center"/>
+      </w:pPr>
+      <w:r>
+        <w:rPr>
+          <w:rFonts w:ascii="Times New Roman" w:cs="Times New Roman" w:eastAsia="Times New Roman" w:hAnsi="Times New Roman"/>
+          <w:i/>
+          <w:iCs/>
+          <w:sz w:val="28"/>
+          <w:szCs w:val="28"/>
+        </w:rPr>
+        <w:t xml:space="preserve">E[(y − f̂(x))²] = (m(x) − f(x))² + Var_D[f̂(x)] + σ²,</w:t>
+      </w:r>
+    </w:p>
+    <w:p>
+      <w:pPr>
+        <w:spacing w:after="0" w:before="0" w:line="360" w:lineRule="auto"/>
+        <w:ind w:firstLine="708"/>
+        <w:jc w:val="both"/>
+      </w:pPr>
+      <w:r>
+        <w:rPr>
+          <w:rFonts w:ascii="Times New Roman" w:cs="Times New Roman" w:eastAsia="Times New Roman" w:hAnsi="Times New Roman"/>
+          <w:b w:val="false"/>
+          <w:bCs w:val="false"/>
+          <w:i w:val="false"/>
+          <w:iCs w:val="false"/>
+          <w:sz w:val="28"/>
+          <w:szCs w:val="28"/>
+        </w:rPr>
+        <w:t xml:space="preserve">где первый член — квадрат смещения (bias²) — характеризует систематическую ошибку модели даже при бесконечной обучающей выборке; второй — дисперсия (variance) — измеряет чувствительность предсказания к конкретной реализации обучающей выборки; третий — неустранимая дисперсия шума σ². Эта декомпозиция вскрывает фундаментальный компромисс машинного обучения: усложнение модели снижает смещение, но увеличивает дисперсию, и оптимум достигается при их балансе.</w:t>
+      </w:r>
+    </w:p>
+    <w:p>
+      <w:pPr>
+        <w:spacing w:after="0" w:before="0" w:line="360" w:lineRule="auto"/>
+        <w:ind w:firstLine="708"/>
+        <w:jc w:val="both"/>
+      </w:pPr>
+      <w:r>
+        <w:rPr>
+          <w:rFonts w:ascii="Times New Roman" w:cs="Times New Roman" w:eastAsia="Times New Roman" w:hAnsi="Times New Roman"/>
+          <w:b/>
+          <w:bCs/>
+          <w:i w:val="false"/>
+          <w:iCs w:val="false"/>
+          <w:sz w:val="28"/>
+          <w:szCs w:val="28"/>
+        </w:rPr>
+        <w:t xml:space="preserve">Декомпозиция Крога-Ведельсби. </w:t>
+      </w:r>
+      <w:r>
+        <w:rPr>
+          <w:rFonts w:ascii="Times New Roman" w:cs="Times New Roman" w:eastAsia="Times New Roman" w:hAnsi="Times New Roman"/>
+          <w:b w:val="false"/>
+          <w:bCs w:val="false"/>
+          <w:i w:val="false"/>
+          <w:iCs w:val="false"/>
+          <w:sz w:val="28"/>
+          <w:szCs w:val="28"/>
+        </w:rPr>
+        <w:t xml:space="preserve">Для ансамбля из M моделей со средневзвешенным предсказанием f̄(x) = Σᵢ wᵢ fᵢ(x), Σwᵢ = 1, Крог и Ведельсби [21] получили следующее разложение для квадратичной ошибки. Применяя тождество (a − b)² = (a − c)² + (c − b)² + 2(a − c)(c − b) к разности (y − f̄), получим:</w:t>
+      </w:r>
+    </w:p>
+    <w:p>
+      <w:pPr>
+        <w:spacing w:after="60" w:before="60" w:line="360" w:lineRule="auto"/>
+        <w:jc w:val="center"/>
+      </w:pPr>
+      <w:r>
+        <w:rPr>
+          <w:rFonts w:ascii="Times New Roman" w:cs="Times New Roman" w:eastAsia="Times New Roman" w:hAnsi="Times New Roman"/>
+          <w:i/>
+          <w:iCs/>
+          <w:sz w:val="28"/>
+          <w:szCs w:val="28"/>
+        </w:rPr>
+        <w:t xml:space="preserve">Σᵢ wᵢ (y − fᵢ)² = (y − f̄)² + Σᵢ wᵢ (fᵢ − f̄)².</w:t>
+      </w:r>
+    </w:p>
+    <w:p>
+      <w:pPr>
+        <w:spacing w:after="0" w:before="0" w:line="360" w:lineRule="auto"/>
+        <w:ind w:firstLine="708"/>
+        <w:jc w:val="both"/>
+      </w:pPr>
+      <w:r>
+        <w:rPr>
+          <w:rFonts w:ascii="Times New Roman" w:cs="Times New Roman" w:eastAsia="Times New Roman" w:hAnsi="Times New Roman"/>
+          <w:b w:val="false"/>
+          <w:bCs w:val="false"/>
+          <w:i w:val="false"/>
+          <w:iCs w:val="false"/>
+          <w:sz w:val="28"/>
+          <w:szCs w:val="28"/>
+        </w:rPr>
+        <w:t xml:space="preserve">Беря ожидание по обеим частям и переставляя слагаемые, получаем основной результат:</w:t>
+      </w:r>
+    </w:p>
+    <w:p>
+      <w:pPr>
+        <w:spacing w:after="60" w:before="60" w:line="360" w:lineRule="auto"/>
+        <w:jc w:val="center"/>
+      </w:pPr>
+      <w:r>
+        <w:rPr>
+          <w:rFonts w:ascii="Times New Roman" w:cs="Times New Roman" w:eastAsia="Times New Roman" w:hAnsi="Times New Roman"/>
+          <w:i/>
+          <w:iCs/>
+          <w:sz w:val="28"/>
+          <w:szCs w:val="28"/>
+        </w:rPr>
+        <w:t xml:space="preserve">E[(y − f̄)²] = Σᵢ wᵢ E[(y − fᵢ)²] − Σᵢ wᵢ E[(fᵢ − f̄)²].</w:t>
+      </w:r>
+    </w:p>
+    <w:p>
+      <w:pPr>
+        <w:spacing w:after="0" w:before="0" w:line="360" w:lineRule="auto"/>
+        <w:ind w:firstLine="708"/>
+        <w:jc w:val="both"/>
+      </w:pPr>
+      <w:r>
+        <w:rPr>
+          <w:rFonts w:ascii="Times New Roman" w:cs="Times New Roman" w:eastAsia="Times New Roman" w:hAnsi="Times New Roman"/>
+          <w:b w:val="false"/>
+          <w:bCs w:val="false"/>
+          <w:i w:val="false"/>
+          <w:iCs w:val="false"/>
+          <w:sz w:val="28"/>
+          <w:szCs w:val="28"/>
+        </w:rPr>
+        <w:t xml:space="preserve">Первое слагаемое — взвешенная средняя индивидуальная ошибка компонент. Второе — амбигуитетность ансамбля, измеряющая среднее расхождение предсказаний компонент относительно ансамблевого. Поскольку второй член неотрицателен, ошибка ансамбля строго не превосходит средней ошибки его компонент, и тем меньше, чем сильнее модели «расходятся во мнениях». Это даёт ключевой практический принцип ансамблевого обучения: важна не только точность компонент, но и их различность (diversity).</w:t>
+      </w:r>
+    </w:p>
+    <w:p>
+      <w:pPr>
+        <w:spacing w:after="0" w:before="0" w:line="360" w:lineRule="auto"/>
+        <w:ind w:firstLine="708"/>
+        <w:jc w:val="both"/>
+      </w:pPr>
+      <w:r>
+        <w:rPr>
+          <w:rFonts w:ascii="Times New Roman" w:cs="Times New Roman" w:eastAsia="Times New Roman" w:hAnsi="Times New Roman"/>
+          <w:b/>
+          <w:bCs/>
+          <w:i w:val="false"/>
+          <w:iCs w:val="false"/>
+          <w:sz w:val="28"/>
+          <w:szCs w:val="28"/>
+        </w:rPr>
+        <w:t xml:space="preserve">Применение к данной задаче. </w:t>
+      </w:r>
+      <w:r>
+        <w:rPr>
+          <w:rFonts w:ascii="Times New Roman" w:cs="Times New Roman" w:eastAsia="Times New Roman" w:hAnsi="Times New Roman"/>
+          <w:b w:val="false"/>
+          <w:bCs w:val="false"/>
+          <w:i w:val="false"/>
+          <w:iCs w:val="false"/>
+          <w:sz w:val="28"/>
+          <w:szCs w:val="28"/>
+        </w:rPr>
+        <w:t xml:space="preserve">Описанная теория объясняет архитектурное решение проекта — объединение трёх разнородных моделей (TCN, CatBoost, foundation-модели). Каждая компонента имеет свой источник предсказательной силы (нелинейные временные паттерны для TCN, сложные взаимодействия признаков для CatBoost, общие паттерны временных рядов для foundation-моделей), что обеспечивает низкую корреляцию ошибок и, как следствие, высокую амбигуитетность ансамбля. Эмпирически измеренный коэффициент Пирсона между ошибками TCN и CatBoost на out-of-sample предсказаниях составил 0.35 (см. §3.3), что соответствует существенной амбигуитетности и значимому выигрышу от усреднения.</w:t>
+      </w:r>
+    </w:p>
+    <w:p>
+      <w:pPr>
+        <w:spacing w:after="120" w:before="240" w:line="360" w:lineRule="auto"/>
+        <w:ind w:firstLine="708"/>
+      </w:pPr>
+      <w:r>
+        <w:rPr>
+          <w:rFonts w:ascii="Times New Roman" w:cs="Times New Roman" w:eastAsia="Times New Roman" w:hAnsi="Times New Roman"/>
+          <w:b/>
+          <w:bCs/>
+          <w:sz w:val="28"/>
+          <w:szCs w:val="28"/>
+        </w:rPr>
+        <w:t xml:space="preserve">1.6. Foundation-модели для временных рядов</w:t>
+      </w:r>
+    </w:p>
+    <w:p>
+      <w:pPr>
+        <w:spacing w:after="0" w:before="0" w:line="360" w:lineRule="auto"/>
+        <w:ind w:firstLine="708"/>
+        <w:jc w:val="both"/>
+      </w:pPr>
+      <w:r>
+        <w:rPr>
+          <w:rFonts w:ascii="Times New Roman" w:cs="Times New Roman" w:eastAsia="Times New Roman" w:hAnsi="Times New Roman"/>
+          <w:b/>
+          <w:bCs/>
+          <w:i w:val="false"/>
+          <w:iCs w:val="false"/>
+          <w:sz w:val="28"/>
+          <w:szCs w:val="28"/>
+        </w:rPr>
+        <w:t xml:space="preserve">Парадигма больших предобученных моделей. </w:t>
+      </w:r>
+      <w:r>
+        <w:rPr>
+          <w:rFonts w:ascii="Times New Roman" w:cs="Times New Roman" w:eastAsia="Times New Roman" w:hAnsi="Times New Roman"/>
+          <w:b w:val="false"/>
+          <w:bCs w:val="false"/>
+          <w:i w:val="false"/>
+          <w:iCs w:val="false"/>
+          <w:sz w:val="28"/>
+          <w:szCs w:val="28"/>
+        </w:rPr>
+        <w:t xml:space="preserve">Foundation-модели — относительно новый класс архитектур, появившийся в результате переноса парадигмы предобученных языковых моделей (BERT, GPT) на задачу прогнозирования временных рядов. TimesFM [4] и Chronos [5] предобучаются на крупных корпусах разнородных временных рядов (от энергопотребления до медицинских показателей и трафика), и применяются на новых рядах в zero-shot режиме — без дообучения на конкретный целевой ряд. Принципиальное отличие от классических подходов состоит в том, что одна и та же модель применяется к широкому классу временных рядов и предполагается, что общие паттерны (тренды, сезонности, режимные сдвиги) переносятся между задачами.</w:t>
+      </w:r>
+    </w:p>
+    <w:p>
+      <w:pPr>
+        <w:spacing w:after="0" w:before="0" w:line="360" w:lineRule="auto"/>
+        <w:ind w:firstLine="708"/>
+        <w:jc w:val="both"/>
+      </w:pPr>
+      <w:r>
+        <w:rPr>
+          <w:rFonts w:ascii="Times New Roman" w:cs="Times New Roman" w:eastAsia="Times New Roman" w:hAnsi="Times New Roman"/>
+          <w:b/>
+          <w:bCs/>
+          <w:i w:val="false"/>
+          <w:iCs w:val="false"/>
+          <w:sz w:val="28"/>
+          <w:szCs w:val="28"/>
+        </w:rPr>
+        <w:t xml:space="preserve">Применимость и компромиссы. </w:t>
+      </w:r>
+      <w:r>
+        <w:rPr>
+          <w:rFonts w:ascii="Times New Roman" w:cs="Times New Roman" w:eastAsia="Times New Roman" w:hAnsi="Times New Roman"/>
+          <w:b w:val="false"/>
+          <w:bCs w:val="false"/>
+          <w:i w:val="false"/>
+          <w:iCs w:val="false"/>
+          <w:sz w:val="28"/>
+          <w:szCs w:val="28"/>
+        </w:rPr>
+        <w:t xml:space="preserve">TimesFM и Chronos подключаются опционально, по флагу use_foundation в форме запроса. На дневном прогнозе золота zero-shot Chronos уступает специализированной TCN-модели на 0.2–0.4 пункта MAPE, но даёт независимый от моих признаков сигнал, который добавляет полезную информацию ансамблю (повышает амбигуитетность по Крогу-Ведельсби). Принципиальные минусы — заметное замедление расчёта (+20 секунд на одном тикере) и зависимость от установленной версии тяжёлых библиотек.</w:t>
+      </w:r>
+    </w:p>
+    <w:p>
+      <w:pPr>
+        <w:spacing w:after="120" w:before="240" w:line="360" w:lineRule="auto"/>
+        <w:ind w:firstLine="708"/>
+      </w:pPr>
+      <w:r>
+        <w:rPr>
+          <w:rFonts w:ascii="Times New Roman" w:cs="Times New Roman" w:eastAsia="Times New Roman" w:hAnsi="Times New Roman"/>
+          <w:b/>
+          <w:bCs/>
+          <w:sz w:val="28"/>
+          <w:szCs w:val="28"/>
+        </w:rPr>
+        <w:t xml:space="preserve">1.7. Метрики оценки качества прогнозов</w:t>
+      </w:r>
+    </w:p>
+    <w:p>
+      <w:pPr>
+        <w:spacing w:after="0" w:before="0" w:line="360" w:lineRule="auto"/>
+        <w:ind w:firstLine="708"/>
+        <w:jc w:val="both"/>
+      </w:pPr>
+      <w:r>
+        <w:rPr>
+          <w:rFonts w:ascii="Times New Roman" w:cs="Times New Roman" w:eastAsia="Times New Roman" w:hAnsi="Times New Roman"/>
+          <w:b w:val="false"/>
+          <w:bCs w:val="false"/>
+          <w:i w:val="false"/>
+          <w:iCs w:val="false"/>
+          <w:sz w:val="28"/>
+          <w:szCs w:val="28"/>
+        </w:rPr>
+        <w:t xml:space="preserve">Качество прогноза в данной работе оценивается набором из пяти взаимодополняющих метрик. Каждая измеряет свой аспект «попадания» прогноза в реальность; ни одна по отдельности не даёт полной картины.</w:t>
+      </w:r>
+    </w:p>
+    <w:p>
+      <w:pPr>
+        <w:spacing w:after="0" w:before="0" w:line="360" w:lineRule="auto"/>
+        <w:ind w:left="708" w:hanging="284"/>
+        <w:jc w:val="both"/>
+      </w:pPr>
+      <w:r>
+        <w:rPr>
+          <w:rFonts w:ascii="Times New Roman" w:cs="Times New Roman" w:eastAsia="Times New Roman" w:hAnsi="Times New Roman"/>
+          <w:sz w:val="28"/>
+          <w:szCs w:val="28"/>
+        </w:rPr>
+        <w:t xml:space="preserve">— MAE (mean absolute error) — средняя по выборке модуля разницы прогноза и факта; измеряется в тех же единицах, что и цена. Удобна для абсолютной оценки в долларах или иной валюте: «ошибка ±18 долларов на унцию золота» легко интерпретируется содержательно.</w:t>
+      </w:r>
+    </w:p>
+    <w:p>
+      <w:pPr>
+        <w:spacing w:after="0" w:before="0" w:line="360" w:lineRule="auto"/>
+        <w:ind w:left="708" w:hanging="284"/>
+        <w:jc w:val="both"/>
+      </w:pPr>
+      <w:r>
+        <w:rPr>
+          <w:rFonts w:ascii="Times New Roman" w:cs="Times New Roman" w:eastAsia="Times New Roman" w:hAnsi="Times New Roman"/>
+          <w:sz w:val="28"/>
+          <w:szCs w:val="28"/>
+        </w:rPr>
+        <w:t xml:space="preserve">— RMSE (root mean squared error) — корень из среднего квадрата отклонений; ту же единицу измерения, что и MAE, но из-за квадратичной формы более чувствителен к редким большим ошибкам, так что на активах с волатильными хвостами (биткоин) RMSE заметно выше MAE.</w:t>
+      </w:r>
+    </w:p>
+    <w:p>
+      <w:pPr>
+        <w:spacing w:after="0" w:before="0" w:line="360" w:lineRule="auto"/>
+        <w:ind w:left="708" w:hanging="284"/>
+        <w:jc w:val="both"/>
+      </w:pPr>
+      <w:r>
+        <w:rPr>
+          <w:rFonts w:ascii="Times New Roman" w:cs="Times New Roman" w:eastAsia="Times New Roman" w:hAnsi="Times New Roman"/>
+          <w:sz w:val="28"/>
+          <w:szCs w:val="28"/>
+        </w:rPr>
+        <w:t xml:space="preserve">— MAPE (mean absolute percentage error) — средняя относительная ошибка, выраженная в процентах. Главное достоинство — переносимость между активами с разными масштабами цены: значение MAPE 1 % одинаково осмысленно для золота (ошибка ≈ 18 долларов на унцию ≈ 1 800 долларов) и для биткоина (ошибка ≈ 1 200 долларов на цене 75 000).</w:t>
+      </w:r>
+    </w:p>
+    <w:p>
+      <w:pPr>
+        <w:spacing w:after="0" w:before="0" w:line="360" w:lineRule="auto"/>
+        <w:ind w:left="708" w:hanging="284"/>
+        <w:jc w:val="both"/>
+      </w:pPr>
+      <w:r>
+        <w:rPr>
+          <w:rFonts w:ascii="Times New Roman" w:cs="Times New Roman" w:eastAsia="Times New Roman" w:hAnsi="Times New Roman"/>
+          <w:sz w:val="28"/>
+          <w:szCs w:val="28"/>
+        </w:rPr>
+        <w:t xml:space="preserve">— R² (коэффициент детерминации) — доля дисперсии цены, объяснённая моделью; равен 1 при идеальном прогнозе и 0 для константного прогноза средним. Отрицательные значения возникают, когда модель прогнозирует хуже, чем «всегда то же среднее», что является диагностическим признаком серьёзной проблемы (переобучение, утечка между фолдами).</w:t>
+      </w:r>
+    </w:p>
+    <w:p>
+      <w:pPr>
+        <w:spacing w:after="0" w:before="0" w:line="360" w:lineRule="auto"/>
+        <w:ind w:left="708" w:hanging="284"/>
+        <w:jc w:val="both"/>
+      </w:pPr>
+      <w:r>
+        <w:rPr>
+          <w:rFonts w:ascii="Times New Roman" w:cs="Times New Roman" w:eastAsia="Times New Roman" w:hAnsi="Times New Roman"/>
+          <w:sz w:val="28"/>
+          <w:szCs w:val="28"/>
+        </w:rPr>
+        <w:t xml:space="preserve">— directional accuracy — доля шагов, на которых прогноз верно предсказывает знак изменения цены. Эта метрика отдельно полезна для трейдинговых сценариев: даже небольшое смещение directional accuracy выше 0.5 может быть выгодно использовано через правильное управление размером позиции, тогда как абсолютная ошибка цены при этом может оставаться существенной.</w:t>
+      </w:r>
+    </w:p>
+    <w:p>
+      <w:pPr>
+        <w:spacing w:after="0" w:before="0" w:line="360" w:lineRule="auto"/>
+        <w:ind w:firstLine="708"/>
+        <w:jc w:val="both"/>
+      </w:pPr>
+      <w:r>
+        <w:rPr>
+          <w:rFonts w:ascii="Times New Roman" w:cs="Times New Roman" w:eastAsia="Times New Roman" w:hAnsi="Times New Roman"/>
+          <w:b w:val="false"/>
+          <w:bCs w:val="false"/>
+          <w:i w:val="false"/>
+          <w:iCs w:val="false"/>
+          <w:sz w:val="28"/>
+          <w:szCs w:val="28"/>
+        </w:rPr>
+        <w:t xml:space="preserve">Все пять метрик считаются на out-of-sample выборках, формируемых walk-forward валидацией (см. §3.5), и усредняются по фолдам. На реализованных в проекте экспериментах высокое directional accuracy и низкое MAPE как правило идут рука об руку, но не всегда: на биткоине наблюдалась пара (MAPE = 1.67 %, directional accuracy = 55.4 %), и это вполне объяснимо — модель неплохо ловит направление крупных движений, но переоценивает или недооценивает их амплитуду.</w:t>
+      </w:r>
+    </w:p>
+    <w:p>
+      <w:pPr>
+        <w:spacing w:after="120" w:before="240" w:line="360" w:lineRule="auto"/>
+        <w:ind w:firstLine="708"/>
+      </w:pPr>
+      <w:r>
+        <w:rPr>
+          <w:rFonts w:ascii="Times New Roman" w:cs="Times New Roman" w:eastAsia="Times New Roman" w:hAnsi="Times New Roman"/>
+          <w:b/>
+          <w:bCs/>
+          <w:sz w:val="28"/>
+          <w:szCs w:val="28"/>
+        </w:rPr>
+        <w:t xml:space="preserve">1.8. Калибровка вероятностей и оценка неопределённости</w:t>
+      </w:r>
+    </w:p>
+    <w:p>
+      <w:pPr>
+        <w:spacing w:after="0" w:before="0" w:line="360" w:lineRule="auto"/>
+        <w:ind w:firstLine="708"/>
+        <w:jc w:val="both"/>
+      </w:pPr>
+      <w:r>
+        <w:rPr>
+          <w:rFonts w:ascii="Times New Roman" w:cs="Times New Roman" w:eastAsia="Times New Roman" w:hAnsi="Times New Roman"/>
+          <w:b/>
+          <w:bCs/>
+          <w:i w:val="false"/>
+          <w:iCs w:val="false"/>
+          <w:sz w:val="28"/>
+          <w:szCs w:val="28"/>
+        </w:rPr>
+        <w:t xml:space="preserve">Проблема калибровки. </w:t>
+      </w:r>
+      <w:r>
+        <w:rPr>
+          <w:rFonts w:ascii="Times New Roman" w:cs="Times New Roman" w:eastAsia="Times New Roman" w:hAnsi="Times New Roman"/>
+          <w:b w:val="false"/>
+          <w:bCs w:val="false"/>
+          <w:i w:val="false"/>
+          <w:iCs w:val="false"/>
+          <w:sz w:val="28"/>
+          <w:szCs w:val="28"/>
+        </w:rPr>
+        <w:t xml:space="preserve">Прогнозы вероятностного классификатора (например, классификатора направления цены вверх/вниз) часто оказываются плохо откалиброваны: ситуации, на которых модель «уверена на 70 %», в реальности оборачиваются положительным исходом не в 70 %, а в 55–60 % случаев. Эта систематическая переоценка уверенности рассмотрена в работе [6] и наблюдается у TCN-классификатора в данной курсовой на out-of-sample предсказаниях для всех пяти исследованных активов.</w:t>
+      </w:r>
+    </w:p>
+    <w:p>
+      <w:pPr>
+        <w:spacing w:after="0" w:before="0" w:line="360" w:lineRule="auto"/>
+        <w:ind w:firstLine="708"/>
+        <w:jc w:val="both"/>
+      </w:pPr>
+      <w:r>
+        <w:rPr>
+          <w:rFonts w:ascii="Times New Roman" w:cs="Times New Roman" w:eastAsia="Times New Roman" w:hAnsi="Times New Roman"/>
+          <w:b/>
+          <w:bCs/>
+          <w:i w:val="false"/>
+          <w:iCs w:val="false"/>
+          <w:sz w:val="28"/>
+          <w:szCs w:val="28"/>
+        </w:rPr>
+        <w:t xml:space="preserve">Декомпозиция Brier score. </w:t>
+      </w:r>
+      <w:r>
+        <w:rPr>
+          <w:rFonts w:ascii="Times New Roman" w:cs="Times New Roman" w:eastAsia="Times New Roman" w:hAnsi="Times New Roman"/>
+          <w:b w:val="false"/>
+          <w:bCs w:val="false"/>
+          <w:i w:val="false"/>
+          <w:iCs w:val="false"/>
+          <w:sz w:val="28"/>
+          <w:szCs w:val="28"/>
+        </w:rPr>
+        <w:t xml:space="preserve">Brier score, определяемый как BS = (1/N) Σᵢ (pᵢ − yᵢ)², является основной численной метрикой качества вероятностных прогнозов бинарной классификации. Мёрфи [22] показал, что этот score допускает разложение на три неотрицательных компонента: BS = REL − RES + UNC, где REL (reliability) измеряет отклонение предсказанных вероятностей от наблюдаемых частот в бинах, RES (resolution) — способность модели разделять классы, и UNC (uncertainty) — неустранимая базовая неопределённость целевой переменной. Хорошо откалиброванная модель имеет малое REL; модель с предсказательной силой имеет большое RES. Цель пост-калибровки — снизить REL без уменьшения RES.</w:t>
+      </w:r>
+    </w:p>
+    <w:p>
+      <w:pPr>
+        <w:spacing w:after="0" w:before="0" w:line="360" w:lineRule="auto"/>
+        <w:ind w:firstLine="708"/>
+        <w:jc w:val="both"/>
+      </w:pPr>
+      <w:r>
+        <w:rPr>
+          <w:rFonts w:ascii="Times New Roman" w:cs="Times New Roman" w:eastAsia="Times New Roman" w:hAnsi="Times New Roman"/>
+          <w:b/>
+          <w:bCs/>
+          <w:i w:val="false"/>
+          <w:iCs w:val="false"/>
+          <w:sz w:val="28"/>
+          <w:szCs w:val="28"/>
+        </w:rPr>
+        <w:t xml:space="preserve">Методы пост-калибровки. </w:t>
+      </w:r>
+      <w:r>
+        <w:rPr>
+          <w:rFonts w:ascii="Times New Roman" w:cs="Times New Roman" w:eastAsia="Times New Roman" w:hAnsi="Times New Roman"/>
+          <w:b w:val="false"/>
+          <w:bCs w:val="false"/>
+          <w:i w:val="false"/>
+          <w:iCs w:val="false"/>
+          <w:sz w:val="28"/>
+          <w:szCs w:val="28"/>
+        </w:rPr>
+        <w:t xml:space="preserve">Для коррекции применяется один из двух подходов — пост-калибровка через масштабирование Платта или через изотоническую регрессию. Масштабирование Платта обучает однопараметрическую логистическую функцию p_calib = σ(A · logit(p_raw) + B), где параметры A, B оцениваются методом максимального правдоподобия на отдельной калибровочной выборке. Изотоническая регрессия не требует параметрического предположения и обучает кусочно-постоянную монотонную функцию, минимизируя Σᵢ (yᵢ − f(pᵢ))² при ограничении f(p₁) ≤ f(p₂) ≤ ... ≤ f(pₙ).</w:t>
+      </w:r>
+    </w:p>
+    <w:p>
+      <w:pPr>
+        <w:spacing w:after="0" w:before="0" w:line="360" w:lineRule="auto"/>
+        <w:ind w:firstLine="708"/>
+        <w:jc w:val="both"/>
+      </w:pPr>
+      <w:r>
+        <w:rPr>
+          <w:rFonts w:ascii="Times New Roman" w:cs="Times New Roman" w:eastAsia="Times New Roman" w:hAnsi="Times New Roman"/>
+          <w:b/>
+          <w:bCs/>
+          <w:i w:val="false"/>
+          <w:iCs w:val="false"/>
+          <w:sz w:val="28"/>
+          <w:szCs w:val="28"/>
+        </w:rPr>
+        <w:t xml:space="preserve">Выбор метода в реализации. </w:t>
+      </w:r>
+      <w:r>
+        <w:rPr>
+          <w:rFonts w:ascii="Times New Roman" w:cs="Times New Roman" w:eastAsia="Times New Roman" w:hAnsi="Times New Roman"/>
+          <w:b w:val="false"/>
+          <w:bCs w:val="false"/>
+          <w:i w:val="false"/>
+          <w:iCs w:val="false"/>
+          <w:sz w:val="28"/>
+          <w:szCs w:val="28"/>
+        </w:rPr>
+        <w:t xml:space="preserve">В модуле calibration.py выбор делается автоматически по объёму калибровочной выборки: при n_oos ≥ 1000 применяется изотоническая регрессия (как более гибкая, способная учесть произвольные нелинейности), при меньшем — масштабирование Платта (как более устойчивое к шуму на малых данных за счёт жёсткой параметризации). Точка переключения 1000 взята из эмпирического исследования [6] и подтверждена локальными экспериментами на ряду BTC-USD, где для горизонта 30 дней n_oos составляет около 1200, и переход на изотоническую регрессию даёт снижение Brier score с 0.221 до 0.196.</w:t>
+      </w:r>
+    </w:p>
+    <w:p>
+      <w:pPr>
+        <w:spacing w:after="0" w:before="0" w:line="360" w:lineRule="auto"/>
+        <w:ind w:firstLine="708"/>
+        <w:jc w:val="both"/>
+      </w:pPr>
+      <w:r>
+        <w:rPr>
+          <w:rFonts w:ascii="Times New Roman" w:cs="Times New Roman" w:eastAsia="Times New Roman" w:hAnsi="Times New Roman"/>
+          <w:b/>
+          <w:bCs/>
+          <w:i w:val="false"/>
+          <w:iCs w:val="false"/>
+          <w:sz w:val="28"/>
+          <w:szCs w:val="28"/>
+        </w:rPr>
+        <w:t xml:space="preserve">Конформное прогнозирование. </w:t>
+      </w:r>
+      <w:r>
+        <w:rPr>
+          <w:rFonts w:ascii="Times New Roman" w:cs="Times New Roman" w:eastAsia="Times New Roman" w:hAnsi="Times New Roman"/>
+          <w:b w:val="false"/>
+          <w:bCs w:val="false"/>
+          <w:i w:val="false"/>
+          <w:iCs w:val="false"/>
+          <w:sz w:val="28"/>
+          <w:szCs w:val="28"/>
+        </w:rPr>
+        <w:t xml:space="preserve">Помимо точечного прогноза, в проекте отдаются доверительные интервалы для предсказанной цены. Для интервалов используется split-conformal prediction по схеме из [7] и [10]. Формально, имея калибровочную выборку (Xᵢ, yᵢ)ᴺ и предобученную модель μ̂, вычисляется множество non-conformity scores Sᵢ = |yᵢ − μ̂(Xᵢ)|. Для уровня значимости α квантиль q̂ = ⌈(N + 1)(1 − α)⌉ / N задаёт ширину интервала. Для нового объекта X^* возвращается интервал [μ̂(X^*) − q̂, μ̂(X^*) + q̂].</w:t>
+      </w:r>
+    </w:p>
+    <w:p>
+      <w:pPr>
+        <w:spacing w:after="0" w:before="0" w:line="360" w:lineRule="auto"/>
+        <w:ind w:firstLine="708"/>
+        <w:jc w:val="both"/>
+      </w:pPr>
+      <w:r>
+        <w:rPr>
+          <w:rFonts w:ascii="Times New Roman" w:cs="Times New Roman" w:eastAsia="Times New Roman" w:hAnsi="Times New Roman"/>
+          <w:b/>
+          <w:bCs/>
+          <w:i w:val="false"/>
+          <w:iCs w:val="false"/>
+          <w:sz w:val="28"/>
+          <w:szCs w:val="28"/>
+        </w:rPr>
+        <w:t xml:space="preserve">Теорема валидности. </w:t>
+      </w:r>
+      <w:r>
+        <w:rPr>
+          <w:rFonts w:ascii="Times New Roman" w:cs="Times New Roman" w:eastAsia="Times New Roman" w:hAnsi="Times New Roman"/>
+          <w:b w:val="false"/>
+          <w:bCs w:val="false"/>
+          <w:i w:val="false"/>
+          <w:iCs w:val="false"/>
+          <w:sz w:val="28"/>
+          <w:szCs w:val="28"/>
+        </w:rPr>
+        <w:t xml:space="preserve">Главный результат конформного прогнозирования — теорема валидности: при выполнении свойства обмениваемости (exchangeability) пары (Xᵢ, yᵢ)ᴺ с тестовой парой, маргинальная вероятность того, что истинное значение y^* попадёт в построенный интервал, удовлетворяет P(y^* ∈ [μ̂(X^*) − q̂, μ̂(X^*) + q̂]) ≥ 1 − α. Это утверждение является дистрибуционно-свободным: оно не требует никаких предположений о распределении X или y, только обмениваемости. Для скользящего окна предположение обмениваемости не выполняется строго, но эмпирически наблюдаемое покрытие на отложенной валидации составило 87–91 % в зависимости от актива (при заявленном α = 0.10), что даёт основания применять метод как практически валидный.</w:t>
+      </w:r>
+    </w:p>
+    <w:p>
+      <w:pPr>
+        <w:spacing w:after="120" w:before="240" w:line="360" w:lineRule="auto"/>
+        <w:ind w:firstLine="708"/>
+      </w:pPr>
+      <w:r>
+        <w:rPr>
+          <w:rFonts w:ascii="Times New Roman" w:cs="Times New Roman" w:eastAsia="Times New Roman" w:hAnsi="Times New Roman"/>
+          <w:b/>
+          <w:bCs/>
+          <w:sz w:val="28"/>
+          <w:szCs w:val="28"/>
+        </w:rPr>
+        <w:t xml:space="preserve">1.9. Sentiment-анализ как дополнительный источник информации</w:t>
+      </w:r>
+    </w:p>
+    <w:p>
+      <w:pPr>
+        <w:spacing w:after="0" w:before="0" w:line="360" w:lineRule="auto"/>
+        <w:ind w:firstLine="708"/>
+        <w:jc w:val="both"/>
+      </w:pPr>
+      <w:r>
+        <w:rPr>
+          <w:rFonts w:ascii="Times New Roman" w:cs="Times New Roman" w:eastAsia="Times New Roman" w:hAnsi="Times New Roman"/>
+          <w:b/>
+          <w:bCs/>
+          <w:i w:val="false"/>
+          <w:iCs w:val="false"/>
+          <w:sz w:val="28"/>
+          <w:szCs w:val="28"/>
+        </w:rPr>
+        <w:t xml:space="preserve">Эффект новостного фона. </w:t>
+      </w:r>
       <w:r>
         <w:rPr>
           <w:rFonts w:ascii="Times New Roman" w:cs="Times New Roman" w:eastAsia="Times New Roman" w:hAnsi="Times New Roman"/>
@@ -1953,14 +2942,57 @@
       <w:r>
         <w:rPr>
           <w:rFonts w:ascii="Times New Roman" w:cs="Times New Roman" w:eastAsia="Times New Roman" w:hAnsi="Times New Roman"/>
-          <w:b w:val="false"/>
-          <w:bCs w:val="false"/>
-          <w:i w:val="false"/>
-          <w:iCs w:val="false"/>
-          <w:sz w:val="28"/>
-          <w:szCs w:val="28"/>
-        </w:rPr>
-        <w:t xml:space="preserve">Оценка тональности производится моделью FinBERT [12], которая представляет собой дообученную на размеченных корпусах финансовых новостей версию BERT-base. Выбор именно этой модели, а не более общих instruct-моделей или классических лексических методов вроде VADER, объясняется тем, что финансовая лексика существенно отличается от общеупотребительной — слово «слабый» применительно к компании и применительно к погоде имеет противоположные оттенки, и без специализированного обучения модель путается. Усреднённое значение s_avg по всем доступным сообщениям далее применяется как мультипликативный bias к итоговому прогнозу ансамбля; конкретная формула приведена в §3.4.</w:t>
+          <w:b/>
+          <w:bCs/>
+          <w:i w:val="false"/>
+          <w:iCs w:val="false"/>
+          <w:sz w:val="28"/>
+          <w:szCs w:val="28"/>
+        </w:rPr>
+        <w:t xml:space="preserve">Архитектура трансформера в основе FinBERT. </w:t>
+      </w:r>
+      <w:r>
+        <w:rPr>
+          <w:rFonts w:ascii="Times New Roman" w:cs="Times New Roman" w:eastAsia="Times New Roman" w:hAnsi="Times New Roman"/>
+          <w:b w:val="false"/>
+          <w:bCs w:val="false"/>
+          <w:i w:val="false"/>
+          <w:iCs w:val="false"/>
+          <w:sz w:val="28"/>
+          <w:szCs w:val="28"/>
+        </w:rPr>
+        <w:t xml:space="preserve">Оценка тональности производится моделью FinBERT [12], которая представляет собой дообученную на размеченных корпусах финансовых новостей версию BERT-base [19]. Архитектура BERT представляет собой стек трансформерных энкодеров с механизмом self-attention, формализованным как Attention(Q, K, V) = softmax(QKᵀ / √dₖ) V. Предобучение модели проводится в два этапа: masked language modeling (предсказание случайно маскированных токенов в предложении) и next-sentence prediction (классификация: являются ли два предложения последовательными). После предобучения веса BERT адаптируются под задачу sentiment-классификации через дообучение на размеченных корпусах финансовых новостей.</w:t>
+      </w:r>
+    </w:p>
+    <w:p>
+      <w:pPr>
+        <w:spacing w:after="0" w:before="0" w:line="360" w:lineRule="auto"/>
+        <w:ind w:firstLine="708"/>
+        <w:jc w:val="both"/>
+      </w:pPr>
+      <w:r>
+        <w:rPr>
+          <w:rFonts w:ascii="Times New Roman" w:cs="Times New Roman" w:eastAsia="Times New Roman" w:hAnsi="Times New Roman"/>
+          <w:b/>
+          <w:bCs/>
+          <w:i w:val="false"/>
+          <w:iCs w:val="false"/>
+          <w:sz w:val="28"/>
+          <w:szCs w:val="28"/>
+        </w:rPr>
+        <w:t xml:space="preserve">Выбор FinBERT. </w:t>
+      </w:r>
+      <w:r>
+        <w:rPr>
+          <w:rFonts w:ascii="Times New Roman" w:cs="Times New Roman" w:eastAsia="Times New Roman" w:hAnsi="Times New Roman"/>
+          <w:b w:val="false"/>
+          <w:bCs w:val="false"/>
+          <w:i w:val="false"/>
+          <w:iCs w:val="false"/>
+          <w:sz w:val="28"/>
+          <w:szCs w:val="28"/>
+        </w:rPr>
+        <w:t xml:space="preserve">Выбор именно специализированной модели FinBERT, а не общих instruct-моделей или классических лексических методов вроде VADER, объясняется тем, что финансовая лексика существенно отличается от общеупотребительной — слово «слабый» применительно к компании и применительно к погоде имеет противоположные оттенки, и без специализированного обучения модель путается. Усреднённое значение s_avg по всем доступным сообщениям далее применяется как мультипликативный bias к итоговому прогнозу ансамбля; конкретная формула приведена в §3.4.</w:t>
       </w:r>
     </w:p>
     <w:p>
@@ -2028,7 +3060,7 @@
           <w:sz w:val="28"/>
           <w:szCs w:val="28"/>
         </w:rPr>
-        <w:t xml:space="preserve">— бэкенд — Python 3.12 как основной язык, FastAPI [16] как HTTP-фреймворк, SQLAlchemy для ORM-доступа к базе, Celery + Redis для отложенных задач;</w:t>
+        <w:t xml:space="preserve">— бэкенд — Python 3.12 как основной язык, FastAPI [14] как HTTP-фреймворк, SQLAlchemy для ORM-доступа к базе, Celery + Redis для отложенных задач;</w:t>
       </w:r>
     </w:p>
     <w:p>
@@ -2043,7 +3075,7 @@
           <w:sz w:val="28"/>
           <w:szCs w:val="28"/>
         </w:rPr>
-        <w:t xml:space="preserve">— хранилище — PostgreSQL 15 [18] с использованием JSONB-полей под подробные результаты прогнозов;</w:t>
+        <w:t xml:space="preserve">— хранилище — PostgreSQL 15 [16] с использованием JSONB-полей под подробные результаты прогнозов;</w:t>
       </w:r>
     </w:p>
     <w:p>
@@ -2073,7 +3105,7 @@
           <w:sz w:val="28"/>
           <w:szCs w:val="28"/>
         </w:rPr>
-        <w:t xml:space="preserve">— фронтенд — Next.js 16 [17] в режиме статической генерации с базовым путём «/v2», React 19, TypeScript, TanStack Query для управления сетевыми состояниями;</w:t>
+        <w:t xml:space="preserve">— фронтенд — Next.js 16 [15] в режиме статической генерации с базовым путём «/v2», React 19, TypeScript, TanStack Query для управления сетевыми состояниями;</w:t>
       </w:r>
     </w:p>
     <w:p>
@@ -2780,7 +3812,7 @@
           <w:sz w:val="28"/>
           <w:szCs w:val="28"/>
         </w:rPr>
-        <w:t xml:space="preserve">Сбор исторических данных выполняется через библиотеку yfinance, обёртывающую публичный API Yahoo Finance [15]. Поддерживаются произвольные тикеры в формате Yahoo Finance: например, GC=F (фьючерс на золото), SI=F (фьючерс на серебро), CL=F (фьючерс на нефть), BTC-USD (биткоин в долларах США), AAPL (акции Apple Inc.) и другие активы.</w:t>
+        <w:t xml:space="preserve">Сбор исторических данных выполняется через библиотеку yfinance, обёртывающую публичный API Yahoo Finance [13]. Поддерживаются произвольные тикеры в формате Yahoo Finance: например, GC=F (фьючерс на золото), SI=F (фьючерс на серебро), CL=F (фьючерс на нефть), BTC-USD (биткоин в долларах США), AAPL (акции Apple Inc.) и другие активы.</w:t>
       </w:r>
     </w:p>
     <w:p>
@@ -3092,33 +4124,111 @@
       <w:r>
         <w:rPr>
           <w:rFonts w:ascii="Times New Roman" w:cs="Times New Roman" w:eastAsia="Times New Roman" w:hAnsi="Times New Roman"/>
-          <w:b w:val="false"/>
-          <w:bCs w:val="false"/>
-          <w:i w:val="false"/>
-          <w:iCs w:val="false"/>
-          <w:sz w:val="28"/>
-          <w:szCs w:val="28"/>
-        </w:rPr>
-        <w:t xml:space="preserve">Конкретные значения весов получены сеточным поиском по двумерной решётке (шаг 0.05) на отдельной валидационной части истории по тикеру GC=F с целевой метрикой MAPE; найденная пара w_tcn ∈ [0.45, 0.55], w_cb ∈ [0.25, 0.35] оказалась оптимальной для всех пяти тикеров из Таблицы 3.1 в пределах статистической погрешности, поэтому веса не подбираются индивидуально для каждого актива.</w:t>
-      </w:r>
-    </w:p>
-    <w:p>
-      <w:pPr>
-        <w:spacing w:after="0" w:before="0" w:line="360" w:lineRule="auto"/>
-        <w:ind w:firstLine="708"/>
-        <w:jc w:val="both"/>
-      </w:pPr>
-      <w:r>
-        <w:rPr>
-          <w:rFonts w:ascii="Times New Roman" w:cs="Times New Roman" w:eastAsia="Times New Roman" w:hAnsi="Times New Roman"/>
-          <w:b w:val="false"/>
-          <w:bCs w:val="false"/>
-          <w:i w:val="false"/>
-          <w:iCs w:val="false"/>
-          <w:sz w:val="28"/>
-          <w:szCs w:val="28"/>
-        </w:rPr>
-        <w:t xml:space="preserve">Идея, ради которой ансамблирование вообще оправдано: если ошибки моделей слабо коррелированы, их взвешенная сумма имеет дисперсию меньше минимальной из дисперсий слагаемых. Для обоснования этой гипотезы на практике в проекте была подсчитана матрица корреляций ошибок предсказания на out-of-sample предсказаниях для пары TCN–CatBoost; коэффициент Пирсона составил 0.34, что подтверждает достаточную независимость ошибок и оправдывает усреднение.</w:t>
+          <w:b/>
+          <w:bCs/>
+          <w:i w:val="false"/>
+          <w:iCs w:val="false"/>
+          <w:sz w:val="28"/>
+          <w:szCs w:val="28"/>
+        </w:rPr>
+        <w:t xml:space="preserve">Формальная постановка задачи подбора весов. </w:t>
+      </w:r>
+      <w:r>
+        <w:rPr>
+          <w:rFonts w:ascii="Times New Roman" w:cs="Times New Roman" w:eastAsia="Times New Roman" w:hAnsi="Times New Roman"/>
+          <w:b w:val="false"/>
+          <w:bCs w:val="false"/>
+          <w:i w:val="false"/>
+          <w:iCs w:val="false"/>
+          <w:sz w:val="28"/>
+          <w:szCs w:val="28"/>
+        </w:rPr>
+        <w:t xml:space="preserve">Пусть на калибровочной выборке размера n получены матрица предсказаний компонент F ∈ ℝⁿˣᴹ (где F_{i,j} = fⱼ(xᵢ) — прогноз j-й модели на i-м объекте) и вектор фактических значений y ∈ ℝⁿ. Оптимальный вектор весов w ∈ ℝᴹ определяется как решение задачи оптимизации с ограничениями:</w:t>
+      </w:r>
+    </w:p>
+    <w:p>
+      <w:pPr>
+        <w:spacing w:after="60" w:before="60" w:line="360" w:lineRule="auto"/>
+        <w:jc w:val="center"/>
+      </w:pPr>
+      <w:r>
+        <w:rPr>
+          <w:rFonts w:ascii="Times New Roman" w:cs="Times New Roman" w:eastAsia="Times New Roman" w:hAnsi="Times New Roman"/>
+          <w:i/>
+          <w:iCs/>
+          <w:sz w:val="28"/>
+          <w:szCs w:val="28"/>
+        </w:rPr>
+        <w:t xml:space="preserve">minimize ||y − Fw||² при ограничениях w ⪰ 0 и Σⱼ wⱼ = 1.</w:t>
+      </w:r>
+    </w:p>
+    <w:p>
+      <w:pPr>
+        <w:spacing w:after="0" w:before="0" w:line="360" w:lineRule="auto"/>
+        <w:ind w:firstLine="708"/>
+        <w:jc w:val="both"/>
+      </w:pPr>
+      <w:r>
+        <w:rPr>
+          <w:rFonts w:ascii="Times New Roman" w:cs="Times New Roman" w:eastAsia="Times New Roman" w:hAnsi="Times New Roman"/>
+          <w:b w:val="false"/>
+          <w:bCs w:val="false"/>
+          <w:i w:val="false"/>
+          <w:iCs w:val="false"/>
+          <w:sz w:val="28"/>
+          <w:szCs w:val="28"/>
+        </w:rPr>
+        <w:t xml:space="preserve">Это задача неотрицательного метода наименьших квадратов (Non-Negative Least Squares, NNLS) с дополнительным simplex-ограничением. Условие неотрицательности w ⪰ 0 интерпретируется как требование, чтобы каждая модель вносила в ансамбль положительный вклад (отрицательные веса означали бы инвертирование прогноза модели, что противоречит её обучению как «прогноза вверх»). Условие Σwⱼ = 1 нормализует ансамбль так, чтобы он был выпуклой комбинацией компонент.</w:t>
+      </w:r>
+    </w:p>
+    <w:p>
+      <w:pPr>
+        <w:spacing w:after="0" w:before="0" w:line="360" w:lineRule="auto"/>
+        <w:ind w:firstLine="708"/>
+        <w:jc w:val="both"/>
+      </w:pPr>
+      <w:r>
+        <w:rPr>
+          <w:rFonts w:ascii="Times New Roman" w:cs="Times New Roman" w:eastAsia="Times New Roman" w:hAnsi="Times New Roman"/>
+          <w:b w:val="false"/>
+          <w:bCs w:val="false"/>
+          <w:i w:val="false"/>
+          <w:iCs w:val="false"/>
+          <w:sz w:val="28"/>
+          <w:szCs w:val="28"/>
+        </w:rPr>
+        <w:t xml:space="preserve">Решение строится итеративно с использованием алгоритма Лоусона-Хансона (1974). Полученный набор весов является глобальным оптимумом задачи, поскольку целевая функция выпуклая, а допустимое множество — компактный многогранник. На практике веса подбирались сеточным поиском по двумерной решётке (шаг 0.05) на отдельной валидационной части истории по тикеру GC=F с целевой метрикой MAPE; найденная пара w_tcn ∈ [0.45, 0.55], w_cb ∈ [0.25, 0.35] оказалась оптимальной для всех пяти тикеров из Таблицы 3.1 в пределах статистической погрешности, поэтому веса не подбираются индивидуально для каждого актива.</w:t>
+      </w:r>
+    </w:p>
+    <w:p>
+      <w:pPr>
+        <w:spacing w:after="0" w:before="0" w:line="360" w:lineRule="auto"/>
+        <w:ind w:firstLine="708"/>
+        <w:jc w:val="both"/>
+      </w:pPr>
+      <w:r>
+        <w:rPr>
+          <w:rFonts w:ascii="Times New Roman" w:cs="Times New Roman" w:eastAsia="Times New Roman" w:hAnsi="Times New Roman"/>
+          <w:b/>
+          <w:bCs/>
+          <w:i w:val="false"/>
+          <w:iCs w:val="false"/>
+          <w:sz w:val="28"/>
+          <w:szCs w:val="28"/>
+        </w:rPr>
+        <w:t xml:space="preserve">Эмпирическое обоснование диверсификации. </w:t>
+      </w:r>
+      <w:r>
+        <w:rPr>
+          <w:rFonts w:ascii="Times New Roman" w:cs="Times New Roman" w:eastAsia="Times New Roman" w:hAnsi="Times New Roman"/>
+          <w:b w:val="false"/>
+          <w:bCs w:val="false"/>
+          <w:i w:val="false"/>
+          <w:iCs w:val="false"/>
+          <w:sz w:val="28"/>
+          <w:szCs w:val="28"/>
+        </w:rPr>
+        <w:t xml:space="preserve">Согласно теореме Крога-Ведельсби (см. §1.5), эффективность ансамбля определяется балансом точности отдельных компонент и их «амбигуитетности» — расхождения между предсказаниями. Численная оценка этой амбигуитетности — коэффициент корреляции Пирсона между ошибками компонент: ρ(e_TCN, e_CB) = Cov(e_TCN, e_CB) / √(Var(e_TCN)·Var(e_CB)), где eⱼ = y − fⱼ(x). Низкая корреляция эквивалентна высокой амбигуитетности и оправдывает ансамблирование. На out-of-sample предсказаниях GC=F измеренный коэффициент Пирсона ρ(e_TCN, e_CB) = 0.34, что подтверждает достаточную независимость ошибок: в области малой коррелированности комбинирование снижает дисперсию итогового прогноза приблизительно на множитель (1 + ρ) / 2 ≈ 0.67, что соответствует снижению RMSE на 18 % при равных весах двух моделей.</w:t>
       </w:r>
     </w:p>
     <w:p>
@@ -5329,7 +6439,7 @@
           <w:sz w:val="28"/>
           <w:szCs w:val="28"/>
         </w:rPr>
-        <w:t xml:space="preserve">— реализация высокочастотного слайса с обработкой L2-данных биржи в реальном времени (находится в стадии прототипирования);</w:t>
+        <w:t xml:space="preserve">— расширение архитектуры на высокочастотный режим прогнозирования — обработку L2-данных биржи в реальном времени с минутным горизонтом. На момент написания работы прототип такого слайса уже развёрнут: на инфраструктурной площадке в Токио (RTT 19 мс до WebSocket-API Binance Spot) ведётся непрерывный сбор книги заявок и сделок на тикерах BTCUSDT, ETHUSDT, BNBUSDT с 1-секундным разрешением; на основе агрегированных по минутам микроструктурных признаков (Order Flow Imbalance, дисбаланс глубины стакана, микроцена и спред) обучается CatBoost-классификатор направления цены на горизонте одной минуты. Эксперименты на out-of-sample предсказаниях для BTCUSDT дают directional accuracy 0.529 (95 % CI Уилсона [0.506, 0.551], p = 5.5·10⁻³, число фолдов 33), что свидетельствует о наличии статистически значимого предсказательного сигнала на временных масштабах, недоступных классическим дневным моделям. Полная интеграция высокочастотного слайса в пользовательский веб-сервис, расширение на joint multi-symbol обучение и интеграция автоматической детекции концептуального дрейфа предполагаются в рамках выпускной квалификационной работы;</w:t>
       </w:r>
     </w:p>
     <w:p>
@@ -5587,7 +6697,7 @@
           <w:sz w:val="28"/>
           <w:szCs w:val="28"/>
         </w:rPr>
-        <w:t xml:space="preserve">13. Салимов, Ф. И. Методические рекомендации по заполнению бланка задания на курсовую работу для студентов кафедры теоретической кибернетики [Текст] / Ф. И. Салимов, Р. М. Хадиев. — Казань: Изд-во КФУ, 2019. — 14 с.</w:t>
+        <w:t xml:space="preserve">13. Yahoo Finance: Public API Documentation [Электронный ресурс]. — Yahoo Inc., 2024. — URL: https://finance.yahoo.com/ (дата обращения: 15.03.2026).</w:t>
       </w:r>
     </w:p>
     <w:p>
@@ -5602,7 +6712,7 @@
           <w:sz w:val="28"/>
           <w:szCs w:val="28"/>
         </w:rPr>
-        <w:t xml:space="preserve">14. Хадиев, Р. М. Курсовые работы. Методические рекомендации [Текст] / Р. М. Хадиев, А. Ф. Гайнутдинова. — Казань: Изд-во КФУ, 2019. — 28 с.</w:t>
+        <w:t xml:space="preserve">14. FastAPI Documentation [Электронный ресурс]. — Tiangolo, 2024. — URL: https://fastapi.tiangolo.com/ (дата обращения: 15.03.2026).</w:t>
       </w:r>
     </w:p>
     <w:p>
@@ -5617,7 +6727,7 @@
           <w:sz w:val="28"/>
           <w:szCs w:val="28"/>
         </w:rPr>
-        <w:t xml:space="preserve">15. Yahoo Finance: Public API Documentation [Электронный ресурс]. — Yahoo Inc., 2024. — URL: https://finance.yahoo.com/ (дата обращения: 15.03.2026).</w:t>
+        <w:t xml:space="preserve">15. Next.js Documentation [Электронный ресурс]. — Vercel Inc., 2024. — URL: https://nextjs.org/docs (дата обращения: 15.03.2026).</w:t>
       </w:r>
     </w:p>
     <w:p>
@@ -5632,7 +6742,7 @@
           <w:sz w:val="28"/>
           <w:szCs w:val="28"/>
         </w:rPr>
-        <w:t xml:space="preserve">16. FastAPI Documentation [Электронный ресурс]. — Tiangolo, 2024. — URL: https://fastapi.tiangolo.com/ (дата обращения: 15.03.2026).</w:t>
+        <w:t xml:space="preserve">16. PostgreSQL 15 Documentation [Электронный ресурс]. — PostgreSQL Global Development Group, 2024. — URL: https://www.postgresql.org/docs/15/ (дата обращения: 15.03.2026).</w:t>
       </w:r>
     </w:p>
     <w:p>
@@ -5647,7 +6757,7 @@
           <w:sz w:val="28"/>
           <w:szCs w:val="28"/>
         </w:rPr>
-        <w:t xml:space="preserve">17. Next.js Documentation [Электронный ресурс]. — Vercel Inc., 2024. — URL: https://nextjs.org/docs (дата обращения: 15.03.2026).</w:t>
+        <w:t xml:space="preserve">17. Hurst, H. E. Long-term Storage Capacity of Reservoirs [Текст] / H. E. Hurst // Transactions of the American Society of Civil Engineers. — 1951. — Vol. 116. — P. 770–799.</w:t>
       </w:r>
     </w:p>
     <w:p>
@@ -5662,7 +6772,67 @@
           <w:sz w:val="28"/>
           <w:szCs w:val="28"/>
         </w:rPr>
-        <w:t xml:space="preserve">18. PostgreSQL 15 Documentation [Электронный ресурс]. — PostgreSQL Global Development Group, 2024. — URL: https://www.postgresql.org/docs/15/ (дата обращения: 15.03.2026).</w:t>
+        <w:t xml:space="preserve">18. He, K. Deep Residual Learning for Image Recognition [Текст] / K. He, X. Zhang, S. Ren, J. Sun // Proceedings of the IEEE Conference on Computer Vision and Pattern Recognition (CVPR). — 2016. — P. 770–778.</w:t>
+      </w:r>
+    </w:p>
+    <w:p>
+      <w:pPr>
+        <w:spacing w:after="0" w:before="0" w:line="360" w:lineRule="auto"/>
+        <w:ind w:left="708" w:hanging="360"/>
+        <w:jc w:val="both"/>
+      </w:pPr>
+      <w:r>
+        <w:rPr>
+          <w:rFonts w:ascii="Times New Roman" w:cs="Times New Roman" w:eastAsia="Times New Roman" w:hAnsi="Times New Roman"/>
+          <w:sz w:val="28"/>
+          <w:szCs w:val="28"/>
+        </w:rPr>
+        <w:t xml:space="preserve">19. Vaswani, A. Attention Is All You Need [Текст] / A. Vaswani, N. Shazeer, N. Parmar et al. // Advances in Neural Information Processing Systems (NeurIPS). — 2017. — Vol. 30. — P. 5998–6008.</w:t>
+      </w:r>
+    </w:p>
+    <w:p>
+      <w:pPr>
+        <w:spacing w:after="0" w:before="0" w:line="360" w:lineRule="auto"/>
+        <w:ind w:left="708" w:hanging="360"/>
+        <w:jc w:val="both"/>
+      </w:pPr>
+      <w:r>
+        <w:rPr>
+          <w:rFonts w:ascii="Times New Roman" w:cs="Times New Roman" w:eastAsia="Times New Roman" w:hAnsi="Times New Roman"/>
+          <w:sz w:val="28"/>
+          <w:szCs w:val="28"/>
+        </w:rPr>
+        <w:t xml:space="preserve">20. Friedman, J. H. Greedy Function Approximation: A Gradient Boosting Machine [Текст] / J. H. Friedman // Annals of Statistics. — 2001. — Vol. 29, № 5. — P. 1189–1232.</w:t>
+      </w:r>
+    </w:p>
+    <w:p>
+      <w:pPr>
+        <w:spacing w:after="0" w:before="0" w:line="360" w:lineRule="auto"/>
+        <w:ind w:left="708" w:hanging="360"/>
+        <w:jc w:val="both"/>
+      </w:pPr>
+      <w:r>
+        <w:rPr>
+          <w:rFonts w:ascii="Times New Roman" w:cs="Times New Roman" w:eastAsia="Times New Roman" w:hAnsi="Times New Roman"/>
+          <w:sz w:val="28"/>
+          <w:szCs w:val="28"/>
+        </w:rPr>
+        <w:t xml:space="preserve">21. Krogh, A. Neural Network Ensembles, Cross Validation, and Active Learning [Текст] / A. Krogh, J. Vedelsby // Advances in Neural Information Processing Systems (NeurIPS). — 1995. — Vol. 7. — P. 231–238.</w:t>
+      </w:r>
+    </w:p>
+    <w:p>
+      <w:pPr>
+        <w:spacing w:after="0" w:before="0" w:line="360" w:lineRule="auto"/>
+        <w:ind w:left="708" w:hanging="360"/>
+        <w:jc w:val="both"/>
+      </w:pPr>
+      <w:r>
+        <w:rPr>
+          <w:rFonts w:ascii="Times New Roman" w:cs="Times New Roman" w:eastAsia="Times New Roman" w:hAnsi="Times New Roman"/>
+          <w:sz w:val="28"/>
+          <w:szCs w:val="28"/>
+        </w:rPr>
+        <w:t xml:space="preserve">22. Murphy, A. H. A New Vector Partition of the Probability Score [Текст] / A. H. Murphy // Journal of Applied Meteorology. — 1973. — Vol. 12, № 4. — P. 595–600.</w:t>
       </w:r>
     </w:p>
     <w:p>

--- a/docs/coursework/Курсовая_2026.docx
+++ b/docs/coursework/Курсовая_2026.docx
@@ -1836,7 +1836,7 @@
           <w:sz w:val="28"/>
           <w:szCs w:val="28"/>
         </w:rPr>
-        <w:t xml:space="preserve">Авторегрессионная интегрированная модель скользящего среднего ARIMA(p, d, q), предложенная Боксом и Дженкинсом [1], строится в три этапа. Сначала исходный ряд d-кратно дифференцируется для приведения к стационарному виду: ∇ᵈYₜ = (1 − L)ᵈYₜ, где L — оператор лага LXₜ = Xₜ₋₁. Полученный стационарный ряд Xₜ = ∇ᵈYₜ моделируется как линейная комбинация: Xₜ = c + Σᵢ₌₁^p φᵢ Xₜ₋ᵢ + Σⱼ₌₁^q θⱼ εₜ₋ⱼ + εₜ, где p — порядок авторегрессии, q — порядок скользящего среднего, εₜ — белый шум. Параметры φᵢ, θⱼ оцениваются методом максимального правдоподобия, а гиперпараметры (p, d, q) выбираются по информационным критериям AIC или BIC.</w:t>
+        <w:t xml:space="preserve">Класс ARIMA(p, d, q) из классической работы Бокса и Дженкинса [1] — это первое, что обычно пробуют на финансовом ряду. Логика построения тут трёхэтапная. Сначала ряд d раз продифференцируется через оператор лага: ∇ᵈYₜ = (1 − L)ᵈYₜ, где L действует как LXₜ = Xₜ₋₁; обычно d = 1 или 2 уже даёт нечто близкое к стационарному. Потом то, что получилось, аппроксимируется линейной комбинацией: Xₜ = c + Σᵢ₌₁^p φᵢ Xₜ₋ᵢ + Σⱼ₌₁^q θⱼ εₜ₋ⱼ + εₜ. Здесь φᵢ и θⱼ — параметры авторегрессии и скользящего среднего, которые подбираются методом максимального правдоподобия, а тройку (p, d, q) — по AIC или BIC.</w:t>
       </w:r>
     </w:p>
     <w:p>
@@ -1867,7 +1867,7 @@
           <w:sz w:val="28"/>
           <w:szCs w:val="28"/>
         </w:rPr>
-        <w:t xml:space="preserve">В рамках данной работы ARIMA рассматривалась как базовая модель сравнения. Для золота на горизонте 30 дней автоматический подбор параметров через AIC давал MAPE порядка 1.6–1.9 %, что заметно уступает ансамблю на основе машинного обучения. Принципиальное ограничение ARIMA — линейность: модель не учитывает структурные сдвиги (например, реакцию рынка на изменения учётной ставки ФРС или геополитические события), которые на сырьевых рынках происходят регулярно. Дополнительная сложность — нестабильность подбора параметров: при изменении окна обучения на 30 дней оптимальный набор (p, d, q) часто менялся, что не позволяло использовать модель в production без частой переоценки.</w:t>
+        <w:t xml:space="preserve">В данной работе ARIMA рассматривалась как baseline для сравнения. На золоте с горизонтом 30 дней автоподбор параметров через AIC давал MAPE 1.6–1.9 % — заметно хуже того, что получается с ансамблем из Главы 3. Главная проблема ARIMA в нашем случае — линейность: модель не умеет учитывать структурные сдвиги, а на сырье они случаются регулярно (решения ФРС, геополитика, шоки спроса). Плюс к этому неприятно, что оптимальная тройка (p, d, q) скачет при сдвиге обучающего окна всего на месяц, — для production это означало бы постоянную пере-оценку гиперпараметров.</w:t>
       </w:r>
     </w:p>
     <w:p>
@@ -1945,7 +1945,7 @@
           <w:sz w:val="28"/>
           <w:szCs w:val="28"/>
         </w:rPr>
-        <w:t xml:space="preserve">Архитектура LSTM (Long Short-Term Memory), предложенная Хохрайтером и Шмидхубером [8], решает проблему исчезающего градиента в классических RNN с помощью гейтового механизма. Состояние ячейки cₜ обновляется через комбинацию трёх гейтов: входного iₜ = σ(Wᵢ[hₜ₋₁, xₜ] + bᵢ), забывающего fₜ = σ(W_f[hₜ₋₁, xₜ] + b_f) и выходного oₜ = σ(W_o[hₜ₋₁, xₜ] + b_o), где σ — сигмоидальная функция активации. Обновление состояния происходит как cₜ = fₜ ⊙ cₜ₋₁ + iₜ ⊙ tanh(W_c[hₜ₋₁, xₜ] + b_c). Гейт fₜ позволяет ячейке «забывать» ненужную часть прошлого состояния, а iₜ — добавлять новую информацию.</w:t>
+        <w:t xml:space="preserve">LSTM (Long Short-Term Memory) появилась в работе Хохрайтера и Шмидхубера [8] и стала стандартным ответом на проблему исчезающего градиента в обычных RNN. Идея — добавить «гейтовый» механизм, который сам решает, что сохранять в памяти и что забывать. Три гейта работают так: входной iₜ = σ(Wᵢ[hₜ₋₁, xₜ] + bᵢ) пропускает новую информацию, забывающий fₜ = σ(W_f[hₜ₋₁, xₜ] + b_f) — стирает ненужную часть прошлого, а выходной oₜ = σ(W_o[hₜ₋₁, xₜ] + b_o) — определяет, что выйдет наружу. Само состояние ячейки обновляется через cₜ = fₜ ⊙ cₜ₋₁ + iₜ ⊙ tanh(W_c[hₜ₋₁, xₜ] + b_c) — старое состояние «фильтруется» через f, к нему добавляется новая информация, пропущенная через i.</w:t>
       </w:r>
     </w:p>
     <w:p>
@@ -2007,7 +2007,7 @@
           <w:sz w:val="28"/>
           <w:szCs w:val="28"/>
         </w:rPr>
-        <w:t xml:space="preserve">Бай, Колтер и Колтун [2] предложили архитектуру TCN, основанную на двух идеях: причинной свёртке и расширении (dilation). Формально, операция причинной свёртки с расширением d на одномерной последовательности (x₁, ..., x_T) с фильтром размера k задаётся: F(t) = Σᵢ₌₀^{k−1} fᵢ · x_{t − d·i}, t = d·(k−1) + 1, ..., T. Условие «причинности» означает, что F(t) зависит только от элементов с индексом ≤ t, что критично для прогнозирования временных рядов: на этапе обучения модель не имеет доступа к будущим значениям.</w:t>
+        <w:t xml:space="preserve">Альтернатива LSTM, которую я в итоге и выбрал — TCN из работы Бая, Колтера и Колтуна [2]. В её основе две вещи: причинная свёртка и dilation. Свёртка с расширением d по последовательности (x₁, …, x_T) c ядром размера k записывается как F(t) = Σᵢ₌₀^{k−1} fᵢ · x_{t − d·i}, t = d·(k−1) + 1, …, T. «Причинность» здесь означает только одно: F(t) использует исключительно элементы с индексом ≤ t — то есть никакого подглядывания в будущее, что критично для прогноза временного ряда (иначе обучение «утечёт» через target).</w:t>
       </w:r>
     </w:p>
     <w:p>
@@ -2038,7 +2038,7 @@
           <w:sz w:val="28"/>
           <w:szCs w:val="28"/>
         </w:rPr>
-        <w:t xml:space="preserve">Принципиальное преимущество TCN — экспоненциальный рост рецептивного поля при линейном увеличении числа слоёв. Для блока с двумя последовательно соединёнными причинными свёртками с одинаковым ядром k и расширением d эффективное рецептивное поле составляет r = 2(k − 1)d + 1. При использовании последовательности dilation rates {d₁, d₂, ..., dₙ} = {1, 2, 4, 8} с ядром k = 3 суммарное рецептивное поле сети r_total = 1 + Σᵢ 2(k − 1)dᵢ = 1 + 2·2·(1+2+4+8) = 61 шаг, что точно перекрывает выбранную длину окна SEQ_LEN = 60. Для борьбы с исчезающим градиентом в глубокой сети используются residual-связи, предложенные Хе и др. [18]: выход блока имеет вид y = F(x) + x, где F — нелинейное преобразование. Такая параметризация делает идентичность лёгкой опцией для оптимизатора и существенно стабилизирует обучение.</w:t>
+        <w:t xml:space="preserve">Главное преимущество TCN — рецептивное поле растёт экспоненциально, тогда как глубина сети — линейно. Для блока из двух причинных свёрток с ядром k и dilation d поле получается r = 2(k − 1)d + 1. Если взять последовательность dilation rates 1, 2, 4, 8 с k = 3, итог r_total = 1 + 2·2·(1+2+4+8) = 61 шаг — что в моём случае ровно покрывает SEQ_LEN = 60 (так и было задумано). Чтобы глубокая сеть нормально обучалась, между блоками вставлены residual-связи из работы Хе и др. [18]: вместо y = F(x) выход блока равен y = F(x) + x. Это даёт оптимизатору возможность «отказаться» от блока, просто пропустив через него вход без изменений, — что на практике помогает уйти от исчезающего градиента и заметно стабилизирует обучение.</w:t>
       </w:r>
     </w:p>
     <w:p>
@@ -2147,7 +2147,7 @@
           <w:sz w:val="28"/>
           <w:szCs w:val="28"/>
         </w:rPr>
-        <w:t xml:space="preserve">Градиентный бустинг был формализован Фридманом [20] как итеративная процедура минимизации функции потерь L(y, F(x)) в пространстве функций. На шаге m строится приближение Fₘ(x) = Fₘ₋₁(x) + γₘ hₘ(x), где hₘ — слабый ученик (обычно дерево решений малой глубины), приближающий отрицательный градиент функции потерь rᵢₘ = −∂L(yᵢ, F(xᵢ)) / ∂F(xᵢ) на текущем шаге, а γₘ — оптимальный шаг, найденный одномерной минимизацией. Для квадратичной функции потерь L(y, F) = (y − F)² градиент совпадает с обычным остатком rᵢₘ = yᵢ − Fₘ₋₁(xᵢ), что обосновывает классическое название «boosting on residuals».</w:t>
+        <w:t xml:space="preserve">Удобный формализм бустинга предложил Фридман [20]: это итеративная минимизация функции потерь L(y, F(x)), но не в пространстве параметров (как в обычном SGD), а в пространстве функций. На шаге m модель улучшается как Fₘ(x) = Fₘ₋₁(x) + γₘ hₘ(x), где hₘ — слабый ученик (обычно неглубокое дерево решений), который подгоняется под отрицательный градиент функции потерь rᵢₘ = −∂L(yᵢ, F(xᵢ)) / ∂F(xᵢ), а γₘ — оптимальный шаг, выбираемый одномерным поиском. Любопытно, что при квадратичной функции потерь L = (y − F)² этот градиент равен обычному остатку rᵢₘ = yᵢ − Fₘ₋₁(xᵢ) — отсюда и пошло историческое название «boosting on residuals», предшествовавшее общему формализму Фридмана.</w:t>
       </w:r>
     </w:p>
     <w:p>
@@ -2256,7 +2256,7 @@
           <w:sz w:val="28"/>
           <w:szCs w:val="28"/>
         </w:rPr>
-        <w:t xml:space="preserve">Для квадратичной функции потерь ожидаемая ошибка прогноза f̂(x), усреднённая по реализациям обучающей выборки D, допускает каноническую декомпозицию. Зафиксируем точку x и обозначим истинное значение целевой переменной как y = f(x) + ε, где ε — случайный шум с нулевым средним и дисперсией σ². Введём m(x) = E_D[f̂(x)] — среднее предсказание модели по реализациям обучающей выборки. Тогда:</w:t>
+        <w:t xml:space="preserve">Для квадратичной потери ожидаемую ошибку прогноза f̂(x) можно разложить на три понятных компонента. Зафиксируем x и запишем целевое значение как y = f(x) + ε, где ε — шум с нулевым средним и дисперсией σ². Обозначим m(x) = E_D[f̂(x)] — среднее предсказание модели по всем возможным обучающим выборкам D. Тогда несложными выкладками получаем:</w:t>
       </w:r>
     </w:p>
     <w:p>
@@ -2307,7 +2307,7 @@
           <w:sz w:val="28"/>
           <w:szCs w:val="28"/>
         </w:rPr>
-        <w:t xml:space="preserve">Перекрёстный член обращается в нуль, поскольку m по определению есть среднее f̂, и E_D[m − f̂] = 0. Раскладывая первое слагаемое как E[(y − m)²] = E[(f(x) + ε − m)²] = (m − f(x))² + σ², получаем итоговое разложение:</w:t>
+        <w:t xml:space="preserve">Перекрёстный член здесь зануляется: m — это и есть среднее f̂, так что E_D[m − f̂] = 0. Первое слагаемое раскрывается ещё дальше: E[(y − m)²] = E[(f(x) + ε − m)²] = (m − f(x))² + σ². Итог:</w:t>
       </w:r>
     </w:p>
     <w:p>
@@ -2342,7 +2342,7 @@
           <w:sz w:val="28"/>
           <w:szCs w:val="28"/>
         </w:rPr>
-        <w:t xml:space="preserve">где первый член — квадрат смещения (bias²) — характеризует систематическую ошибку модели даже при бесконечной обучающей выборке; второй — дисперсия (variance) — измеряет чувствительность предсказания к конкретной реализации обучающей выборки; третий — неустранимая дисперсия шума σ². Эта декомпозиция вскрывает фундаментальный компромисс машинного обучения: усложнение модели снижает смещение, но увеличивает дисперсию, и оптимум достигается при их балансе.</w:t>
+        <w:t xml:space="preserve">Первое слагаемое — bias² — это систематическая ошибка модели, которая никуда не денется, даже если у нас будет бесконечно много обучающих данных. Второе — variance — измеряет, насколько прогноз «дёргается» в зависимости от того, какую именно обучающую выборку мы взяли. Третье — σ², неустранимый шум данных, на который модель не может повлиять вообще. Из этого разложения следует известный компромисс: сложные модели имеют низкий bias, но высокую variance; простые — наоборот; оптимум где-то посередине.</w:t>
       </w:r>
     </w:p>
     <w:p>
@@ -2373,7 +2373,7 @@
           <w:sz w:val="28"/>
           <w:szCs w:val="28"/>
         </w:rPr>
-        <w:t xml:space="preserve">Для ансамбля из M моделей со средневзвешенным предсказанием f̄(x) = Σᵢ wᵢ fᵢ(x), Σwᵢ = 1, Крог и Ведельсби [21] получили следующее разложение для квадратичной ошибки. Применяя тождество (a − b)² = (a − c)² + (c − b)² + 2(a − c)(c − b) к разности (y − f̄), получим:</w:t>
+        <w:t xml:space="preserve">Для ансамбля из M моделей со средневзвешенным предсказанием f̄(x) = Σᵢ wᵢ fᵢ(x), Σwᵢ = 1, Крог и Ведельсби в своей работе 1995 года [21] получили красивое разложение для квадратичной ошибки. Вывод опирается на простое алгебраическое тождество (a − b)² = (a − c)² + (c − b)² + 2(a − c)(c − b), которое применяется к разности (y − f̄):</w:t>
       </w:r>
     </w:p>
     <w:p>
@@ -2408,7 +2408,7 @@
           <w:sz w:val="28"/>
           <w:szCs w:val="28"/>
         </w:rPr>
-        <w:t xml:space="preserve">Беря ожидание по обеим частям и переставляя слагаемые, получаем основной результат:</w:t>
+        <w:t xml:space="preserve">Взяв ожидание от обеих частей и переставив слагаемые, приходим к главному результату:</w:t>
       </w:r>
     </w:p>
     <w:p>
@@ -2443,7 +2443,7 @@
           <w:sz w:val="28"/>
           <w:szCs w:val="28"/>
         </w:rPr>
-        <w:t xml:space="preserve">Первое слагаемое — взвешенная средняя индивидуальная ошибка компонент. Второе — амбигуитетность ансамбля, измеряющая среднее расхождение предсказаний компонент относительно ансамблевого. Поскольку второй член неотрицателен, ошибка ансамбля строго не превосходит средней ошибки его компонент, и тем меньше, чем сильнее модели «расходятся во мнениях». Это даёт ключевой практический принцип ансамблевого обучения: важна не только точность компонент, но и их различность (diversity).</w:t>
+        <w:t xml:space="preserve">Первое слагаемое — взвешенная средняя ошибка отдельных моделей. Второе называется ambiguity, или амбигуитетностью ансамбля: оно измеряет, насколько компоненты «расходятся во мнениях» относительно ансамблевого предсказания. Поскольку второй член всегда неотрицателен, ошибка ансамбля гарантированно не больше средней ошибки его компонент — и тем меньше, чем сильнее модели не похожи друг на друга. Отсюда главный практический принцип построения ансамбля: одной только точности компонент мало, нужна ещё и diversity между ними.</w:t>
       </w:r>
     </w:p>
     <w:p>
@@ -2759,7 +2759,7 @@
           <w:sz w:val="28"/>
           <w:szCs w:val="28"/>
         </w:rPr>
-        <w:t xml:space="preserve">Brier score, определяемый как BS = (1/N) Σᵢ (pᵢ − yᵢ)², является основной численной метрикой качества вероятностных прогнозов бинарной классификации. Мёрфи [22] показал, что этот score допускает разложение на три неотрицательных компонента: BS = REL − RES + UNC, где REL (reliability) измеряет отклонение предсказанных вероятностей от наблюдаемых частот в бинах, RES (resolution) — способность модели разделять классы, и UNC (uncertainty) — неустранимая базовая неопределённость целевой переменной. Хорошо откалиброванная модель имеет малое REL; модель с предсказательной силой имеет большое RES. Цель пост-калибровки — снизить REL без уменьшения RES.</w:t>
+        <w:t xml:space="preserve">Численная мера качества вероятностного прогноза — Brier score, считаемый как BS = (1/N) Σᵢ (pᵢ − yᵢ)². Мёрфи в работе 1973 года [22] заметил, что эту величину можно разложить на три неотрицательных слагаемых: BS = REL − RES + UNC. Здесь REL (reliability) — насколько сильно предсказанные вероятности расходятся с наблюдаемыми частотами в соответствующих бинах; RES (resolution) — насколько хорошо модель умеет разделять классы; UNC (uncertainty) — базовая неопределённость самой целевой переменной, на которую модель повлиять не может. Хорошо откалиброванная модель имеет малое REL; модель с реальной предсказательной силой — большое RES. Задача пост-калибровки в этом языке формулируется кратко: снизить REL и не сломать при этом RES.</w:t>
       </w:r>
     </w:p>
     <w:p>
@@ -2883,7 +2883,7 @@
           <w:sz w:val="28"/>
           <w:szCs w:val="28"/>
         </w:rPr>
-        <w:t xml:space="preserve">Главный результат конформного прогнозирования — теорема валидности: при выполнении свойства обмениваемости (exchangeability) пары (Xᵢ, yᵢ)ᴺ с тестовой парой, маргинальная вероятность того, что истинное значение y^* попадёт в построенный интервал, удовлетворяет P(y^* ∈ [μ̂(X^*) − q̂, μ̂(X^*) + q̂]) ≥ 1 − α. Это утверждение является дистрибуционно-свободным: оно не требует никаких предположений о распределении X или y, только обмениваемости. Для скользящего окна предположение обмениваемости не выполняется строго, но эмпирически наблюдаемое покрытие на отложенной валидации составило 87–91 % в зависимости от актива (при заявленном α = 0.10), что даёт основания применять метод как практически валидный.</w:t>
+        <w:t xml:space="preserve">Главное, ради чего вообще используется конформное прогнозирование — это теорема валидности. Она утверждает: если пары (Xᵢ, yᵢ)ᴺ вместе с тестовой парой обладают свойством обмениваемости (exchangeability), то маргинальная вероятность того, что истинное y^* попадёт в построенный интервал, удовлетворяет P(y^* ∈ [μ̂(X^*) − q̂, μ̂(X^*) + q̂]) ≥ 1 − α. Что особенно ценно — это распределение-свободный результат: никаких предположений о распределении X или y, требуется только обмениваемость. Для скользящего окна exchangeability формально не выполняется, но на отложенной валидации фактическое покрытие интервалов вышло 87–91 % при заявленном уровне α = 0.10 — то есть метод работает на практике достаточно близко к теоретической гарантии, чтобы его можно было использовать.</w:t>
       </w:r>
     </w:p>
     <w:p>
@@ -2961,7 +2961,7 @@
           <w:sz w:val="28"/>
           <w:szCs w:val="28"/>
         </w:rPr>
-        <w:t xml:space="preserve">Оценка тональности производится моделью FinBERT [12], которая представляет собой дообученную на размеченных корпусах финансовых новостей версию BERT-base [19]. Архитектура BERT представляет собой стек трансформерных энкодеров с механизмом self-attention, формализованным как Attention(Q, K, V) = softmax(QKᵀ / √dₖ) V. Предобучение модели проводится в два этапа: masked language modeling (предсказание случайно маскированных токенов в предложении) и next-sentence prediction (классификация: являются ли два предложения последовательными). После предобучения веса BERT адаптируются под задачу sentiment-классификации через дообучение на размеченных корпусах финансовых новостей.</w:t>
+        <w:t xml:space="preserve">Тональность оценивает модель FinBERT [12] — это BERT-base [19], которую дообучили на размеченных корпусах финансовых новостей. Сам BERT — это стек трансформерных энкодеров на основе self-attention; формально внимание считается как Attention(Q, K, V) = softmax(QKᵀ / √dₖ) V. Обучение разделено на две стадии: сначала на огромном корпусе текстов модель учится восстанавливать случайно «замаскированные» слова (masked language modeling) и определять, идут ли два предложения подряд (next-sentence prediction); затем уже на этой основе её дообучают под конкретную задачу — в нашем случае классификацию финансового sentiment.</w:t>
       </w:r>
     </w:p>
     <w:p>
@@ -3637,7 +3637,7 @@
           <w:sz w:val="28"/>
           <w:szCs w:val="28"/>
         </w:rPr>
-        <w:t xml:space="preserve">Подсистема аутентификации в проекте устроена в виде классической связки «логин-пароль + серверная сессия в cookie». Для хеширования паролей использован Argon2id из библиотеки argon2-cffi с параметрами memory_cost = 65 536 (что соответствует расходу 64 МБ памяти на одну проверку), time_cost = 3, parallelism = 4. Эти значения, согласно текущей версии руководства OWASP по защите паролей, дают примерно 100–300 миллисекунд проверки на сервере проекта, что достаточно медленно для подбора и при этом приемлемо для пользователя при штатном входе.</w:t>
+        <w:t xml:space="preserve">Аутентификация в проекте устроена классически — логин с паролем плюс серверная сессия в cookie. Пароли хешируются через Argon2id (использовалась библиотека argon2-cffi) со следующими параметрами: memory_cost = 65 536 (то есть 64 МБ памяти на одну проверку), time_cost = 3, parallelism = 4. Эти значения взяты по актуальной на момент работы рекомендации OWASP; на моём сервере они дают примерно 100–300 миллисекунд на проверку — это уже достаточно медленно, чтобы перебор стал невыгодным, и при этом пользователь не замечает задержки при штатном входе.</w:t>
       </w:r>
     </w:p>
     <w:p>
@@ -6439,7 +6439,7 @@
           <w:sz w:val="28"/>
           <w:szCs w:val="28"/>
         </w:rPr>
-        <w:t xml:space="preserve">— расширение архитектуры на высокочастотный режим прогнозирования — обработку L2-данных биржи в реальном времени с минутным горизонтом. На момент написания работы прототип такого слайса уже развёрнут: на инфраструктурной площадке в Токио (RTT 19 мс до WebSocket-API Binance Spot) ведётся непрерывный сбор книги заявок и сделок на тикерах BTCUSDT, ETHUSDT, BNBUSDT с 1-секундным разрешением; на основе агрегированных по минутам микроструктурных признаков (Order Flow Imbalance, дисбаланс глубины стакана, микроцена и спред) обучается CatBoost-классификатор направления цены на горизонте одной минуты. Эксперименты на out-of-sample предсказаниях для BTCUSDT дают directional accuracy 0.529 (95 % CI Уилсона [0.506, 0.551], p = 5.5·10⁻³, число фолдов 33), что свидетельствует о наличии статистически значимого предсказательного сигнала на временных масштабах, недоступных классическим дневным моделям. Полная интеграция высокочастотного слайса в пользовательский веб-сервис, расширение на joint multi-symbol обучение и интеграция автоматической детекции концептуального дрейфа предполагаются в рамках выпускной квалификационной работы;</w:t>
+        <w:t xml:space="preserve">— расширение архитектуры на высокочастотный режим прогнозирования — обработку L2-данных биржи в реальном времени с минутным горизонтом. Такой режим качественно отличается от дневного: вместо OHLCV-агрегатов используются микроструктурные признаки книги заявок (Order Flow Imbalance, дисбаланс глубины стакана, спред, микроцена), а сама задача формулируется как бинарная классификация направления цены на следующей минуте. Реализация и эмпирическое исследование высокочастотного слайса, включая кросс-активное обучение по нескольким криптовалютным парам и автоматическую детекцию концептуального дрейфа на основе теста Колмогорова-Смирнова, предполагается в рамках выпускной квалификационной работы;</w:t>
       </w:r>
     </w:p>
     <w:p>
@@ -6562,7 +6562,7 @@
           <w:sz w:val="28"/>
           <w:szCs w:val="28"/>
         </w:rPr>
-        <w:t xml:space="preserve">4. Garza, A. TimesFM: A Decoder-Only Foundation Model for Time-Series Forecasting [Электронный ресурс] / A. Garza, M. Mergenthaler-Canseco. — 2024. — URL: https://arxiv.org/abs/2310.10688 (дата обращения: 15.03.2026).</w:t>
+        <w:t xml:space="preserve">4. Das, A. A Decoder-Only Foundation Model for Time-Series Forecasting [Электронный ресурс] / A. Das, W. Kong, R. Sen, Y. Zhou. — 2024. — URL: https://arxiv.org/abs/2310.10688 (дата обращения: 15.03.2026).</w:t>
       </w:r>
     </w:p>
     <w:p>
@@ -6944,26 +6944,1531 @@
           <w:sz w:val="28"/>
           <w:szCs w:val="28"/>
         </w:rPr>
-        <w:t xml:space="preserve">В Приложении Б приведены ключевые фрагменты программного кода, иллюстрирующие реализацию основных алгоритмических блоков системы. Полный исходный код проекта доступен в открытом репозитории GitHub.</w:t>
-      </w:r>
-    </w:p>
-    <w:p>
-      <w:pPr>
-        <w:spacing w:after="0" w:before="0" w:line="360" w:lineRule="auto"/>
-        <w:ind w:firstLine="708"/>
-        <w:jc w:val="both"/>
-      </w:pPr>
-      <w:r>
-        <w:rPr>
-          <w:rFonts w:ascii="Times New Roman" w:cs="Times New Roman" w:eastAsia="Times New Roman" w:hAnsi="Times New Roman"/>
-          <w:b w:val="false"/>
-          <w:bCs w:val="false"/>
-          <w:i w:val="false"/>
-          <w:iCs w:val="false"/>
-          <w:sz w:val="28"/>
-          <w:szCs w:val="28"/>
-        </w:rPr>
-        <w:t xml:space="preserve">Б.1. Применение sentiment-bias к прогнозу ансамбля (модуль app/prediction.py):</w:t>
+        <w:t xml:space="preserve">В Приложении Б приведены ключевые фрагменты программного кода, иллюстрирующие реализацию основных алгоритмических блоков системы. Фрагменты приведены в упрощённом виде, без вспомогательной production-логики (кеширование, обработка исключений, логирование), чтобы наглядно показать суть метода. Полный исходный код проекта доступен в открытом репозитории GitHub.</w:t>
+      </w:r>
+    </w:p>
+    <w:p>
+      <w:pPr>
+        <w:spacing w:after="0" w:before="0" w:line="360" w:lineRule="auto"/>
+        <w:ind w:firstLine="708"/>
+        <w:jc w:val="both"/>
+      </w:pPr>
+      <w:r>
+        <w:rPr>
+          <w:rFonts w:ascii="Times New Roman" w:cs="Times New Roman" w:eastAsia="Times New Roman" w:hAnsi="Times New Roman"/>
+          <w:b w:val="false"/>
+          <w:bCs w:val="false"/>
+          <w:i w:val="false"/>
+          <w:iCs w:val="false"/>
+          <w:sz w:val="28"/>
+          <w:szCs w:val="28"/>
+        </w:rPr>
+        <w:t xml:space="preserve">Б.1. Архитектура TCN-блока с причинной свёрткой, dilation и residual-связью (см. §1.3, §3.2):</w:t>
+      </w:r>
+    </w:p>
+    <w:p>
+      <w:pPr>
+        <w:spacing w:after="0" w:before="0" w:line="240" w:lineRule="auto"/>
+      </w:pPr>
+      <w:r>
+        <w:rPr>
+          <w:rFonts w:ascii="Courier New" w:cs="Courier New" w:eastAsia="Courier New" w:hAnsi="Courier New"/>
+          <w:sz w:val="24"/>
+          <w:szCs w:val="24"/>
+        </w:rPr>
+        <w:t xml:space="preserve">def tcn_block(x, filters, kernel_size=3, dilation_rate=1, dropout=0.2):</w:t>
+      </w:r>
+    </w:p>
+    <w:p>
+      <w:pPr>
+        <w:spacing w:after="0" w:before="0" w:line="240" w:lineRule="auto"/>
+      </w:pPr>
+      <w:r>
+        <w:rPr>
+          <w:rFonts w:ascii="Courier New" w:cs="Courier New" w:eastAsia="Courier New" w:hAnsi="Courier New"/>
+          <w:sz w:val="24"/>
+          <w:szCs w:val="24"/>
+        </w:rPr>
+        <w:t xml:space="preserve">    """Один блок TCN: две причинные свёртки с расширением + residual.</w:t>
+      </w:r>
+    </w:p>
+    <w:p>
+      <w:pPr>
+        <w:spacing w:after="0" w:before="0" w:line="240" w:lineRule="auto"/>
+      </w:pPr>
+      <w:r>
+        <w:rPr>
+          <w:rFonts w:ascii="Courier New" w:cs="Courier New" w:eastAsia="Courier New" w:hAnsi="Courier New"/>
+          <w:sz w:val="24"/>
+          <w:szCs w:val="24"/>
+        </w:rPr>
+        <w:t xml:space="preserve"/>
+      </w:r>
+    </w:p>
+    <w:p>
+      <w:pPr>
+        <w:spacing w:after="0" w:before="0" w:line="240" w:lineRule="auto"/>
+      </w:pPr>
+      <w:r>
+        <w:rPr>
+          <w:rFonts w:ascii="Courier New" w:cs="Courier New" w:eastAsia="Courier New" w:hAnsi="Courier New"/>
+          <w:sz w:val="24"/>
+          <w:szCs w:val="24"/>
+        </w:rPr>
+        <w:t xml:space="preserve">    Причинность обеспечивается через padding="causal" — выход в момент t</w:t>
+      </w:r>
+    </w:p>
+    <w:p>
+      <w:pPr>
+        <w:spacing w:after="0" w:before="0" w:line="240" w:lineRule="auto"/>
+      </w:pPr>
+      <w:r>
+        <w:rPr>
+          <w:rFonts w:ascii="Courier New" w:cs="Courier New" w:eastAsia="Courier New" w:hAnsi="Courier New"/>
+          <w:sz w:val="24"/>
+          <w:szCs w:val="24"/>
+        </w:rPr>
+        <w:t xml:space="preserve">    зависит только от входа на интервале [t - (k-1)*d, t]. Расширение d</w:t>
+      </w:r>
+    </w:p>
+    <w:p>
+      <w:pPr>
+        <w:spacing w:after="0" w:before="0" w:line="240" w:lineRule="auto"/>
+      </w:pPr>
+      <w:r>
+        <w:rPr>
+          <w:rFonts w:ascii="Courier New" w:cs="Courier New" w:eastAsia="Courier New" w:hAnsi="Courier New"/>
+          <w:sz w:val="24"/>
+          <w:szCs w:val="24"/>
+        </w:rPr>
+        <w:t xml:space="preserve">    экспоненциально увеличивает рецептивное поле без роста числа слоёв.</w:t>
+      </w:r>
+    </w:p>
+    <w:p>
+      <w:pPr>
+        <w:spacing w:after="0" w:before="0" w:line="240" w:lineRule="auto"/>
+      </w:pPr>
+      <w:r>
+        <w:rPr>
+          <w:rFonts w:ascii="Courier New" w:cs="Courier New" w:eastAsia="Courier New" w:hAnsi="Courier New"/>
+          <w:sz w:val="24"/>
+          <w:szCs w:val="24"/>
+        </w:rPr>
+        <w:t xml:space="preserve">    """</w:t>
+      </w:r>
+    </w:p>
+    <w:p>
+      <w:pPr>
+        <w:spacing w:after="0" w:before="0" w:line="240" w:lineRule="auto"/>
+      </w:pPr>
+      <w:r>
+        <w:rPr>
+          <w:rFonts w:ascii="Courier New" w:cs="Courier New" w:eastAsia="Courier New" w:hAnsi="Courier New"/>
+          <w:sz w:val="24"/>
+          <w:szCs w:val="24"/>
+        </w:rPr>
+        <w:t xml:space="preserve">    # Первая причинная свёртка с расширением</w:t>
+      </w:r>
+    </w:p>
+    <w:p>
+      <w:pPr>
+        <w:spacing w:after="0" w:before="0" w:line="240" w:lineRule="auto"/>
+      </w:pPr>
+      <w:r>
+        <w:rPr>
+          <w:rFonts w:ascii="Courier New" w:cs="Courier New" w:eastAsia="Courier New" w:hAnsi="Courier New"/>
+          <w:sz w:val="24"/>
+          <w:szCs w:val="24"/>
+        </w:rPr>
+        <w:t xml:space="preserve">    y = Conv1D(filters, kernel_size,</w:t>
+      </w:r>
+    </w:p>
+    <w:p>
+      <w:pPr>
+        <w:spacing w:after="0" w:before="0" w:line="240" w:lineRule="auto"/>
+      </w:pPr>
+      <w:r>
+        <w:rPr>
+          <w:rFonts w:ascii="Courier New" w:cs="Courier New" w:eastAsia="Courier New" w:hAnsi="Courier New"/>
+          <w:sz w:val="24"/>
+          <w:szCs w:val="24"/>
+        </w:rPr>
+        <w:t xml:space="preserve">               padding="causal", dilation_rate=dilation_rate)(x)</w:t>
+      </w:r>
+    </w:p>
+    <w:p>
+      <w:pPr>
+        <w:spacing w:after="0" w:before="0" w:line="240" w:lineRule="auto"/>
+      </w:pPr>
+      <w:r>
+        <w:rPr>
+          <w:rFonts w:ascii="Courier New" w:cs="Courier New" w:eastAsia="Courier New" w:hAnsi="Courier New"/>
+          <w:sz w:val="24"/>
+          <w:szCs w:val="24"/>
+        </w:rPr>
+        <w:t xml:space="preserve">    y = BatchNormalization()(y)</w:t>
+      </w:r>
+    </w:p>
+    <w:p>
+      <w:pPr>
+        <w:spacing w:after="0" w:before="0" w:line="240" w:lineRule="auto"/>
+      </w:pPr>
+      <w:r>
+        <w:rPr>
+          <w:rFonts w:ascii="Courier New" w:cs="Courier New" w:eastAsia="Courier New" w:hAnsi="Courier New"/>
+          <w:sz w:val="24"/>
+          <w:szCs w:val="24"/>
+        </w:rPr>
+        <w:t xml:space="preserve">    y = Activation("relu")(y)</w:t>
+      </w:r>
+    </w:p>
+    <w:p>
+      <w:pPr>
+        <w:spacing w:after="0" w:before="0" w:line="240" w:lineRule="auto"/>
+      </w:pPr>
+      <w:r>
+        <w:rPr>
+          <w:rFonts w:ascii="Courier New" w:cs="Courier New" w:eastAsia="Courier New" w:hAnsi="Courier New"/>
+          <w:sz w:val="24"/>
+          <w:szCs w:val="24"/>
+        </w:rPr>
+        <w:t xml:space="preserve">    y = Dropout(dropout)(y)</w:t>
+      </w:r>
+    </w:p>
+    <w:p>
+      <w:pPr>
+        <w:spacing w:after="0" w:before="0" w:line="240" w:lineRule="auto"/>
+      </w:pPr>
+      <w:r>
+        <w:rPr>
+          <w:rFonts w:ascii="Courier New" w:cs="Courier New" w:eastAsia="Courier New" w:hAnsi="Courier New"/>
+          <w:sz w:val="24"/>
+          <w:szCs w:val="24"/>
+        </w:rPr>
+        <w:t xml:space="preserve"/>
+      </w:r>
+    </w:p>
+    <w:p>
+      <w:pPr>
+        <w:spacing w:after="0" w:before="0" w:line="240" w:lineRule="auto"/>
+      </w:pPr>
+      <w:r>
+        <w:rPr>
+          <w:rFonts w:ascii="Courier New" w:cs="Courier New" w:eastAsia="Courier New" w:hAnsi="Courier New"/>
+          <w:sz w:val="24"/>
+          <w:szCs w:val="24"/>
+        </w:rPr>
+        <w:t xml:space="preserve">    # Вторая причинная свёртка</w:t>
+      </w:r>
+    </w:p>
+    <w:p>
+      <w:pPr>
+        <w:spacing w:after="0" w:before="0" w:line="240" w:lineRule="auto"/>
+      </w:pPr>
+      <w:r>
+        <w:rPr>
+          <w:rFonts w:ascii="Courier New" w:cs="Courier New" w:eastAsia="Courier New" w:hAnsi="Courier New"/>
+          <w:sz w:val="24"/>
+          <w:szCs w:val="24"/>
+        </w:rPr>
+        <w:t xml:space="preserve">    y = Conv1D(filters, kernel_size,</w:t>
+      </w:r>
+    </w:p>
+    <w:p>
+      <w:pPr>
+        <w:spacing w:after="0" w:before="0" w:line="240" w:lineRule="auto"/>
+      </w:pPr>
+      <w:r>
+        <w:rPr>
+          <w:rFonts w:ascii="Courier New" w:cs="Courier New" w:eastAsia="Courier New" w:hAnsi="Courier New"/>
+          <w:sz w:val="24"/>
+          <w:szCs w:val="24"/>
+        </w:rPr>
+        <w:t xml:space="preserve">               padding="causal", dilation_rate=dilation_rate)(y)</w:t>
+      </w:r>
+    </w:p>
+    <w:p>
+      <w:pPr>
+        <w:spacing w:after="0" w:before="0" w:line="240" w:lineRule="auto"/>
+      </w:pPr>
+      <w:r>
+        <w:rPr>
+          <w:rFonts w:ascii="Courier New" w:cs="Courier New" w:eastAsia="Courier New" w:hAnsi="Courier New"/>
+          <w:sz w:val="24"/>
+          <w:szCs w:val="24"/>
+        </w:rPr>
+        <w:t xml:space="preserve">    y = BatchNormalization()(y)</w:t>
+      </w:r>
+    </w:p>
+    <w:p>
+      <w:pPr>
+        <w:spacing w:after="0" w:before="0" w:line="240" w:lineRule="auto"/>
+      </w:pPr>
+      <w:r>
+        <w:rPr>
+          <w:rFonts w:ascii="Courier New" w:cs="Courier New" w:eastAsia="Courier New" w:hAnsi="Courier New"/>
+          <w:sz w:val="24"/>
+          <w:szCs w:val="24"/>
+        </w:rPr>
+        <w:t xml:space="preserve">    y = Activation("relu")(y)</w:t>
+      </w:r>
+    </w:p>
+    <w:p>
+      <w:pPr>
+        <w:spacing w:after="0" w:before="0" w:line="240" w:lineRule="auto"/>
+      </w:pPr>
+      <w:r>
+        <w:rPr>
+          <w:rFonts w:ascii="Courier New" w:cs="Courier New" w:eastAsia="Courier New" w:hAnsi="Courier New"/>
+          <w:sz w:val="24"/>
+          <w:szCs w:val="24"/>
+        </w:rPr>
+        <w:t xml:space="preserve">    y = Dropout(dropout)(y)</w:t>
+      </w:r>
+    </w:p>
+    <w:p>
+      <w:pPr>
+        <w:spacing w:after="0" w:before="0" w:line="240" w:lineRule="auto"/>
+      </w:pPr>
+      <w:r>
+        <w:rPr>
+          <w:rFonts w:ascii="Courier New" w:cs="Courier New" w:eastAsia="Courier New" w:hAnsi="Courier New"/>
+          <w:sz w:val="24"/>
+          <w:szCs w:val="24"/>
+        </w:rPr>
+        <w:t xml:space="preserve"/>
+      </w:r>
+    </w:p>
+    <w:p>
+      <w:pPr>
+        <w:spacing w:after="0" w:before="0" w:line="240" w:lineRule="auto"/>
+      </w:pPr>
+      <w:r>
+        <w:rPr>
+          <w:rFonts w:ascii="Courier New" w:cs="Courier New" w:eastAsia="Courier New" w:hAnsi="Courier New"/>
+          <w:sz w:val="24"/>
+          <w:szCs w:val="24"/>
+        </w:rPr>
+        <w:t xml:space="preserve">    # Residual-связь: проброс входа мимо нелинейных преобразований.</w:t>
+      </w:r>
+    </w:p>
+    <w:p>
+      <w:pPr>
+        <w:spacing w:after="0" w:before="0" w:line="240" w:lineRule="auto"/>
+      </w:pPr>
+      <w:r>
+        <w:rPr>
+          <w:rFonts w:ascii="Courier New" w:cs="Courier New" w:eastAsia="Courier New" w:hAnsi="Courier New"/>
+          <w:sz w:val="24"/>
+          <w:szCs w:val="24"/>
+        </w:rPr>
+        <w:t xml:space="preserve">    # Если число каналов различается, добавляем 1x1-свёртку для матчинга.</w:t>
+      </w:r>
+    </w:p>
+    <w:p>
+      <w:pPr>
+        <w:spacing w:after="0" w:before="0" w:line="240" w:lineRule="auto"/>
+      </w:pPr>
+      <w:r>
+        <w:rPr>
+          <w:rFonts w:ascii="Courier New" w:cs="Courier New" w:eastAsia="Courier New" w:hAnsi="Courier New"/>
+          <w:sz w:val="24"/>
+          <w:szCs w:val="24"/>
+        </w:rPr>
+        <w:t xml:space="preserve">    if x.shape[-1] != filters:</w:t>
+      </w:r>
+    </w:p>
+    <w:p>
+      <w:pPr>
+        <w:spacing w:after="0" w:before="0" w:line="240" w:lineRule="auto"/>
+      </w:pPr>
+      <w:r>
+        <w:rPr>
+          <w:rFonts w:ascii="Courier New" w:cs="Courier New" w:eastAsia="Courier New" w:hAnsi="Courier New"/>
+          <w:sz w:val="24"/>
+          <w:szCs w:val="24"/>
+        </w:rPr>
+        <w:t xml:space="preserve">        x = Conv1D(filters, kernel_size=1, padding="same")(x)</w:t>
+      </w:r>
+    </w:p>
+    <w:p>
+      <w:pPr>
+        <w:spacing w:after="0" w:before="0" w:line="240" w:lineRule="auto"/>
+      </w:pPr>
+      <w:r>
+        <w:rPr>
+          <w:rFonts w:ascii="Courier New" w:cs="Courier New" w:eastAsia="Courier New" w:hAnsi="Courier New"/>
+          <w:sz w:val="24"/>
+          <w:szCs w:val="24"/>
+        </w:rPr>
+        <w:t xml:space="preserve">    return Add()([x, y])</w:t>
+      </w:r>
+    </w:p>
+    <w:p>
+      <w:pPr>
+        <w:spacing w:after="0" w:before="0" w:line="240" w:lineRule="auto"/>
+      </w:pPr>
+      <w:r>
+        <w:rPr>
+          <w:rFonts w:ascii="Courier New" w:cs="Courier New" w:eastAsia="Courier New" w:hAnsi="Courier New"/>
+          <w:sz w:val="24"/>
+          <w:szCs w:val="24"/>
+        </w:rPr>
+        <w:t xml:space="preserve"/>
+      </w:r>
+    </w:p>
+    <w:p>
+      <w:pPr>
+        <w:spacing w:after="0" w:before="0" w:line="240" w:lineRule="auto"/>
+      </w:pPr>
+      <w:r>
+        <w:rPr>
+          <w:rFonts w:ascii="Courier New" w:cs="Courier New" w:eastAsia="Courier New" w:hAnsi="Courier New"/>
+          <w:sz w:val="24"/>
+          <w:szCs w:val="24"/>
+        </w:rPr>
+        <w:t xml:space="preserve"/>
+      </w:r>
+    </w:p>
+    <w:p>
+      <w:pPr>
+        <w:spacing w:after="0" w:before="0" w:line="240" w:lineRule="auto"/>
+      </w:pPr>
+      <w:r>
+        <w:rPr>
+          <w:rFonts w:ascii="Courier New" w:cs="Courier New" w:eastAsia="Courier New" w:hAnsi="Courier New"/>
+          <w:sz w:val="24"/>
+          <w:szCs w:val="24"/>
+        </w:rPr>
+        <w:t xml:space="preserve">def build_tcn_model(seq_len, n_features, dilations=(1, 2, 4, 8)):</w:t>
+      </w:r>
+    </w:p>
+    <w:p>
+      <w:pPr>
+        <w:spacing w:after="0" w:before="0" w:line="240" w:lineRule="auto"/>
+      </w:pPr>
+      <w:r>
+        <w:rPr>
+          <w:rFonts w:ascii="Courier New" w:cs="Courier New" w:eastAsia="Courier New" w:hAnsi="Courier New"/>
+          <w:sz w:val="24"/>
+          <w:szCs w:val="24"/>
+        </w:rPr>
+        <w:t xml:space="preserve">    """Стек из 4 блоков с dilation rates {1, 2, 4, 8} и финальной регрессией."""</w:t>
+      </w:r>
+    </w:p>
+    <w:p>
+      <w:pPr>
+        <w:spacing w:after="0" w:before="0" w:line="240" w:lineRule="auto"/>
+      </w:pPr>
+      <w:r>
+        <w:rPr>
+          <w:rFonts w:ascii="Courier New" w:cs="Courier New" w:eastAsia="Courier New" w:hAnsi="Courier New"/>
+          <w:sz w:val="24"/>
+          <w:szCs w:val="24"/>
+        </w:rPr>
+        <w:t xml:space="preserve">    inputs = Input(shape=(seq_len, n_features))</w:t>
+      </w:r>
+    </w:p>
+    <w:p>
+      <w:pPr>
+        <w:spacing w:after="0" w:before="0" w:line="240" w:lineRule="auto"/>
+      </w:pPr>
+      <w:r>
+        <w:rPr>
+          <w:rFonts w:ascii="Courier New" w:cs="Courier New" w:eastAsia="Courier New" w:hAnsi="Courier New"/>
+          <w:sz w:val="24"/>
+          <w:szCs w:val="24"/>
+        </w:rPr>
+        <w:t xml:space="preserve">    x = inputs</w:t>
+      </w:r>
+    </w:p>
+    <w:p>
+      <w:pPr>
+        <w:spacing w:after="0" w:before="0" w:line="240" w:lineRule="auto"/>
+      </w:pPr>
+      <w:r>
+        <w:rPr>
+          <w:rFonts w:ascii="Courier New" w:cs="Courier New" w:eastAsia="Courier New" w:hAnsi="Courier New"/>
+          <w:sz w:val="24"/>
+          <w:szCs w:val="24"/>
+        </w:rPr>
+        <w:t xml:space="preserve">    for d in dilations:</w:t>
+      </w:r>
+    </w:p>
+    <w:p>
+      <w:pPr>
+        <w:spacing w:after="0" w:before="0" w:line="240" w:lineRule="auto"/>
+      </w:pPr>
+      <w:r>
+        <w:rPr>
+          <w:rFonts w:ascii="Courier New" w:cs="Courier New" w:eastAsia="Courier New" w:hAnsi="Courier New"/>
+          <w:sz w:val="24"/>
+          <w:szCs w:val="24"/>
+        </w:rPr>
+        <w:t xml:space="preserve">        x = tcn_block(x, filters=64, kernel_size=3, dilation_rate=d)</w:t>
+      </w:r>
+    </w:p>
+    <w:p>
+      <w:pPr>
+        <w:spacing w:after="0" w:before="0" w:line="240" w:lineRule="auto"/>
+      </w:pPr>
+      <w:r>
+        <w:rPr>
+          <w:rFonts w:ascii="Courier New" w:cs="Courier New" w:eastAsia="Courier New" w:hAnsi="Courier New"/>
+          <w:sz w:val="24"/>
+          <w:szCs w:val="24"/>
+        </w:rPr>
+        <w:t xml:space="preserve">    x = GlobalAveragePooling1D()(x)</w:t>
+      </w:r>
+    </w:p>
+    <w:p>
+      <w:pPr>
+        <w:spacing w:after="0" w:before="0" w:line="240" w:lineRule="auto"/>
+      </w:pPr>
+      <w:r>
+        <w:rPr>
+          <w:rFonts w:ascii="Courier New" w:cs="Courier New" w:eastAsia="Courier New" w:hAnsi="Courier New"/>
+          <w:sz w:val="24"/>
+          <w:szCs w:val="24"/>
+        </w:rPr>
+        <w:t xml:space="preserve">    out = Dense(1)(x)  # регрессия log-return на следующий шаг</w:t>
+      </w:r>
+    </w:p>
+    <w:p>
+      <w:pPr>
+        <w:spacing w:after="0" w:before="0" w:line="240" w:lineRule="auto"/>
+      </w:pPr>
+      <w:r>
+        <w:rPr>
+          <w:rFonts w:ascii="Courier New" w:cs="Courier New" w:eastAsia="Courier New" w:hAnsi="Courier New"/>
+          <w:sz w:val="24"/>
+          <w:szCs w:val="24"/>
+        </w:rPr>
+        <w:t xml:space="preserve">    return Model(inputs, out)</w:t>
+      </w:r>
+    </w:p>
+    <w:p>
+      <w:pPr>
+        <w:spacing w:after="0" w:before="0" w:line="360" w:lineRule="auto"/>
+        <w:ind w:firstLine="708"/>
+        <w:jc w:val="both"/>
+      </w:pPr>
+      <w:r>
+        <w:rPr>
+          <w:rFonts w:ascii="Times New Roman" w:cs="Times New Roman" w:eastAsia="Times New Roman" w:hAnsi="Times New Roman"/>
+          <w:b w:val="false"/>
+          <w:bCs w:val="false"/>
+          <w:i w:val="false"/>
+          <w:iCs w:val="false"/>
+          <w:sz w:val="28"/>
+          <w:szCs w:val="28"/>
+        </w:rPr>
+        <w:t xml:space="preserve"> </w:t>
+      </w:r>
+    </w:p>
+    <w:p>
+      <w:pPr>
+        <w:spacing w:after="0" w:before="0" w:line="360" w:lineRule="auto"/>
+        <w:ind w:firstLine="708"/>
+        <w:jc w:val="both"/>
+      </w:pPr>
+      <w:r>
+        <w:rPr>
+          <w:rFonts w:ascii="Times New Roman" w:cs="Times New Roman" w:eastAsia="Times New Roman" w:hAnsi="Times New Roman"/>
+          <w:b w:val="false"/>
+          <w:bCs w:val="false"/>
+          <w:i w:val="false"/>
+          <w:iCs w:val="false"/>
+          <w:sz w:val="28"/>
+          <w:szCs w:val="28"/>
+        </w:rPr>
+        <w:t xml:space="preserve">Б.2. Walk-forward валидация с эмбарго (см. §3.5):</w:t>
+      </w:r>
+    </w:p>
+    <w:p>
+      <w:pPr>
+        <w:spacing w:after="0" w:before="0" w:line="240" w:lineRule="auto"/>
+      </w:pPr>
+      <w:r>
+        <w:rPr>
+          <w:rFonts w:ascii="Courier New" w:cs="Courier New" w:eastAsia="Courier New" w:hAnsi="Courier New"/>
+          <w:sz w:val="24"/>
+          <w:szCs w:val="24"/>
+        </w:rPr>
+        <w:t xml:space="preserve">def walk_forward_cv(</w:t>
+      </w:r>
+    </w:p>
+    <w:p>
+      <w:pPr>
+        <w:spacing w:after="0" w:before="0" w:line="240" w:lineRule="auto"/>
+      </w:pPr>
+      <w:r>
+        <w:rPr>
+          <w:rFonts w:ascii="Courier New" w:cs="Courier New" w:eastAsia="Courier New" w:hAnsi="Courier New"/>
+          <w:sz w:val="24"/>
+          <w:szCs w:val="24"/>
+        </w:rPr>
+        <w:t xml:space="preserve">    X, y, initial_train_bars, test_fold_bars, step_bars, embargo=1,</w:t>
+      </w:r>
+    </w:p>
+    <w:p>
+      <w:pPr>
+        <w:spacing w:after="0" w:before="0" w:line="240" w:lineRule="auto"/>
+      </w:pPr>
+      <w:r>
+        <w:rPr>
+          <w:rFonts w:ascii="Courier New" w:cs="Courier New" w:eastAsia="Courier New" w:hAnsi="Courier New"/>
+          <w:sz w:val="24"/>
+          <w:szCs w:val="24"/>
+        </w:rPr>
+        <w:t xml:space="preserve">):</w:t>
+      </w:r>
+    </w:p>
+    <w:p>
+      <w:pPr>
+        <w:spacing w:after="0" w:before="0" w:line="240" w:lineRule="auto"/>
+      </w:pPr>
+      <w:r>
+        <w:rPr>
+          <w:rFonts w:ascii="Courier New" w:cs="Courier New" w:eastAsia="Courier New" w:hAnsi="Courier New"/>
+          <w:sz w:val="24"/>
+          <w:szCs w:val="24"/>
+        </w:rPr>
+        <w:t xml:space="preserve">    """Walk-forward валидация: модель обучается на интервале [0, t_end),</w:t>
+      </w:r>
+    </w:p>
+    <w:p>
+      <w:pPr>
+        <w:spacing w:after="0" w:before="0" w:line="240" w:lineRule="auto"/>
+      </w:pPr>
+      <w:r>
+        <w:rPr>
+          <w:rFonts w:ascii="Courier New" w:cs="Courier New" w:eastAsia="Courier New" w:hAnsi="Courier New"/>
+          <w:sz w:val="24"/>
+          <w:szCs w:val="24"/>
+        </w:rPr>
+        <w:t xml:space="preserve">    прогнозирует на [t_end, t_end + test_fold_bars), затем окно</w:t>
+      </w:r>
+    </w:p>
+    <w:p>
+      <w:pPr>
+        <w:spacing w:after="0" w:before="0" w:line="240" w:lineRule="auto"/>
+      </w:pPr>
+      <w:r>
+        <w:rPr>
+          <w:rFonts w:ascii="Courier New" w:cs="Courier New" w:eastAsia="Courier New" w:hAnsi="Courier New"/>
+          <w:sz w:val="24"/>
+          <w:szCs w:val="24"/>
+        </w:rPr>
+        <w:t xml:space="preserve">    сдвигается на step_bars. Между обучающим и тестовым интервалом</w:t>
+      </w:r>
+    </w:p>
+    <w:p>
+      <w:pPr>
+        <w:spacing w:after="0" w:before="0" w:line="240" w:lineRule="auto"/>
+      </w:pPr>
+      <w:r>
+        <w:rPr>
+          <w:rFonts w:ascii="Courier New" w:cs="Courier New" w:eastAsia="Courier New" w:hAnsi="Courier New"/>
+          <w:sz w:val="24"/>
+          <w:szCs w:val="24"/>
+        </w:rPr>
+        <w:t xml:space="preserve">    оставляется embargo баров — это предотвращает утечку через</w:t>
+      </w:r>
+    </w:p>
+    <w:p>
+      <w:pPr>
+        <w:spacing w:after="0" w:before="0" w:line="240" w:lineRule="auto"/>
+      </w:pPr>
+      <w:r>
+        <w:rPr>
+          <w:rFonts w:ascii="Courier New" w:cs="Courier New" w:eastAsia="Courier New" w:hAnsi="Courier New"/>
+          <w:sz w:val="24"/>
+          <w:szCs w:val="24"/>
+        </w:rPr>
+        <w:t xml:space="preserve">    общие признаки, рассчитанные по скользящему окну.</w:t>
+      </w:r>
+    </w:p>
+    <w:p>
+      <w:pPr>
+        <w:spacing w:after="0" w:before="0" w:line="240" w:lineRule="auto"/>
+      </w:pPr>
+      <w:r>
+        <w:rPr>
+          <w:rFonts w:ascii="Courier New" w:cs="Courier New" w:eastAsia="Courier New" w:hAnsi="Courier New"/>
+          <w:sz w:val="24"/>
+          <w:szCs w:val="24"/>
+        </w:rPr>
+        <w:t xml:space="preserve">    """</w:t>
+      </w:r>
+    </w:p>
+    <w:p>
+      <w:pPr>
+        <w:spacing w:after="0" w:before="0" w:line="240" w:lineRule="auto"/>
+      </w:pPr>
+      <w:r>
+        <w:rPr>
+          <w:rFonts w:ascii="Courier New" w:cs="Courier New" w:eastAsia="Courier New" w:hAnsi="Courier New"/>
+          <w:sz w:val="24"/>
+          <w:szCs w:val="24"/>
+        </w:rPr>
+        <w:t xml:space="preserve">    n = len(X)</w:t>
+      </w:r>
+    </w:p>
+    <w:p>
+      <w:pPr>
+        <w:spacing w:after="0" w:before="0" w:line="240" w:lineRule="auto"/>
+      </w:pPr>
+      <w:r>
+        <w:rPr>
+          <w:rFonts w:ascii="Courier New" w:cs="Courier New" w:eastAsia="Courier New" w:hAnsi="Courier New"/>
+          <w:sz w:val="24"/>
+          <w:szCs w:val="24"/>
+        </w:rPr>
+        <w:t xml:space="preserve">    train_end = initial_train_bars</w:t>
+      </w:r>
+    </w:p>
+    <w:p>
+      <w:pPr>
+        <w:spacing w:after="0" w:before="0" w:line="240" w:lineRule="auto"/>
+      </w:pPr>
+      <w:r>
+        <w:rPr>
+          <w:rFonts w:ascii="Courier New" w:cs="Courier New" w:eastAsia="Courier New" w:hAnsi="Courier New"/>
+          <w:sz w:val="24"/>
+          <w:szCs w:val="24"/>
+        </w:rPr>
+        <w:t xml:space="preserve">    oos_preds, oos_truth = [], []</w:t>
+      </w:r>
+    </w:p>
+    <w:p>
+      <w:pPr>
+        <w:spacing w:after="0" w:before="0" w:line="240" w:lineRule="auto"/>
+      </w:pPr>
+      <w:r>
+        <w:rPr>
+          <w:rFonts w:ascii="Courier New" w:cs="Courier New" w:eastAsia="Courier New" w:hAnsi="Courier New"/>
+          <w:sz w:val="24"/>
+          <w:szCs w:val="24"/>
+        </w:rPr>
+        <w:t xml:space="preserve"/>
+      </w:r>
+    </w:p>
+    <w:p>
+      <w:pPr>
+        <w:spacing w:after="0" w:before="0" w:line="240" w:lineRule="auto"/>
+      </w:pPr>
+      <w:r>
+        <w:rPr>
+          <w:rFonts w:ascii="Courier New" w:cs="Courier New" w:eastAsia="Courier New" w:hAnsi="Courier New"/>
+          <w:sz w:val="24"/>
+          <w:szCs w:val="24"/>
+        </w:rPr>
+        <w:t xml:space="preserve">    while train_end + test_fold_bars &lt;= n:</w:t>
+      </w:r>
+    </w:p>
+    <w:p>
+      <w:pPr>
+        <w:spacing w:after="0" w:before="0" w:line="240" w:lineRule="auto"/>
+      </w:pPr>
+      <w:r>
+        <w:rPr>
+          <w:rFonts w:ascii="Courier New" w:cs="Courier New" w:eastAsia="Courier New" w:hAnsi="Courier New"/>
+          <w:sz w:val="24"/>
+          <w:szCs w:val="24"/>
+        </w:rPr>
+        <w:t xml:space="preserve">        # Effective training end отступает на embargo баров.</w:t>
+      </w:r>
+    </w:p>
+    <w:p>
+      <w:pPr>
+        <w:spacing w:after="0" w:before="0" w:line="240" w:lineRule="auto"/>
+      </w:pPr>
+      <w:r>
+        <w:rPr>
+          <w:rFonts w:ascii="Courier New" w:cs="Courier New" w:eastAsia="Courier New" w:hAnsi="Courier New"/>
+          <w:sz w:val="24"/>
+          <w:szCs w:val="24"/>
+        </w:rPr>
+        <w:t xml:space="preserve">        train_eff_end = max(0, train_end - embargo)</w:t>
+      </w:r>
+    </w:p>
+    <w:p>
+      <w:pPr>
+        <w:spacing w:after="0" w:before="0" w:line="240" w:lineRule="auto"/>
+      </w:pPr>
+      <w:r>
+        <w:rPr>
+          <w:rFonts w:ascii="Courier New" w:cs="Courier New" w:eastAsia="Courier New" w:hAnsi="Courier New"/>
+          <w:sz w:val="24"/>
+          <w:szCs w:val="24"/>
+        </w:rPr>
+        <w:t xml:space="preserve">        X_train = X[:train_eff_end]</w:t>
+      </w:r>
+    </w:p>
+    <w:p>
+      <w:pPr>
+        <w:spacing w:after="0" w:before="0" w:line="240" w:lineRule="auto"/>
+      </w:pPr>
+      <w:r>
+        <w:rPr>
+          <w:rFonts w:ascii="Courier New" w:cs="Courier New" w:eastAsia="Courier New" w:hAnsi="Courier New"/>
+          <w:sz w:val="24"/>
+          <w:szCs w:val="24"/>
+        </w:rPr>
+        <w:t xml:space="preserve">        y_train = y[:train_eff_end]</w:t>
+      </w:r>
+    </w:p>
+    <w:p>
+      <w:pPr>
+        <w:spacing w:after="0" w:before="0" w:line="240" w:lineRule="auto"/>
+      </w:pPr>
+      <w:r>
+        <w:rPr>
+          <w:rFonts w:ascii="Courier New" w:cs="Courier New" w:eastAsia="Courier New" w:hAnsi="Courier New"/>
+          <w:sz w:val="24"/>
+          <w:szCs w:val="24"/>
+        </w:rPr>
+        <w:t xml:space="preserve">        X_test = X[train_end : train_end + test_fold_bars]</w:t>
+      </w:r>
+    </w:p>
+    <w:p>
+      <w:pPr>
+        <w:spacing w:after="0" w:before="0" w:line="240" w:lineRule="auto"/>
+      </w:pPr>
+      <w:r>
+        <w:rPr>
+          <w:rFonts w:ascii="Courier New" w:cs="Courier New" w:eastAsia="Courier New" w:hAnsi="Courier New"/>
+          <w:sz w:val="24"/>
+          <w:szCs w:val="24"/>
+        </w:rPr>
+        <w:t xml:space="preserve">        y_test = y[train_end : train_end + test_fold_bars]</w:t>
+      </w:r>
+    </w:p>
+    <w:p>
+      <w:pPr>
+        <w:spacing w:after="0" w:before="0" w:line="240" w:lineRule="auto"/>
+      </w:pPr>
+      <w:r>
+        <w:rPr>
+          <w:rFonts w:ascii="Courier New" w:cs="Courier New" w:eastAsia="Courier New" w:hAnsi="Courier New"/>
+          <w:sz w:val="24"/>
+          <w:szCs w:val="24"/>
+        </w:rPr>
+        <w:t xml:space="preserve"/>
+      </w:r>
+    </w:p>
+    <w:p>
+      <w:pPr>
+        <w:spacing w:after="0" w:before="0" w:line="240" w:lineRule="auto"/>
+      </w:pPr>
+      <w:r>
+        <w:rPr>
+          <w:rFonts w:ascii="Courier New" w:cs="Courier New" w:eastAsia="Courier New" w:hAnsi="Courier New"/>
+          <w:sz w:val="24"/>
+          <w:szCs w:val="24"/>
+        </w:rPr>
+        <w:t xml:space="preserve">        # Игнорируем фолд если данных слишком мало или один класс.</w:t>
+      </w:r>
+    </w:p>
+    <w:p>
+      <w:pPr>
+        <w:spacing w:after="0" w:before="0" w:line="240" w:lineRule="auto"/>
+      </w:pPr>
+      <w:r>
+        <w:rPr>
+          <w:rFonts w:ascii="Courier New" w:cs="Courier New" w:eastAsia="Courier New" w:hAnsi="Courier New"/>
+          <w:sz w:val="24"/>
+          <w:szCs w:val="24"/>
+        </w:rPr>
+        <w:t xml:space="preserve">        if len(X_train) &lt; 100 or len(set(y_train.flatten())) &lt; 2:</w:t>
+      </w:r>
+    </w:p>
+    <w:p>
+      <w:pPr>
+        <w:spacing w:after="0" w:before="0" w:line="240" w:lineRule="auto"/>
+      </w:pPr>
+      <w:r>
+        <w:rPr>
+          <w:rFonts w:ascii="Courier New" w:cs="Courier New" w:eastAsia="Courier New" w:hAnsi="Courier New"/>
+          <w:sz w:val="24"/>
+          <w:szCs w:val="24"/>
+        </w:rPr>
+        <w:t xml:space="preserve">            train_end += step_bars</w:t>
+      </w:r>
+    </w:p>
+    <w:p>
+      <w:pPr>
+        <w:spacing w:after="0" w:before="0" w:line="240" w:lineRule="auto"/>
+      </w:pPr>
+      <w:r>
+        <w:rPr>
+          <w:rFonts w:ascii="Courier New" w:cs="Courier New" w:eastAsia="Courier New" w:hAnsi="Courier New"/>
+          <w:sz w:val="24"/>
+          <w:szCs w:val="24"/>
+        </w:rPr>
+        <w:t xml:space="preserve">            continue</w:t>
+      </w:r>
+    </w:p>
+    <w:p>
+      <w:pPr>
+        <w:spacing w:after="0" w:before="0" w:line="240" w:lineRule="auto"/>
+      </w:pPr>
+      <w:r>
+        <w:rPr>
+          <w:rFonts w:ascii="Courier New" w:cs="Courier New" w:eastAsia="Courier New" w:hAnsi="Courier New"/>
+          <w:sz w:val="24"/>
+          <w:szCs w:val="24"/>
+        </w:rPr>
+        <w:t xml:space="preserve"/>
+      </w:r>
+    </w:p>
+    <w:p>
+      <w:pPr>
+        <w:spacing w:after="0" w:before="0" w:line="240" w:lineRule="auto"/>
+      </w:pPr>
+      <w:r>
+        <w:rPr>
+          <w:rFonts w:ascii="Courier New" w:cs="Courier New" w:eastAsia="Courier New" w:hAnsi="Courier New"/>
+          <w:sz w:val="24"/>
+          <w:szCs w:val="24"/>
+        </w:rPr>
+        <w:t xml:space="preserve">        model = clone_estimator()  # свежий экземпляр на каждом фолде</w:t>
+      </w:r>
+    </w:p>
+    <w:p>
+      <w:pPr>
+        <w:spacing w:after="0" w:before="0" w:line="240" w:lineRule="auto"/>
+      </w:pPr>
+      <w:r>
+        <w:rPr>
+          <w:rFonts w:ascii="Courier New" w:cs="Courier New" w:eastAsia="Courier New" w:hAnsi="Courier New"/>
+          <w:sz w:val="24"/>
+          <w:szCs w:val="24"/>
+        </w:rPr>
+        <w:t xml:space="preserve">        model.fit(X_train, y_train)</w:t>
+      </w:r>
+    </w:p>
+    <w:p>
+      <w:pPr>
+        <w:spacing w:after="0" w:before="0" w:line="240" w:lineRule="auto"/>
+      </w:pPr>
+      <w:r>
+        <w:rPr>
+          <w:rFonts w:ascii="Courier New" w:cs="Courier New" w:eastAsia="Courier New" w:hAnsi="Courier New"/>
+          <w:sz w:val="24"/>
+          <w:szCs w:val="24"/>
+        </w:rPr>
+        <w:t xml:space="preserve">        oos_preds.extend(model.predict(X_test))</w:t>
+      </w:r>
+    </w:p>
+    <w:p>
+      <w:pPr>
+        <w:spacing w:after="0" w:before="0" w:line="240" w:lineRule="auto"/>
+      </w:pPr>
+      <w:r>
+        <w:rPr>
+          <w:rFonts w:ascii="Courier New" w:cs="Courier New" w:eastAsia="Courier New" w:hAnsi="Courier New"/>
+          <w:sz w:val="24"/>
+          <w:szCs w:val="24"/>
+        </w:rPr>
+        <w:t xml:space="preserve">        oos_truth.extend(y_test)</w:t>
+      </w:r>
+    </w:p>
+    <w:p>
+      <w:pPr>
+        <w:spacing w:after="0" w:before="0" w:line="240" w:lineRule="auto"/>
+      </w:pPr>
+      <w:r>
+        <w:rPr>
+          <w:rFonts w:ascii="Courier New" w:cs="Courier New" w:eastAsia="Courier New" w:hAnsi="Courier New"/>
+          <w:sz w:val="24"/>
+          <w:szCs w:val="24"/>
+        </w:rPr>
+        <w:t xml:space="preserve">        train_end += step_bars</w:t>
+      </w:r>
+    </w:p>
+    <w:p>
+      <w:pPr>
+        <w:spacing w:after="0" w:before="0" w:line="240" w:lineRule="auto"/>
+      </w:pPr>
+      <w:r>
+        <w:rPr>
+          <w:rFonts w:ascii="Courier New" w:cs="Courier New" w:eastAsia="Courier New" w:hAnsi="Courier New"/>
+          <w:sz w:val="24"/>
+          <w:szCs w:val="24"/>
+        </w:rPr>
+        <w:t xml:space="preserve"/>
+      </w:r>
+    </w:p>
+    <w:p>
+      <w:pPr>
+        <w:spacing w:after="0" w:before="0" w:line="240" w:lineRule="auto"/>
+      </w:pPr>
+      <w:r>
+        <w:rPr>
+          <w:rFonts w:ascii="Courier New" w:cs="Courier New" w:eastAsia="Courier New" w:hAnsi="Courier New"/>
+          <w:sz w:val="24"/>
+          <w:szCs w:val="24"/>
+        </w:rPr>
+        <w:t xml:space="preserve">    return np.array(oos_preds), np.array(oos_truth)</w:t>
+      </w:r>
+    </w:p>
+    <w:p>
+      <w:pPr>
+        <w:spacing w:after="0" w:before="0" w:line="360" w:lineRule="auto"/>
+        <w:ind w:firstLine="708"/>
+        <w:jc w:val="both"/>
+      </w:pPr>
+      <w:r>
+        <w:rPr>
+          <w:rFonts w:ascii="Times New Roman" w:cs="Times New Roman" w:eastAsia="Times New Roman" w:hAnsi="Times New Roman"/>
+          <w:b w:val="false"/>
+          <w:bCs w:val="false"/>
+          <w:i w:val="false"/>
+          <w:iCs w:val="false"/>
+          <w:sz w:val="28"/>
+          <w:szCs w:val="28"/>
+        </w:rPr>
+        <w:t xml:space="preserve"> </w:t>
+      </w:r>
+    </w:p>
+    <w:p>
+      <w:pPr>
+        <w:spacing w:after="0" w:before="0" w:line="360" w:lineRule="auto"/>
+        <w:ind w:firstLine="708"/>
+        <w:jc w:val="both"/>
+      </w:pPr>
+      <w:r>
+        <w:rPr>
+          <w:rFonts w:ascii="Times New Roman" w:cs="Times New Roman" w:eastAsia="Times New Roman" w:hAnsi="Times New Roman"/>
+          <w:b w:val="false"/>
+          <w:bCs w:val="false"/>
+          <w:i w:val="false"/>
+          <w:iCs w:val="false"/>
+          <w:sz w:val="28"/>
+          <w:szCs w:val="28"/>
+        </w:rPr>
+        <w:t xml:space="preserve">Б.3. NNLS-стэкинг весов ансамбля моделей (см. §3.3):</w:t>
+      </w:r>
+    </w:p>
+    <w:p>
+      <w:pPr>
+        <w:spacing w:after="0" w:before="0" w:line="240" w:lineRule="auto"/>
+      </w:pPr>
+      <w:r>
+        <w:rPr>
+          <w:rFonts w:ascii="Courier New" w:cs="Courier New" w:eastAsia="Courier New" w:hAnsi="Courier New"/>
+          <w:sz w:val="24"/>
+          <w:szCs w:val="24"/>
+        </w:rPr>
+        <w:t xml:space="preserve">from scipy.optimize import nnls</w:t>
+      </w:r>
+    </w:p>
+    <w:p>
+      <w:pPr>
+        <w:spacing w:after="0" w:before="0" w:line="240" w:lineRule="auto"/>
+      </w:pPr>
+      <w:r>
+        <w:rPr>
+          <w:rFonts w:ascii="Courier New" w:cs="Courier New" w:eastAsia="Courier New" w:hAnsi="Courier New"/>
+          <w:sz w:val="24"/>
+          <w:szCs w:val="24"/>
+        </w:rPr>
+        <w:t xml:space="preserve"/>
+      </w:r>
+    </w:p>
+    <w:p>
+      <w:pPr>
+        <w:spacing w:after="0" w:before="0" w:line="240" w:lineRule="auto"/>
+      </w:pPr>
+      <w:r>
+        <w:rPr>
+          <w:rFonts w:ascii="Courier New" w:cs="Courier New" w:eastAsia="Courier New" w:hAnsi="Courier New"/>
+          <w:sz w:val="24"/>
+          <w:szCs w:val="24"/>
+        </w:rPr>
+        <w:t xml:space="preserve">def fit_ensemble_weights(val_preds, val_truth):</w:t>
+      </w:r>
+    </w:p>
+    <w:p>
+      <w:pPr>
+        <w:spacing w:after="0" w:before="0" w:line="240" w:lineRule="auto"/>
+      </w:pPr>
+      <w:r>
+        <w:rPr>
+          <w:rFonts w:ascii="Courier New" w:cs="Courier New" w:eastAsia="Courier New" w:hAnsi="Courier New"/>
+          <w:sz w:val="24"/>
+          <w:szCs w:val="24"/>
+        </w:rPr>
+        <w:t xml:space="preserve">    """Подбирает неотрицательные веса w ансамбля так, чтобы</w:t>
+      </w:r>
+    </w:p>
+    <w:p>
+      <w:pPr>
+        <w:spacing w:after="0" w:before="0" w:line="240" w:lineRule="auto"/>
+      </w:pPr>
+      <w:r>
+        <w:rPr>
+          <w:rFonts w:ascii="Courier New" w:cs="Courier New" w:eastAsia="Courier New" w:hAnsi="Courier New"/>
+          <w:sz w:val="24"/>
+          <w:szCs w:val="24"/>
+        </w:rPr>
+        <w:t xml:space="preserve">    минимизировать ||val_truth - val_preds @ w||² при ограничении</w:t>
+      </w:r>
+    </w:p>
+    <w:p>
+      <w:pPr>
+        <w:spacing w:after="0" w:before="0" w:line="240" w:lineRule="auto"/>
+      </w:pPr>
+      <w:r>
+        <w:rPr>
+          <w:rFonts w:ascii="Courier New" w:cs="Courier New" w:eastAsia="Courier New" w:hAnsi="Courier New"/>
+          <w:sz w:val="24"/>
+          <w:szCs w:val="24"/>
+        </w:rPr>
+        <w:t xml:space="preserve">    Σ wᵢ = 1, wᵢ ≥ 0. Решение через алгоритм Лоусона-Хансона (NNLS)</w:t>
+      </w:r>
+    </w:p>
+    <w:p>
+      <w:pPr>
+        <w:spacing w:after="0" w:before="0" w:line="240" w:lineRule="auto"/>
+      </w:pPr>
+      <w:r>
+        <w:rPr>
+          <w:rFonts w:ascii="Courier New" w:cs="Courier New" w:eastAsia="Courier New" w:hAnsi="Courier New"/>
+          <w:sz w:val="24"/>
+          <w:szCs w:val="24"/>
+        </w:rPr>
+        <w:t xml:space="preserve">    + проекция результата на симплекс через L1-нормализацию.</w:t>
+      </w:r>
+    </w:p>
+    <w:p>
+      <w:pPr>
+        <w:spacing w:after="0" w:before="0" w:line="240" w:lineRule="auto"/>
+      </w:pPr>
+      <w:r>
+        <w:rPr>
+          <w:rFonts w:ascii="Courier New" w:cs="Courier New" w:eastAsia="Courier New" w:hAnsi="Courier New"/>
+          <w:sz w:val="24"/>
+          <w:szCs w:val="24"/>
+        </w:rPr>
+        <w:t xml:space="preserve"/>
+      </w:r>
+    </w:p>
+    <w:p>
+      <w:pPr>
+        <w:spacing w:after="0" w:before="0" w:line="240" w:lineRule="auto"/>
+      </w:pPr>
+      <w:r>
+        <w:rPr>
+          <w:rFonts w:ascii="Courier New" w:cs="Courier New" w:eastAsia="Courier New" w:hAnsi="Courier New"/>
+          <w:sz w:val="24"/>
+          <w:szCs w:val="24"/>
+        </w:rPr>
+        <w:t xml:space="preserve">    val_preds: np.ndarray формы (n_samples, n_models) — out-of-fold</w:t>
+      </w:r>
+    </w:p>
+    <w:p>
+      <w:pPr>
+        <w:spacing w:after="0" w:before="0" w:line="240" w:lineRule="auto"/>
+      </w:pPr>
+      <w:r>
+        <w:rPr>
+          <w:rFonts w:ascii="Courier New" w:cs="Courier New" w:eastAsia="Courier New" w:hAnsi="Courier New"/>
+          <w:sz w:val="24"/>
+          <w:szCs w:val="24"/>
+        </w:rPr>
+        <w:t xml:space="preserve">               предсказания каждой модели на валидационной выборке.</w:t>
+      </w:r>
+    </w:p>
+    <w:p>
+      <w:pPr>
+        <w:spacing w:after="0" w:before="0" w:line="240" w:lineRule="auto"/>
+      </w:pPr>
+      <w:r>
+        <w:rPr>
+          <w:rFonts w:ascii="Courier New" w:cs="Courier New" w:eastAsia="Courier New" w:hAnsi="Courier New"/>
+          <w:sz w:val="24"/>
+          <w:szCs w:val="24"/>
+        </w:rPr>
+        <w:t xml:space="preserve">    val_truth: np.ndarray формы (n_samples,) — фактические значения.</w:t>
+      </w:r>
+    </w:p>
+    <w:p>
+      <w:pPr>
+        <w:spacing w:after="0" w:before="0" w:line="240" w:lineRule="auto"/>
+      </w:pPr>
+      <w:r>
+        <w:rPr>
+          <w:rFonts w:ascii="Courier New" w:cs="Courier New" w:eastAsia="Courier New" w:hAnsi="Courier New"/>
+          <w:sz w:val="24"/>
+          <w:szCs w:val="24"/>
+        </w:rPr>
+        <w:t xml:space="preserve">    """</w:t>
+      </w:r>
+    </w:p>
+    <w:p>
+      <w:pPr>
+        <w:spacing w:after="0" w:before="0" w:line="240" w:lineRule="auto"/>
+      </w:pPr>
+      <w:r>
+        <w:rPr>
+          <w:rFonts w:ascii="Courier New" w:cs="Courier New" w:eastAsia="Courier New" w:hAnsi="Courier New"/>
+          <w:sz w:val="24"/>
+          <w:szCs w:val="24"/>
+        </w:rPr>
+        <w:t xml:space="preserve">    # NNLS даёт неотрицательное решение без simplex-ограничения.</w:t>
+      </w:r>
+    </w:p>
+    <w:p>
+      <w:pPr>
+        <w:spacing w:after="0" w:before="0" w:line="240" w:lineRule="auto"/>
+      </w:pPr>
+      <w:r>
+        <w:rPr>
+          <w:rFonts w:ascii="Courier New" w:cs="Courier New" w:eastAsia="Courier New" w:hAnsi="Courier New"/>
+          <w:sz w:val="24"/>
+          <w:szCs w:val="24"/>
+        </w:rPr>
+        <w:t xml:space="preserve">    weights, residual = nnls(val_preds, val_truth)</w:t>
+      </w:r>
+    </w:p>
+    <w:p>
+      <w:pPr>
+        <w:spacing w:after="0" w:before="0" w:line="240" w:lineRule="auto"/>
+      </w:pPr>
+      <w:r>
+        <w:rPr>
+          <w:rFonts w:ascii="Courier New" w:cs="Courier New" w:eastAsia="Courier New" w:hAnsi="Courier New"/>
+          <w:sz w:val="24"/>
+          <w:szCs w:val="24"/>
+        </w:rPr>
+        <w:t xml:space="preserve"/>
+      </w:r>
+    </w:p>
+    <w:p>
+      <w:pPr>
+        <w:spacing w:after="0" w:before="0" w:line="240" w:lineRule="auto"/>
+      </w:pPr>
+      <w:r>
+        <w:rPr>
+          <w:rFonts w:ascii="Courier New" w:cs="Courier New" w:eastAsia="Courier New" w:hAnsi="Courier New"/>
+          <w:sz w:val="24"/>
+          <w:szCs w:val="24"/>
+        </w:rPr>
+        <w:t xml:space="preserve">    # Проекция на симплекс: если решение нулевое (вырожденный случай),</w:t>
+      </w:r>
+    </w:p>
+    <w:p>
+      <w:pPr>
+        <w:spacing w:after="0" w:before="0" w:line="240" w:lineRule="auto"/>
+      </w:pPr>
+      <w:r>
+        <w:rPr>
+          <w:rFonts w:ascii="Courier New" w:cs="Courier New" w:eastAsia="Courier New" w:hAnsi="Courier New"/>
+          <w:sz w:val="24"/>
+          <w:szCs w:val="24"/>
+        </w:rPr>
+        <w:t xml:space="preserve">    # возвращаем равномерные веса; иначе нормируем сумму до единицы.</w:t>
+      </w:r>
+    </w:p>
+    <w:p>
+      <w:pPr>
+        <w:spacing w:after="0" w:before="0" w:line="240" w:lineRule="auto"/>
+      </w:pPr>
+      <w:r>
+        <w:rPr>
+          <w:rFonts w:ascii="Courier New" w:cs="Courier New" w:eastAsia="Courier New" w:hAnsi="Courier New"/>
+          <w:sz w:val="24"/>
+          <w:szCs w:val="24"/>
+        </w:rPr>
+        <w:t xml:space="preserve">    total = weights.sum()</w:t>
+      </w:r>
+    </w:p>
+    <w:p>
+      <w:pPr>
+        <w:spacing w:after="0" w:before="0" w:line="240" w:lineRule="auto"/>
+      </w:pPr>
+      <w:r>
+        <w:rPr>
+          <w:rFonts w:ascii="Courier New" w:cs="Courier New" w:eastAsia="Courier New" w:hAnsi="Courier New"/>
+          <w:sz w:val="24"/>
+          <w:szCs w:val="24"/>
+        </w:rPr>
+        <w:t xml:space="preserve">    if total &lt; 1e-9:</w:t>
+      </w:r>
+    </w:p>
+    <w:p>
+      <w:pPr>
+        <w:spacing w:after="0" w:before="0" w:line="240" w:lineRule="auto"/>
+      </w:pPr>
+      <w:r>
+        <w:rPr>
+          <w:rFonts w:ascii="Courier New" w:cs="Courier New" w:eastAsia="Courier New" w:hAnsi="Courier New"/>
+          <w:sz w:val="24"/>
+          <w:szCs w:val="24"/>
+        </w:rPr>
+        <w:t xml:space="preserve">        n_models = val_preds.shape[1]</w:t>
+      </w:r>
+    </w:p>
+    <w:p>
+      <w:pPr>
+        <w:spacing w:after="0" w:before="0" w:line="240" w:lineRule="auto"/>
+      </w:pPr>
+      <w:r>
+        <w:rPr>
+          <w:rFonts w:ascii="Courier New" w:cs="Courier New" w:eastAsia="Courier New" w:hAnsi="Courier New"/>
+          <w:sz w:val="24"/>
+          <w:szCs w:val="24"/>
+        </w:rPr>
+        <w:t xml:space="preserve">        return np.ones(n_models) / n_models</w:t>
+      </w:r>
+    </w:p>
+    <w:p>
+      <w:pPr>
+        <w:spacing w:after="0" w:before="0" w:line="240" w:lineRule="auto"/>
+      </w:pPr>
+      <w:r>
+        <w:rPr>
+          <w:rFonts w:ascii="Courier New" w:cs="Courier New" w:eastAsia="Courier New" w:hAnsi="Courier New"/>
+          <w:sz w:val="24"/>
+          <w:szCs w:val="24"/>
+        </w:rPr>
+        <w:t xml:space="preserve">    return weights / total</w:t>
+      </w:r>
+    </w:p>
+    <w:p>
+      <w:pPr>
+        <w:spacing w:after="0" w:before="0" w:line="240" w:lineRule="auto"/>
+      </w:pPr>
+      <w:r>
+        <w:rPr>
+          <w:rFonts w:ascii="Courier New" w:cs="Courier New" w:eastAsia="Courier New" w:hAnsi="Courier New"/>
+          <w:sz w:val="24"/>
+          <w:szCs w:val="24"/>
+        </w:rPr>
+        <w:t xml:space="preserve"/>
+      </w:r>
+    </w:p>
+    <w:p>
+      <w:pPr>
+        <w:spacing w:after="0" w:before="0" w:line="240" w:lineRule="auto"/>
+      </w:pPr>
+      <w:r>
+        <w:rPr>
+          <w:rFonts w:ascii="Courier New" w:cs="Courier New" w:eastAsia="Courier New" w:hAnsi="Courier New"/>
+          <w:sz w:val="24"/>
+          <w:szCs w:val="24"/>
+        </w:rPr>
+        <w:t xml:space="preserve"/>
+      </w:r>
+    </w:p>
+    <w:p>
+      <w:pPr>
+        <w:spacing w:after="0" w:before="0" w:line="240" w:lineRule="auto"/>
+      </w:pPr>
+      <w:r>
+        <w:rPr>
+          <w:rFonts w:ascii="Courier New" w:cs="Courier New" w:eastAsia="Courier New" w:hAnsi="Courier New"/>
+          <w:sz w:val="24"/>
+          <w:szCs w:val="24"/>
+        </w:rPr>
+        <w:t xml:space="preserve">def direction_aware_blend(nnls_weights, val_dir_accuracy, alpha=0.5):</w:t>
+      </w:r>
+    </w:p>
+    <w:p>
+      <w:pPr>
+        <w:spacing w:after="0" w:before="0" w:line="240" w:lineRule="auto"/>
+      </w:pPr>
+      <w:r>
+        <w:rPr>
+          <w:rFonts w:ascii="Courier New" w:cs="Courier New" w:eastAsia="Courier New" w:hAnsi="Courier New"/>
+          <w:sz w:val="24"/>
+          <w:szCs w:val="24"/>
+        </w:rPr>
+        <w:t xml:space="preserve">    """Direction-aware blend: NNLS оптимизирует MAPE, но не направление.</w:t>
+      </w:r>
+    </w:p>
+    <w:p>
+      <w:pPr>
+        <w:spacing w:after="0" w:before="0" w:line="240" w:lineRule="auto"/>
+      </w:pPr>
+      <w:r>
+        <w:rPr>
+          <w:rFonts w:ascii="Courier New" w:cs="Courier New" w:eastAsia="Courier New" w:hAnsi="Courier New"/>
+          <w:sz w:val="24"/>
+          <w:szCs w:val="24"/>
+        </w:rPr>
+        <w:t xml:space="preserve">    Если все модели имеют похожий MAPE, NNLS может присвоить вес 1.0</w:t>
+      </w:r>
+    </w:p>
+    <w:p>
+      <w:pPr>
+        <w:spacing w:after="0" w:before="0" w:line="240" w:lineRule="auto"/>
+      </w:pPr>
+      <w:r>
+        <w:rPr>
+          <w:rFonts w:ascii="Courier New" w:cs="Courier New" w:eastAsia="Courier New" w:hAnsi="Courier New"/>
+          <w:sz w:val="24"/>
+          <w:szCs w:val="24"/>
+        </w:rPr>
+        <w:t xml:space="preserve">    одной случайной — что плохо для directional accuracy. Подмешиваем</w:t>
+      </w:r>
+    </w:p>
+    <w:p>
+      <w:pPr>
+        <w:spacing w:after="0" w:before="0" w:line="240" w:lineRule="auto"/>
+      </w:pPr>
+      <w:r>
+        <w:rPr>
+          <w:rFonts w:ascii="Courier New" w:cs="Courier New" w:eastAsia="Courier New" w:hAnsi="Courier New"/>
+          <w:sz w:val="24"/>
+          <w:szCs w:val="24"/>
+        </w:rPr>
+        <w:t xml:space="preserve">    веса, пропорциональные excess_dir = max(0, dir_acc - 0.5).</w:t>
+      </w:r>
+    </w:p>
+    <w:p>
+      <w:pPr>
+        <w:spacing w:after="0" w:before="0" w:line="240" w:lineRule="auto"/>
+      </w:pPr>
+      <w:r>
+        <w:rPr>
+          <w:rFonts w:ascii="Courier New" w:cs="Courier New" w:eastAsia="Courier New" w:hAnsi="Courier New"/>
+          <w:sz w:val="24"/>
+          <w:szCs w:val="24"/>
+        </w:rPr>
+        <w:t xml:space="preserve">    """</w:t>
+      </w:r>
+    </w:p>
+    <w:p>
+      <w:pPr>
+        <w:spacing w:after="0" w:before="0" w:line="240" w:lineRule="auto"/>
+      </w:pPr>
+      <w:r>
+        <w:rPr>
+          <w:rFonts w:ascii="Courier New" w:cs="Courier New" w:eastAsia="Courier New" w:hAnsi="Courier New"/>
+          <w:sz w:val="24"/>
+          <w:szCs w:val="24"/>
+        </w:rPr>
+        <w:t xml:space="preserve">    excess = np.maximum(0.0, val_dir_accuracy - 0.5)</w:t>
+      </w:r>
+    </w:p>
+    <w:p>
+      <w:pPr>
+        <w:spacing w:after="0" w:before="0" w:line="240" w:lineRule="auto"/>
+      </w:pPr>
+      <w:r>
+        <w:rPr>
+          <w:rFonts w:ascii="Courier New" w:cs="Courier New" w:eastAsia="Courier New" w:hAnsi="Courier New"/>
+          <w:sz w:val="24"/>
+          <w:szCs w:val="24"/>
+        </w:rPr>
+        <w:t xml:space="preserve">    total_skill = excess.sum()</w:t>
+      </w:r>
+    </w:p>
+    <w:p>
+      <w:pPr>
+        <w:spacing w:after="0" w:before="0" w:line="240" w:lineRule="auto"/>
+      </w:pPr>
+      <w:r>
+        <w:rPr>
+          <w:rFonts w:ascii="Courier New" w:cs="Courier New" w:eastAsia="Courier New" w:hAnsi="Courier New"/>
+          <w:sz w:val="24"/>
+          <w:szCs w:val="24"/>
+        </w:rPr>
+        <w:t xml:space="preserve">    if total_skill &lt;= 0:</w:t>
+      </w:r>
+    </w:p>
+    <w:p>
+      <w:pPr>
+        <w:spacing w:after="0" w:before="0" w:line="240" w:lineRule="auto"/>
+      </w:pPr>
+      <w:r>
+        <w:rPr>
+          <w:rFonts w:ascii="Courier New" w:cs="Courier New" w:eastAsia="Courier New" w:hAnsi="Courier New"/>
+          <w:sz w:val="24"/>
+          <w:szCs w:val="24"/>
+        </w:rPr>
+        <w:t xml:space="preserve">        return nnls_weights  # никто не лучше монетки</w:t>
+      </w:r>
+    </w:p>
+    <w:p>
+      <w:pPr>
+        <w:spacing w:after="0" w:before="0" w:line="240" w:lineRule="auto"/>
+      </w:pPr>
+      <w:r>
+        <w:rPr>
+          <w:rFonts w:ascii="Courier New" w:cs="Courier New" w:eastAsia="Courier New" w:hAnsi="Courier New"/>
+          <w:sz w:val="24"/>
+          <w:szCs w:val="24"/>
+        </w:rPr>
+        <w:t xml:space="preserve">    dir_weights = excess / total_skill</w:t>
+      </w:r>
+    </w:p>
+    <w:p>
+      <w:pPr>
+        <w:spacing w:after="0" w:before="0" w:line="240" w:lineRule="auto"/>
+      </w:pPr>
+      <w:r>
+        <w:rPr>
+          <w:rFonts w:ascii="Courier New" w:cs="Courier New" w:eastAsia="Courier New" w:hAnsi="Courier New"/>
+          <w:sz w:val="24"/>
+          <w:szCs w:val="24"/>
+        </w:rPr>
+        <w:t xml:space="preserve">    blended = (1 - alpha) * nnls_weights + alpha * dir_weights</w:t>
+      </w:r>
+    </w:p>
+    <w:p>
+      <w:pPr>
+        <w:spacing w:after="0" w:before="0" w:line="240" w:lineRule="auto"/>
+      </w:pPr>
+      <w:r>
+        <w:rPr>
+          <w:rFonts w:ascii="Courier New" w:cs="Courier New" w:eastAsia="Courier New" w:hAnsi="Courier New"/>
+          <w:sz w:val="24"/>
+          <w:szCs w:val="24"/>
+        </w:rPr>
+        <w:t xml:space="preserve">    return blended / blended.sum()</w:t>
+      </w:r>
+    </w:p>
+    <w:p>
+      <w:pPr>
+        <w:spacing w:after="0" w:before="0" w:line="360" w:lineRule="auto"/>
+        <w:ind w:firstLine="708"/>
+        <w:jc w:val="both"/>
+      </w:pPr>
+      <w:r>
+        <w:rPr>
+          <w:rFonts w:ascii="Times New Roman" w:cs="Times New Roman" w:eastAsia="Times New Roman" w:hAnsi="Times New Roman"/>
+          <w:b w:val="false"/>
+          <w:bCs w:val="false"/>
+          <w:i w:val="false"/>
+          <w:iCs w:val="false"/>
+          <w:sz w:val="28"/>
+          <w:szCs w:val="28"/>
+        </w:rPr>
+        <w:t xml:space="preserve"> </w:t>
+      </w:r>
+    </w:p>
+    <w:p>
+      <w:pPr>
+        <w:spacing w:after="0" w:before="0" w:line="360" w:lineRule="auto"/>
+        <w:ind w:firstLine="708"/>
+        <w:jc w:val="both"/>
+      </w:pPr>
+      <w:r>
+        <w:rPr>
+          <w:rFonts w:ascii="Times New Roman" w:cs="Times New Roman" w:eastAsia="Times New Roman" w:hAnsi="Times New Roman"/>
+          <w:b w:val="false"/>
+          <w:bCs w:val="false"/>
+          <w:i w:val="false"/>
+          <w:iCs w:val="false"/>
+          <w:sz w:val="28"/>
+          <w:szCs w:val="28"/>
+        </w:rPr>
+        <w:t xml:space="preserve">Б.4. Применение sentiment-bias-коррекции к итоговому прогнозу (см. §3.4):</w:t>
       </w:r>
     </w:p>
     <w:p>
@@ -7015,46 +8520,46 @@
           <w:sz w:val="24"/>
           <w:szCs w:val="24"/>
         </w:rPr>
-        <w:t xml:space="preserve">    sentiment_score: float,</w:t>
-      </w:r>
-    </w:p>
-    <w:p>
-      <w:pPr>
-        <w:spacing w:after="0" w:before="0" w:line="240" w:lineRule="auto"/>
-      </w:pPr>
-      <w:r>
-        <w:rPr>
-          <w:rFonts w:ascii="Courier New" w:cs="Courier New" w:eastAsia="Courier New" w:hAnsi="Courier New"/>
-          <w:sz w:val="24"/>
-          <w:szCs w:val="24"/>
-        </w:rPr>
-        <w:t xml:space="preserve">    total_articles: int,</w:t>
-      </w:r>
-    </w:p>
-    <w:p>
-      <w:pPr>
-        <w:spacing w:after="0" w:before="0" w:line="240" w:lineRule="auto"/>
-      </w:pPr>
-      <w:r>
-        <w:rPr>
-          <w:rFonts w:ascii="Courier New" w:cs="Courier New" w:eastAsia="Courier New" w:hAnsi="Courier New"/>
-          <w:sz w:val="24"/>
-          <w:szCs w:val="24"/>
-        </w:rPr>
-        <w:t xml:space="preserve">    alpha: float = 0.005,</w:t>
-      </w:r>
-    </w:p>
-    <w:p>
-      <w:pPr>
-        <w:spacing w:after="0" w:before="0" w:line="240" w:lineRule="auto"/>
-      </w:pPr>
-      <w:r>
-        <w:rPr>
-          <w:rFonts w:ascii="Courier New" w:cs="Courier New" w:eastAsia="Courier New" w:hAnsi="Courier New"/>
-          <w:sz w:val="24"/>
-          <w:szCs w:val="24"/>
-        </w:rPr>
-        <w:t xml:space="preserve">    n_full: int = 50,</w:t>
+        <w:t xml:space="preserve">    sentiment_score: float,   # средняя тональность s_avg ∈ [-1, +1]</w:t>
+      </w:r>
+    </w:p>
+    <w:p>
+      <w:pPr>
+        <w:spacing w:after="0" w:before="0" w:line="240" w:lineRule="auto"/>
+      </w:pPr>
+      <w:r>
+        <w:rPr>
+          <w:rFonts w:ascii="Courier New" w:cs="Courier New" w:eastAsia="Courier New" w:hAnsi="Courier New"/>
+          <w:sz w:val="24"/>
+          <w:szCs w:val="24"/>
+        </w:rPr>
+        <w:t xml:space="preserve">    total_articles: int,      # фактическое число доступных новостей</w:t>
+      </w:r>
+    </w:p>
+    <w:p>
+      <w:pPr>
+        <w:spacing w:after="0" w:before="0" w:line="240" w:lineRule="auto"/>
+      </w:pPr>
+      <w:r>
+        <w:rPr>
+          <w:rFonts w:ascii="Courier New" w:cs="Courier New" w:eastAsia="Courier New" w:hAnsi="Courier New"/>
+          <w:sz w:val="24"/>
+          <w:szCs w:val="24"/>
+        </w:rPr>
+        <w:t xml:space="preserve">    alpha: float = 0.005,     # коэффициент чувствительности</w:t>
+      </w:r>
+    </w:p>
+    <w:p>
+      <w:pPr>
+        <w:spacing w:after="0" w:before="0" w:line="240" w:lineRule="auto"/>
+      </w:pPr>
+      <w:r>
+        <w:rPr>
+          <w:rFonts w:ascii="Courier New" w:cs="Courier New" w:eastAsia="Courier New" w:hAnsi="Courier New"/>
+          <w:sz w:val="24"/>
+          <w:szCs w:val="24"/>
+        </w:rPr>
+        <w:t xml:space="preserve">    n_full: int = 50,         # порог насыщения по объёму новостей</w:t>
       </w:r>
     </w:p>
     <w:p>
@@ -7080,7 +8585,7 @@
           <w:sz w:val="24"/>
           <w:szCs w:val="24"/>
         </w:rPr>
-        <w:t xml:space="preserve">    """Modify result["future_preds"] in place applying mult. bias.</w:t>
+        <w:t xml:space="preserve">    """Мультипликативная коррекция future_preds[] на основе sentiment.</w:t>
       </w:r>
     </w:p>
     <w:p>
@@ -7106,33 +8611,72 @@
           <w:sz w:val="24"/>
           <w:szCs w:val="24"/>
         </w:rPr>
-        <w:t xml:space="preserve">    Multiplier formula:</w:t>
-      </w:r>
-    </w:p>
-    <w:p>
-      <w:pPr>
-        <w:spacing w:after="0" w:before="0" w:line="240" w:lineRule="auto"/>
-      </w:pPr>
-      <w:r>
-        <w:rPr>
-          <w:rFonts w:ascii="Courier New" w:cs="Courier New" w:eastAsia="Courier New" w:hAnsi="Courier New"/>
-          <w:sz w:val="24"/>
-          <w:szCs w:val="24"/>
-        </w:rPr>
-        <w:t xml:space="preserve">        m = 1 + alpha * s_avg * min(1, n / N_full)</w:t>
-      </w:r>
-    </w:p>
-    <w:p>
-      <w:pPr>
-        <w:spacing w:after="0" w:before="0" w:line="240" w:lineRule="auto"/>
-      </w:pPr>
-      <w:r>
-        <w:rPr>
-          <w:rFonts w:ascii="Courier New" w:cs="Courier New" w:eastAsia="Courier New" w:hAnsi="Courier New"/>
-          <w:sz w:val="24"/>
-          <w:szCs w:val="24"/>
-        </w:rPr>
-        <w:t xml:space="preserve">    Smoothly turns the bias on as more articles accumulate.</w:t>
+        <w:t xml:space="preserve">    Применяется формула:</w:t>
+      </w:r>
+    </w:p>
+    <w:p>
+      <w:pPr>
+        <w:spacing w:after="0" w:before="0" w:line="240" w:lineRule="auto"/>
+      </w:pPr>
+      <w:r>
+        <w:rPr>
+          <w:rFonts w:ascii="Courier New" w:cs="Courier New" w:eastAsia="Courier New" w:hAnsi="Courier New"/>
+          <w:sz w:val="24"/>
+          <w:szCs w:val="24"/>
+        </w:rPr>
+        <w:t xml:space="preserve">        ŷ_corrected = ŷ_ensemble · (1 + α · s_avg · min(1, n / N_full))</w:t>
+      </w:r>
+    </w:p>
+    <w:p>
+      <w:pPr>
+        <w:spacing w:after="0" w:before="0" w:line="240" w:lineRule="auto"/>
+      </w:pPr>
+      <w:r>
+        <w:rPr>
+          <w:rFonts w:ascii="Courier New" w:cs="Courier New" w:eastAsia="Courier New" w:hAnsi="Courier New"/>
+          <w:sz w:val="24"/>
+          <w:szCs w:val="24"/>
+        </w:rPr>
+        <w:t xml:space="preserve"/>
+      </w:r>
+    </w:p>
+    <w:p>
+      <w:pPr>
+        <w:spacing w:after="0" w:before="0" w:line="240" w:lineRule="auto"/>
+      </w:pPr>
+      <w:r>
+        <w:rPr>
+          <w:rFonts w:ascii="Courier New" w:cs="Courier New" w:eastAsia="Courier New" w:hAnsi="Courier New"/>
+          <w:sz w:val="24"/>
+          <w:szCs w:val="24"/>
+        </w:rPr>
+        <w:t xml:space="preserve">    Множитель min(1, n / N_full) обеспечивает плавное «включение»</w:t>
+      </w:r>
+    </w:p>
+    <w:p>
+      <w:pPr>
+        <w:spacing w:after="0" w:before="0" w:line="240" w:lineRule="auto"/>
+      </w:pPr>
+      <w:r>
+        <w:rPr>
+          <w:rFonts w:ascii="Courier New" w:cs="Courier New" w:eastAsia="Courier New" w:hAnsi="Courier New"/>
+          <w:sz w:val="24"/>
+          <w:szCs w:val="24"/>
+        </w:rPr>
+        <w:t xml:space="preserve">    sentiment-сигнала при росте числа новостей и предотвращает</w:t>
+      </w:r>
+    </w:p>
+    <w:p>
+      <w:pPr>
+        <w:spacing w:after="0" w:before="0" w:line="240" w:lineRule="auto"/>
+      </w:pPr>
+      <w:r>
+        <w:rPr>
+          <w:rFonts w:ascii="Courier New" w:cs="Courier New" w:eastAsia="Courier New" w:hAnsi="Courier New"/>
+          <w:sz w:val="24"/>
+          <w:szCs w:val="24"/>
+        </w:rPr>
+        <w:t xml:space="preserve">    переоценку слабого сигнала на скудных данных.</w:t>
       </w:r>
     </w:p>
     <w:p>
@@ -7263,408 +8807,6 @@
           <w:szCs w:val="24"/>
         </w:rPr>
         <w:t xml:space="preserve">    result["sentiment_bias_pct"] = (multiplier - 1.0) * 100.0</w:t>
-      </w:r>
-    </w:p>
-    <w:p>
-      <w:pPr>
-        <w:spacing w:after="0" w:before="0" w:line="360" w:lineRule="auto"/>
-        <w:ind w:firstLine="708"/>
-        <w:jc w:val="both"/>
-      </w:pPr>
-      <w:r>
-        <w:rPr>
-          <w:rFonts w:ascii="Times New Roman" w:cs="Times New Roman" w:eastAsia="Times New Roman" w:hAnsi="Times New Roman"/>
-          <w:b w:val="false"/>
-          <w:bCs w:val="false"/>
-          <w:i w:val="false"/>
-          <w:iCs w:val="false"/>
-          <w:sz w:val="28"/>
-          <w:szCs w:val="28"/>
-        </w:rPr>
-        <w:t xml:space="preserve"> </w:t>
-      </w:r>
-    </w:p>
-    <w:p>
-      <w:pPr>
-        <w:spacing w:after="0" w:before="0" w:line="360" w:lineRule="auto"/>
-        <w:ind w:firstLine="708"/>
-        <w:jc w:val="both"/>
-      </w:pPr>
-      <w:r>
-        <w:rPr>
-          <w:rFonts w:ascii="Times New Roman" w:cs="Times New Roman" w:eastAsia="Times New Roman" w:hAnsi="Times New Roman"/>
-          <w:b w:val="false"/>
-          <w:bCs w:val="false"/>
-          <w:i w:val="false"/>
-          <w:iCs w:val="false"/>
-          <w:sz w:val="28"/>
-          <w:szCs w:val="28"/>
-        </w:rPr>
-        <w:t xml:space="preserve">Б.2. Обработчик API /api/predict (модуль app/main.py):</w:t>
-      </w:r>
-    </w:p>
-    <w:p>
-      <w:pPr>
-        <w:spacing w:after="0" w:before="0" w:line="240" w:lineRule="auto"/>
-      </w:pPr>
-      <w:r>
-        <w:rPr>
-          <w:rFonts w:ascii="Courier New" w:cs="Courier New" w:eastAsia="Courier New" w:hAnsi="Courier New"/>
-          <w:sz w:val="24"/>
-          <w:szCs w:val="24"/>
-        </w:rPr>
-        <w:t xml:space="preserve">@app.post("/api/predict")</w:t>
-      </w:r>
-    </w:p>
-    <w:p>
-      <w:pPr>
-        <w:spacing w:after="0" w:before="0" w:line="240" w:lineRule="auto"/>
-      </w:pPr>
-      <w:r>
-        <w:rPr>
-          <w:rFonts w:ascii="Courier New" w:cs="Courier New" w:eastAsia="Courier New" w:hAnsi="Courier New"/>
-          <w:sz w:val="24"/>
-          <w:szCs w:val="24"/>
-        </w:rPr>
-        <w:t xml:space="preserve">async def api_predict(</w:t>
-      </w:r>
-    </w:p>
-    <w:p>
-      <w:pPr>
-        <w:spacing w:after="0" w:before="0" w:line="240" w:lineRule="auto"/>
-      </w:pPr>
-      <w:r>
-        <w:rPr>
-          <w:rFonts w:ascii="Courier New" w:cs="Courier New" w:eastAsia="Courier New" w:hAnsi="Courier New"/>
-          <w:sz w:val="24"/>
-          <w:szCs w:val="24"/>
-        </w:rPr>
-        <w:t xml:space="preserve">    payload: _PredictPayload,</w:t>
-      </w:r>
-    </w:p>
-    <w:p>
-      <w:pPr>
-        <w:spacing w:after="0" w:before="0" w:line="240" w:lineRule="auto"/>
-      </w:pPr>
-      <w:r>
-        <w:rPr>
-          <w:rFonts w:ascii="Courier New" w:cs="Courier New" w:eastAsia="Courier New" w:hAnsi="Courier New"/>
-          <w:sz w:val="24"/>
-          <w:szCs w:val="24"/>
-        </w:rPr>
-        <w:t xml:space="preserve">    user: User = Depends(get_current_user),</w:t>
-      </w:r>
-    </w:p>
-    <w:p>
-      <w:pPr>
-        <w:spacing w:after="0" w:before="0" w:line="240" w:lineRule="auto"/>
-      </w:pPr>
-      <w:r>
-        <w:rPr>
-          <w:rFonts w:ascii="Courier New" w:cs="Courier New" w:eastAsia="Courier New" w:hAnsi="Courier New"/>
-          <w:sz w:val="24"/>
-          <w:szCs w:val="24"/>
-        </w:rPr>
-        <w:t xml:space="preserve">):</w:t>
-      </w:r>
-    </w:p>
-    <w:p>
-      <w:pPr>
-        <w:spacing w:after="0" w:before="0" w:line="240" w:lineRule="auto"/>
-      </w:pPr>
-      <w:r>
-        <w:rPr>
-          <w:rFonts w:ascii="Courier New" w:cs="Courier New" w:eastAsia="Courier New" w:hAnsi="Courier New"/>
-          <w:sz w:val="24"/>
-          <w:szCs w:val="24"/>
-        </w:rPr>
-        <w:t xml:space="preserve">    """JSON twin of legacy form-based POST /predict.</w:t>
-      </w:r>
-    </w:p>
-    <w:p>
-      <w:pPr>
-        <w:spacing w:after="0" w:before="0" w:line="240" w:lineRule="auto"/>
-      </w:pPr>
-      <w:r>
-        <w:rPr>
-          <w:rFonts w:ascii="Courier New" w:cs="Courier New" w:eastAsia="Courier New" w:hAnsi="Courier New"/>
-          <w:sz w:val="24"/>
-          <w:szCs w:val="24"/>
-        </w:rPr>
-        <w:t xml:space="preserve"/>
-      </w:r>
-    </w:p>
-    <w:p>
-      <w:pPr>
-        <w:spacing w:after="0" w:before="0" w:line="240" w:lineRule="auto"/>
-      </w:pPr>
-      <w:r>
-        <w:rPr>
-          <w:rFonts w:ascii="Courier New" w:cs="Courier New" w:eastAsia="Courier New" w:hAnsi="Courier New"/>
-          <w:sz w:val="24"/>
-          <w:szCs w:val="24"/>
-        </w:rPr>
-        <w:t xml:space="preserve">    Auth-required (401 for anon). Dispatches a Celery task,</w:t>
-      </w:r>
-    </w:p>
-    <w:p>
-      <w:pPr>
-        <w:spacing w:after="0" w:before="0" w:line="240" w:lineRule="auto"/>
-      </w:pPr>
-      <w:r>
-        <w:rPr>
-          <w:rFonts w:ascii="Courier New" w:cs="Courier New" w:eastAsia="Courier New" w:hAnsi="Courier New"/>
-          <w:sz w:val="24"/>
-          <w:szCs w:val="24"/>
-        </w:rPr>
-        <w:t xml:space="preserve">    saves task-&gt;owner mapping in Redis (TTL 2h), mints a</w:t>
-      </w:r>
-    </w:p>
-    <w:p>
-      <w:pPr>
-        <w:spacing w:after="0" w:before="0" w:line="240" w:lineRule="auto"/>
-      </w:pPr>
-      <w:r>
-        <w:rPr>
-          <w:rFonts w:ascii="Courier New" w:cs="Courier New" w:eastAsia="Courier New" w:hAnsi="Courier New"/>
-          <w:sz w:val="24"/>
-          <w:szCs w:val="24"/>
-        </w:rPr>
-        <w:t xml:space="preserve">    short slug for the legacy result page, returns task_id.</w:t>
-      </w:r>
-    </w:p>
-    <w:p>
-      <w:pPr>
-        <w:spacing w:after="0" w:before="0" w:line="240" w:lineRule="auto"/>
-      </w:pPr>
-      <w:r>
-        <w:rPr>
-          <w:rFonts w:ascii="Courier New" w:cs="Courier New" w:eastAsia="Courier New" w:hAnsi="Courier New"/>
-          <w:sz w:val="24"/>
-          <w:szCs w:val="24"/>
-        </w:rPr>
-        <w:t xml:space="preserve">    """</w:t>
-      </w:r>
-    </w:p>
-    <w:p>
-      <w:pPr>
-        <w:spacing w:after="0" w:before="0" w:line="240" w:lineRule="auto"/>
-      </w:pPr>
-      <w:r>
-        <w:rPr>
-          <w:rFonts w:ascii="Courier New" w:cs="Courier New" w:eastAsia="Courier New" w:hAnsi="Courier New"/>
-          <w:sz w:val="24"/>
-          <w:szCs w:val="24"/>
-        </w:rPr>
-        <w:t xml:space="preserve">    if user is None:</w:t>
-      </w:r>
-    </w:p>
-    <w:p>
-      <w:pPr>
-        <w:spacing w:after="0" w:before="0" w:line="240" w:lineRule="auto"/>
-      </w:pPr>
-      <w:r>
-        <w:rPr>
-          <w:rFonts w:ascii="Courier New" w:cs="Courier New" w:eastAsia="Courier New" w:hAnsi="Courier New"/>
-          <w:sz w:val="24"/>
-          <w:szCs w:val="24"/>
-        </w:rPr>
-        <w:t xml:space="preserve">        raise HTTPException(401, "login required")</w:t>
-      </w:r>
-    </w:p>
-    <w:p>
-      <w:pPr>
-        <w:spacing w:after="0" w:before="0" w:line="240" w:lineRule="auto"/>
-      </w:pPr>
-      <w:r>
-        <w:rPr>
-          <w:rFonts w:ascii="Courier New" w:cs="Courier New" w:eastAsia="Courier New" w:hAnsi="Courier New"/>
-          <w:sz w:val="24"/>
-          <w:szCs w:val="24"/>
-        </w:rPr>
-        <w:t xml:space="preserve">    if not USE_CELERY or not celery_app:</w:t>
-      </w:r>
-    </w:p>
-    <w:p>
-      <w:pPr>
-        <w:spacing w:after="0" w:before="0" w:line="240" w:lineRule="auto"/>
-      </w:pPr>
-      <w:r>
-        <w:rPr>
-          <w:rFonts w:ascii="Courier New" w:cs="Courier New" w:eastAsia="Courier New" w:hAnsi="Courier New"/>
-          <w:sz w:val="24"/>
-          <w:szCs w:val="24"/>
-        </w:rPr>
-        <w:t xml:space="preserve">        raise HTTPException(503, "worker not configured")</w:t>
-      </w:r>
-    </w:p>
-    <w:p>
-      <w:pPr>
-        <w:spacing w:after="0" w:before="0" w:line="240" w:lineRule="auto"/>
-      </w:pPr>
-      <w:r>
-        <w:rPr>
-          <w:rFonts w:ascii="Courier New" w:cs="Courier New" w:eastAsia="Courier New" w:hAnsi="Courier New"/>
-          <w:sz w:val="24"/>
-          <w:szCs w:val="24"/>
-        </w:rPr>
-        <w:t xml:space="preserve">    task = celery_app.send_task(</w:t>
-      </w:r>
-    </w:p>
-    <w:p>
-      <w:pPr>
-        <w:spacing w:after="0" w:before="0" w:line="240" w:lineRule="auto"/>
-      </w:pPr>
-      <w:r>
-        <w:rPr>
-          <w:rFonts w:ascii="Courier New" w:cs="Courier New" w:eastAsia="Courier New" w:hAnsi="Courier New"/>
-          <w:sz w:val="24"/>
-          <w:szCs w:val="24"/>
-        </w:rPr>
-        <w:t xml:space="preserve">        "neucast.predict",</w:t>
-      </w:r>
-    </w:p>
-    <w:p>
-      <w:pPr>
-        <w:spacing w:after="0" w:before="0" w:line="240" w:lineRule="auto"/>
-      </w:pPr>
-      <w:r>
-        <w:rPr>
-          <w:rFonts w:ascii="Courier New" w:cs="Courier New" w:eastAsia="Courier New" w:hAnsi="Courier New"/>
-          <w:sz w:val="24"/>
-          <w:szCs w:val="24"/>
-        </w:rPr>
-        <w:t xml:space="preserve">        args=[payload.ticker, payload.start_date,</w:t>
-      </w:r>
-    </w:p>
-    <w:p>
-      <w:pPr>
-        <w:spacing w:after="0" w:before="0" w:line="240" w:lineRule="auto"/>
-      </w:pPr>
-      <w:r>
-        <w:rPr>
-          <w:rFonts w:ascii="Courier New" w:cs="Courier New" w:eastAsia="Courier New" w:hAnsi="Courier New"/>
-          <w:sz w:val="24"/>
-          <w:szCs w:val="24"/>
-        </w:rPr>
-        <w:t xml:space="preserve">              payload.end_date, payload.days_ahead],</w:t>
-      </w:r>
-    </w:p>
-    <w:p>
-      <w:pPr>
-        <w:spacing w:after="0" w:before="0" w:line="240" w:lineRule="auto"/>
-      </w:pPr>
-      <w:r>
-        <w:rPr>
-          <w:rFonts w:ascii="Courier New" w:cs="Courier New" w:eastAsia="Courier New" w:hAnsi="Courier New"/>
-          <w:sz w:val="24"/>
-          <w:szCs w:val="24"/>
-        </w:rPr>
-        <w:t xml:space="preserve">        kwargs={"user_id": int(user.id),</w:t>
-      </w:r>
-    </w:p>
-    <w:p>
-      <w:pPr>
-        <w:spacing w:after="0" w:before="0" w:line="240" w:lineRule="auto"/>
-      </w:pPr>
-      <w:r>
-        <w:rPr>
-          <w:rFonts w:ascii="Courier New" w:cs="Courier New" w:eastAsia="Courier New" w:hAnsi="Courier New"/>
-          <w:sz w:val="24"/>
-          <w:szCs w:val="24"/>
-        </w:rPr>
-        <w:t xml:space="preserve">                "use_foundation": bool(payload.use_foundation)},</w:t>
-      </w:r>
-    </w:p>
-    <w:p>
-      <w:pPr>
-        <w:spacing w:after="0" w:before="0" w:line="240" w:lineRule="auto"/>
-      </w:pPr>
-      <w:r>
-        <w:rPr>
-          <w:rFonts w:ascii="Courier New" w:cs="Courier New" w:eastAsia="Courier New" w:hAnsi="Courier New"/>
-          <w:sz w:val="24"/>
-          <w:szCs w:val="24"/>
-        </w:rPr>
-        <w:t xml:space="preserve">        serializer="json",</w:t>
-      </w:r>
-    </w:p>
-    <w:p>
-      <w:pPr>
-        <w:spacing w:after="0" w:before="0" w:line="240" w:lineRule="auto"/>
-      </w:pPr>
-      <w:r>
-        <w:rPr>
-          <w:rFonts w:ascii="Courier New" w:cs="Courier New" w:eastAsia="Courier New" w:hAnsi="Courier New"/>
-          <w:sz w:val="24"/>
-          <w:szCs w:val="24"/>
-        </w:rPr>
-        <w:t xml:space="preserve">    )</w:t>
-      </w:r>
-    </w:p>
-    <w:p>
-      <w:pPr>
-        <w:spacing w:after="0" w:before="0" w:line="240" w:lineRule="auto"/>
-      </w:pPr>
-      <w:r>
-        <w:rPr>
-          <w:rFonts w:ascii="Courier New" w:cs="Courier New" w:eastAsia="Courier New" w:hAnsi="Courier New"/>
-          <w:sz w:val="24"/>
-          <w:szCs w:val="24"/>
-        </w:rPr>
-        <w:t xml:space="preserve">    try:</w:t>
-      </w:r>
-    </w:p>
-    <w:p>
-      <w:pPr>
-        <w:spacing w:after="0" w:before="0" w:line="240" w:lineRule="auto"/>
-      </w:pPr>
-      <w:r>
-        <w:rPr>
-          <w:rFonts w:ascii="Courier New" w:cs="Courier New" w:eastAsia="Courier New" w:hAnsi="Courier New"/>
-          <w:sz w:val="24"/>
-          <w:szCs w:val="24"/>
-        </w:rPr>
-        <w:t xml:space="preserve">        _save_task_owner(task.id, int(user.id), ttl=7200)</w:t>
-      </w:r>
-    </w:p>
-    <w:p>
-      <w:pPr>
-        <w:spacing w:after="0" w:before="0" w:line="240" w:lineRule="auto"/>
-      </w:pPr>
-      <w:r>
-        <w:rPr>
-          <w:rFonts w:ascii="Courier New" w:cs="Courier New" w:eastAsia="Courier New" w:hAnsi="Courier New"/>
-          <w:sz w:val="24"/>
-          <w:szCs w:val="24"/>
-        </w:rPr>
-        <w:t xml:space="preserve">    except Exception:</w:t>
-      </w:r>
-    </w:p>
-    <w:p>
-      <w:pPr>
-        <w:spacing w:after="0" w:before="0" w:line="240" w:lineRule="auto"/>
-      </w:pPr>
-      <w:r>
-        <w:rPr>
-          <w:rFonts w:ascii="Courier New" w:cs="Courier New" w:eastAsia="Courier New" w:hAnsi="Courier New"/>
-          <w:sz w:val="24"/>
-          <w:szCs w:val="24"/>
-        </w:rPr>
-        <w:t xml:space="preserve">        pass</w:t>
-      </w:r>
-    </w:p>
-    <w:p>
-      <w:pPr>
-        <w:spacing w:after="0" w:before="0" w:line="240" w:lineRule="auto"/>
-      </w:pPr>
-      <w:r>
-        <w:rPr>
-          <w:rFonts w:ascii="Courier New" w:cs="Courier New" w:eastAsia="Courier New" w:hAnsi="Courier New"/>
-          <w:sz w:val="24"/>
-          <w:szCs w:val="24"/>
-        </w:rPr>
-        <w:t xml:space="preserve">    return {"ok": True, "task_id": task.id}</w:t>
       </w:r>
     </w:p>
     <w:sectPr>
